--- a/LSPB UM.docx
+++ b/LSPB UM.docx
@@ -534,7 +534,25 @@
                 <w:rPr>
                   <w:lang w:val="en-US"/>
                 </w:rPr>
-                <w:t>LSPB version 3.6 beta</w:t>
+                <w:t>LSPB version 4.</w:t>
+              </w:r>
+            </w:ins>
+            <w:ins w:id="7" w:author="Pascal Heude" w:date="2026-08-30T15:33:00Z">
+              <w:r>
+                <w:rPr>
+                  <w:lang w:val="en-US"/>
+                </w:rPr>
+                <w:t>2</w:t>
+              </w:r>
+            </w:ins>
+            <w:bookmarkStart w:id="8" w:name="_GoBack"/>
+            <w:bookmarkEnd w:id="8"/>
+            <w:ins w:id="9" w:author="Pascal Heude" w:date="2026-07-29T22:32:00Z">
+              <w:r>
+                <w:rPr>
+                  <w:lang w:val="en-US"/>
+                </w:rPr>
+                <w:t xml:space="preserve"> beta</w:t>
               </w:r>
             </w:ins>
           </w:p>
@@ -542,11 +560,11 @@
             <w:pPr>
               <w:spacing w:after="200" w:line="276" w:lineRule="auto"/>
               <w:rPr>
-                <w:ins w:id="7" w:author="Pascal Heude" w:date="2026-07-29T22:32:00Z"/>
+                <w:ins w:id="10" w:author="Pascal Heude" w:date="2026-07-29T22:32:00Z"/>
                 <w:lang w:val="en-US"/>
               </w:rPr>
             </w:pPr>
-            <w:ins w:id="8" w:author="Pascal Heude" w:date="2026-07-29T22:32:00Z">
+            <w:ins w:id="11" w:author="Pascal Heude" w:date="2026-07-29T22:32:00Z">
               <w:r>
                 <w:rPr>
                   <w:lang w:val="en-US"/>
@@ -1200,13 +1218,24 @@
         </w:rPr>
         <w:fldChar w:fldCharType="separate"/>
       </w:r>
-      <w:r>
-        <w:rPr>
-          <w:noProof/>
-          <w:lang w:val="en-US"/>
-        </w:rPr>
-        <w:t>5</w:t>
-      </w:r>
+      <w:ins w:id="12" w:author="Pascal Heude" w:date="2026-08-30T15:34:00Z">
+        <w:r>
+          <w:rPr>
+            <w:noProof/>
+            <w:lang w:val="en-US"/>
+          </w:rPr>
+          <w:t>6</w:t>
+        </w:r>
+      </w:ins>
+      <w:del w:id="13" w:author="Pascal Heude" w:date="2026-08-30T15:34:00Z">
+        <w:r>
+          <w:rPr>
+            <w:noProof/>
+            <w:lang w:val="en-US"/>
+          </w:rPr>
+          <w:delText>5</w:delText>
+        </w:r>
+      </w:del>
       <w:r>
         <w:rPr>
           <w:noProof/>
@@ -1282,13 +1311,24 @@
         </w:rPr>
         <w:fldChar w:fldCharType="separate"/>
       </w:r>
-      <w:r>
-        <w:rPr>
-          <w:noProof/>
-          <w:lang w:val="en-US"/>
-        </w:rPr>
-        <w:t>5</w:t>
-      </w:r>
+      <w:ins w:id="14" w:author="Pascal Heude" w:date="2026-08-30T15:34:00Z">
+        <w:r>
+          <w:rPr>
+            <w:noProof/>
+            <w:lang w:val="en-US"/>
+          </w:rPr>
+          <w:t>6</w:t>
+        </w:r>
+      </w:ins>
+      <w:del w:id="15" w:author="Pascal Heude" w:date="2026-08-30T15:34:00Z">
+        <w:r>
+          <w:rPr>
+            <w:noProof/>
+            <w:lang w:val="en-US"/>
+          </w:rPr>
+          <w:delText>5</w:delText>
+        </w:r>
+      </w:del>
       <w:r>
         <w:rPr>
           <w:noProof/>
@@ -1676,12 +1716,22 @@
         </w:rPr>
         <w:fldChar w:fldCharType="separate"/>
       </w:r>
-      <w:r>
-        <w:rPr>
-          <w:noProof/>
-        </w:rPr>
-        <w:t>10</w:t>
-      </w:r>
+      <w:ins w:id="16" w:author="Pascal Heude" w:date="2026-08-30T15:34:00Z">
+        <w:r>
+          <w:rPr>
+            <w:noProof/>
+          </w:rPr>
+          <w:t>11</w:t>
+        </w:r>
+      </w:ins>
+      <w:del w:id="17" w:author="Pascal Heude" w:date="2026-08-30T15:34:00Z">
+        <w:r>
+          <w:rPr>
+            <w:noProof/>
+          </w:rPr>
+          <w:delText>10</w:delText>
+        </w:r>
+      </w:del>
       <w:r>
         <w:rPr>
           <w:noProof/>
@@ -1749,12 +1799,22 @@
         </w:rPr>
         <w:fldChar w:fldCharType="separate"/>
       </w:r>
-      <w:r>
-        <w:rPr>
-          <w:noProof/>
-        </w:rPr>
-        <w:t>10</w:t>
-      </w:r>
+      <w:ins w:id="18" w:author="Pascal Heude" w:date="2026-08-30T15:34:00Z">
+        <w:r>
+          <w:rPr>
+            <w:noProof/>
+          </w:rPr>
+          <w:t>11</w:t>
+        </w:r>
+      </w:ins>
+      <w:del w:id="19" w:author="Pascal Heude" w:date="2026-08-30T15:34:00Z">
+        <w:r>
+          <w:rPr>
+            <w:noProof/>
+          </w:rPr>
+          <w:delText>10</w:delText>
+        </w:r>
+      </w:del>
       <w:r>
         <w:rPr>
           <w:noProof/>
@@ -1968,12 +2028,22 @@
         </w:rPr>
         <w:fldChar w:fldCharType="separate"/>
       </w:r>
-      <w:r>
-        <w:rPr>
-          <w:noProof/>
-        </w:rPr>
-        <w:t>11</w:t>
-      </w:r>
+      <w:ins w:id="20" w:author="Pascal Heude" w:date="2026-08-30T15:34:00Z">
+        <w:r>
+          <w:rPr>
+            <w:noProof/>
+          </w:rPr>
+          <w:t>12</w:t>
+        </w:r>
+      </w:ins>
+      <w:del w:id="21" w:author="Pascal Heude" w:date="2026-08-30T15:34:00Z">
+        <w:r>
+          <w:rPr>
+            <w:noProof/>
+          </w:rPr>
+          <w:delText>11</w:delText>
+        </w:r>
+      </w:del>
       <w:r>
         <w:rPr>
           <w:noProof/>
@@ -2041,12 +2111,22 @@
         </w:rPr>
         <w:fldChar w:fldCharType="separate"/>
       </w:r>
-      <w:r>
-        <w:rPr>
-          <w:noProof/>
-        </w:rPr>
-        <w:t>11</w:t>
-      </w:r>
+      <w:ins w:id="22" w:author="Pascal Heude" w:date="2026-08-30T15:34:00Z">
+        <w:r>
+          <w:rPr>
+            <w:noProof/>
+          </w:rPr>
+          <w:t>12</w:t>
+        </w:r>
+      </w:ins>
+      <w:del w:id="23" w:author="Pascal Heude" w:date="2026-08-30T15:34:00Z">
+        <w:r>
+          <w:rPr>
+            <w:noProof/>
+          </w:rPr>
+          <w:delText>11</w:delText>
+        </w:r>
+      </w:del>
       <w:r>
         <w:rPr>
           <w:noProof/>
@@ -2187,12 +2267,22 @@
         </w:rPr>
         <w:fldChar w:fldCharType="separate"/>
       </w:r>
-      <w:r>
-        <w:rPr>
-          <w:noProof/>
-        </w:rPr>
-        <w:t>12</w:t>
-      </w:r>
+      <w:ins w:id="24" w:author="Pascal Heude" w:date="2026-08-30T15:34:00Z">
+        <w:r>
+          <w:rPr>
+            <w:noProof/>
+          </w:rPr>
+          <w:t>13</w:t>
+        </w:r>
+      </w:ins>
+      <w:del w:id="25" w:author="Pascal Heude" w:date="2026-08-30T15:34:00Z">
+        <w:r>
+          <w:rPr>
+            <w:noProof/>
+          </w:rPr>
+          <w:delText>12</w:delText>
+        </w:r>
+      </w:del>
       <w:r>
         <w:rPr>
           <w:noProof/>
@@ -2333,12 +2423,22 @@
         </w:rPr>
         <w:fldChar w:fldCharType="separate"/>
       </w:r>
-      <w:r>
-        <w:rPr>
-          <w:noProof/>
-        </w:rPr>
-        <w:t>13</w:t>
-      </w:r>
+      <w:ins w:id="26" w:author="Pascal Heude" w:date="2026-08-30T15:34:00Z">
+        <w:r>
+          <w:rPr>
+            <w:noProof/>
+          </w:rPr>
+          <w:t>14</w:t>
+        </w:r>
+      </w:ins>
+      <w:del w:id="27" w:author="Pascal Heude" w:date="2026-08-30T15:34:00Z">
+        <w:r>
+          <w:rPr>
+            <w:noProof/>
+          </w:rPr>
+          <w:delText>13</w:delText>
+        </w:r>
+      </w:del>
       <w:r>
         <w:rPr>
           <w:noProof/>
@@ -2406,12 +2506,22 @@
         </w:rPr>
         <w:fldChar w:fldCharType="separate"/>
       </w:r>
-      <w:r>
-        <w:rPr>
-          <w:noProof/>
-        </w:rPr>
-        <w:t>13</w:t>
-      </w:r>
+      <w:ins w:id="28" w:author="Pascal Heude" w:date="2026-08-30T15:34:00Z">
+        <w:r>
+          <w:rPr>
+            <w:noProof/>
+          </w:rPr>
+          <w:t>14</w:t>
+        </w:r>
+      </w:ins>
+      <w:del w:id="29" w:author="Pascal Heude" w:date="2026-08-30T15:34:00Z">
+        <w:r>
+          <w:rPr>
+            <w:noProof/>
+          </w:rPr>
+          <w:delText>13</w:delText>
+        </w:r>
+      </w:del>
       <w:r>
         <w:rPr>
           <w:noProof/>
@@ -2479,12 +2589,22 @@
         </w:rPr>
         <w:fldChar w:fldCharType="separate"/>
       </w:r>
-      <w:r>
-        <w:rPr>
-          <w:noProof/>
-        </w:rPr>
-        <w:t>13</w:t>
-      </w:r>
+      <w:ins w:id="30" w:author="Pascal Heude" w:date="2026-08-30T15:34:00Z">
+        <w:r>
+          <w:rPr>
+            <w:noProof/>
+          </w:rPr>
+          <w:t>14</w:t>
+        </w:r>
+      </w:ins>
+      <w:del w:id="31" w:author="Pascal Heude" w:date="2026-08-30T15:34:00Z">
+        <w:r>
+          <w:rPr>
+            <w:noProof/>
+          </w:rPr>
+          <w:delText>13</w:delText>
+        </w:r>
+      </w:del>
       <w:r>
         <w:rPr>
           <w:noProof/>
@@ -2552,12 +2672,22 @@
         </w:rPr>
         <w:fldChar w:fldCharType="separate"/>
       </w:r>
-      <w:r>
-        <w:rPr>
-          <w:noProof/>
-        </w:rPr>
-        <w:t>14</w:t>
-      </w:r>
+      <w:ins w:id="32" w:author="Pascal Heude" w:date="2026-08-30T15:34:00Z">
+        <w:r>
+          <w:rPr>
+            <w:noProof/>
+          </w:rPr>
+          <w:t>15</w:t>
+        </w:r>
+      </w:ins>
+      <w:del w:id="33" w:author="Pascal Heude" w:date="2026-08-30T15:34:00Z">
+        <w:r>
+          <w:rPr>
+            <w:noProof/>
+          </w:rPr>
+          <w:delText>14</w:delText>
+        </w:r>
+      </w:del>
       <w:r>
         <w:rPr>
           <w:noProof/>
@@ -2625,12 +2755,22 @@
         </w:rPr>
         <w:fldChar w:fldCharType="separate"/>
       </w:r>
-      <w:r>
-        <w:rPr>
-          <w:noProof/>
-        </w:rPr>
-        <w:t>14</w:t>
-      </w:r>
+      <w:ins w:id="34" w:author="Pascal Heude" w:date="2026-08-30T15:34:00Z">
+        <w:r>
+          <w:rPr>
+            <w:noProof/>
+          </w:rPr>
+          <w:t>15</w:t>
+        </w:r>
+      </w:ins>
+      <w:del w:id="35" w:author="Pascal Heude" w:date="2026-08-30T15:34:00Z">
+        <w:r>
+          <w:rPr>
+            <w:noProof/>
+          </w:rPr>
+          <w:delText>14</w:delText>
+        </w:r>
+      </w:del>
       <w:r>
         <w:rPr>
           <w:noProof/>
@@ -2699,12 +2839,22 @@
         </w:rPr>
         <w:fldChar w:fldCharType="separate"/>
       </w:r>
-      <w:r>
-        <w:rPr>
-          <w:noProof/>
-        </w:rPr>
-        <w:t>14</w:t>
-      </w:r>
+      <w:ins w:id="36" w:author="Pascal Heude" w:date="2026-08-30T15:34:00Z">
+        <w:r>
+          <w:rPr>
+            <w:noProof/>
+          </w:rPr>
+          <w:t>15</w:t>
+        </w:r>
+      </w:ins>
+      <w:del w:id="37" w:author="Pascal Heude" w:date="2026-08-30T15:34:00Z">
+        <w:r>
+          <w:rPr>
+            <w:noProof/>
+          </w:rPr>
+          <w:delText>14</w:delText>
+        </w:r>
+      </w:del>
       <w:r>
         <w:rPr>
           <w:noProof/>
@@ -2772,12 +2922,22 @@
         </w:rPr>
         <w:fldChar w:fldCharType="separate"/>
       </w:r>
-      <w:r>
-        <w:rPr>
-          <w:noProof/>
-        </w:rPr>
-        <w:t>15</w:t>
-      </w:r>
+      <w:ins w:id="38" w:author="Pascal Heude" w:date="2026-08-30T15:34:00Z">
+        <w:r>
+          <w:rPr>
+            <w:noProof/>
+          </w:rPr>
+          <w:t>16</w:t>
+        </w:r>
+      </w:ins>
+      <w:del w:id="39" w:author="Pascal Heude" w:date="2026-08-30T15:34:00Z">
+        <w:r>
+          <w:rPr>
+            <w:noProof/>
+          </w:rPr>
+          <w:delText>15</w:delText>
+        </w:r>
+      </w:del>
       <w:r>
         <w:rPr>
           <w:noProof/>
@@ -2845,12 +3005,22 @@
         </w:rPr>
         <w:fldChar w:fldCharType="separate"/>
       </w:r>
-      <w:r>
-        <w:rPr>
-          <w:noProof/>
-        </w:rPr>
-        <w:t>15</w:t>
-      </w:r>
+      <w:ins w:id="40" w:author="Pascal Heude" w:date="2026-08-30T15:34:00Z">
+        <w:r>
+          <w:rPr>
+            <w:noProof/>
+          </w:rPr>
+          <w:t>16</w:t>
+        </w:r>
+      </w:ins>
+      <w:del w:id="41" w:author="Pascal Heude" w:date="2026-08-30T15:34:00Z">
+        <w:r>
+          <w:rPr>
+            <w:noProof/>
+          </w:rPr>
+          <w:delText>15</w:delText>
+        </w:r>
+      </w:del>
       <w:r>
         <w:rPr>
           <w:noProof/>
@@ -2918,12 +3088,22 @@
         </w:rPr>
         <w:fldChar w:fldCharType="separate"/>
       </w:r>
-      <w:r>
-        <w:rPr>
-          <w:noProof/>
-        </w:rPr>
-        <w:t>15</w:t>
-      </w:r>
+      <w:ins w:id="42" w:author="Pascal Heude" w:date="2026-08-30T15:34:00Z">
+        <w:r>
+          <w:rPr>
+            <w:noProof/>
+          </w:rPr>
+          <w:t>16</w:t>
+        </w:r>
+      </w:ins>
+      <w:del w:id="43" w:author="Pascal Heude" w:date="2026-08-30T15:34:00Z">
+        <w:r>
+          <w:rPr>
+            <w:noProof/>
+          </w:rPr>
+          <w:delText>15</w:delText>
+        </w:r>
+      </w:del>
       <w:r>
         <w:rPr>
           <w:noProof/>
@@ -3001,13 +3181,24 @@
         </w:rPr>
         <w:fldChar w:fldCharType="separate"/>
       </w:r>
-      <w:r>
-        <w:rPr>
-          <w:noProof/>
-          <w:lang w:val="en-US"/>
-        </w:rPr>
-        <w:t>15</w:t>
-      </w:r>
+      <w:ins w:id="44" w:author="Pascal Heude" w:date="2026-08-30T15:34:00Z">
+        <w:r>
+          <w:rPr>
+            <w:noProof/>
+            <w:lang w:val="en-US"/>
+          </w:rPr>
+          <w:t>16</w:t>
+        </w:r>
+      </w:ins>
+      <w:del w:id="45" w:author="Pascal Heude" w:date="2026-08-30T15:34:00Z">
+        <w:r>
+          <w:rPr>
+            <w:noProof/>
+            <w:lang w:val="en-US"/>
+          </w:rPr>
+          <w:delText>15</w:delText>
+        </w:r>
+      </w:del>
       <w:r>
         <w:rPr>
           <w:noProof/>
@@ -3083,13 +3274,24 @@
         </w:rPr>
         <w:fldChar w:fldCharType="separate"/>
       </w:r>
-      <w:r>
-        <w:rPr>
-          <w:noProof/>
-          <w:lang w:val="en-US"/>
-        </w:rPr>
-        <w:t>15</w:t>
-      </w:r>
+      <w:ins w:id="46" w:author="Pascal Heude" w:date="2026-08-30T15:34:00Z">
+        <w:r>
+          <w:rPr>
+            <w:noProof/>
+            <w:lang w:val="en-US"/>
+          </w:rPr>
+          <w:t>16</w:t>
+        </w:r>
+      </w:ins>
+      <w:del w:id="47" w:author="Pascal Heude" w:date="2026-08-30T15:34:00Z">
+        <w:r>
+          <w:rPr>
+            <w:noProof/>
+            <w:lang w:val="en-US"/>
+          </w:rPr>
+          <w:delText>15</w:delText>
+        </w:r>
+      </w:del>
       <w:r>
         <w:rPr>
           <w:noProof/>
@@ -3165,13 +3367,24 @@
         </w:rPr>
         <w:fldChar w:fldCharType="separate"/>
       </w:r>
-      <w:r>
-        <w:rPr>
-          <w:noProof/>
-          <w:lang w:val="en-US"/>
-        </w:rPr>
-        <w:t>15</w:t>
-      </w:r>
+      <w:ins w:id="48" w:author="Pascal Heude" w:date="2026-08-30T15:34:00Z">
+        <w:r>
+          <w:rPr>
+            <w:noProof/>
+            <w:lang w:val="en-US"/>
+          </w:rPr>
+          <w:t>16</w:t>
+        </w:r>
+      </w:ins>
+      <w:del w:id="49" w:author="Pascal Heude" w:date="2026-08-30T15:34:00Z">
+        <w:r>
+          <w:rPr>
+            <w:noProof/>
+            <w:lang w:val="en-US"/>
+          </w:rPr>
+          <w:delText>15</w:delText>
+        </w:r>
+      </w:del>
       <w:r>
         <w:rPr>
           <w:noProof/>
@@ -3243,13 +3456,24 @@
         </w:rPr>
         <w:fldChar w:fldCharType="separate"/>
       </w:r>
-      <w:r>
-        <w:rPr>
-          <w:noProof/>
-          <w:lang w:val="en-US"/>
-        </w:rPr>
-        <w:t>15</w:t>
-      </w:r>
+      <w:ins w:id="50" w:author="Pascal Heude" w:date="2026-08-30T15:34:00Z">
+        <w:r>
+          <w:rPr>
+            <w:noProof/>
+            <w:lang w:val="en-US"/>
+          </w:rPr>
+          <w:t>16</w:t>
+        </w:r>
+      </w:ins>
+      <w:del w:id="51" w:author="Pascal Heude" w:date="2026-08-30T15:34:00Z">
+        <w:r>
+          <w:rPr>
+            <w:noProof/>
+            <w:lang w:val="en-US"/>
+          </w:rPr>
+          <w:delText>15</w:delText>
+        </w:r>
+      </w:del>
       <w:r>
         <w:rPr>
           <w:noProof/>
@@ -3321,13 +3545,24 @@
         </w:rPr>
         <w:fldChar w:fldCharType="separate"/>
       </w:r>
-      <w:r>
-        <w:rPr>
-          <w:noProof/>
-          <w:lang w:val="en-US"/>
-        </w:rPr>
-        <w:t>15</w:t>
-      </w:r>
+      <w:ins w:id="52" w:author="Pascal Heude" w:date="2026-08-30T15:34:00Z">
+        <w:r>
+          <w:rPr>
+            <w:noProof/>
+            <w:lang w:val="en-US"/>
+          </w:rPr>
+          <w:t>17</w:t>
+        </w:r>
+      </w:ins>
+      <w:del w:id="53" w:author="Pascal Heude" w:date="2026-08-30T15:34:00Z">
+        <w:r>
+          <w:rPr>
+            <w:noProof/>
+            <w:lang w:val="en-US"/>
+          </w:rPr>
+          <w:delText>15</w:delText>
+        </w:r>
+      </w:del>
       <w:r>
         <w:rPr>
           <w:noProof/>
@@ -3399,13 +3634,24 @@
         </w:rPr>
         <w:fldChar w:fldCharType="separate"/>
       </w:r>
-      <w:r>
-        <w:rPr>
-          <w:noProof/>
-          <w:lang w:val="en-US"/>
-        </w:rPr>
-        <w:t>15</w:t>
-      </w:r>
+      <w:ins w:id="54" w:author="Pascal Heude" w:date="2026-08-30T15:34:00Z">
+        <w:r>
+          <w:rPr>
+            <w:noProof/>
+            <w:lang w:val="en-US"/>
+          </w:rPr>
+          <w:t>17</w:t>
+        </w:r>
+      </w:ins>
+      <w:del w:id="55" w:author="Pascal Heude" w:date="2026-08-30T15:34:00Z">
+        <w:r>
+          <w:rPr>
+            <w:noProof/>
+            <w:lang w:val="en-US"/>
+          </w:rPr>
+          <w:delText>15</w:delText>
+        </w:r>
+      </w:del>
       <w:r>
         <w:rPr>
           <w:noProof/>
@@ -3477,13 +3723,24 @@
         </w:rPr>
         <w:fldChar w:fldCharType="separate"/>
       </w:r>
-      <w:r>
-        <w:rPr>
-          <w:noProof/>
-          <w:lang w:val="en-US"/>
-        </w:rPr>
-        <w:t>16</w:t>
-      </w:r>
+      <w:ins w:id="56" w:author="Pascal Heude" w:date="2026-08-30T15:34:00Z">
+        <w:r>
+          <w:rPr>
+            <w:noProof/>
+            <w:lang w:val="en-US"/>
+          </w:rPr>
+          <w:t>17</w:t>
+        </w:r>
+      </w:ins>
+      <w:del w:id="57" w:author="Pascal Heude" w:date="2026-08-30T15:34:00Z">
+        <w:r>
+          <w:rPr>
+            <w:noProof/>
+            <w:lang w:val="en-US"/>
+          </w:rPr>
+          <w:delText>16</w:delText>
+        </w:r>
+      </w:del>
       <w:r>
         <w:rPr>
           <w:noProof/>
@@ -3555,13 +3812,24 @@
         </w:rPr>
         <w:fldChar w:fldCharType="separate"/>
       </w:r>
-      <w:r>
-        <w:rPr>
-          <w:noProof/>
-          <w:lang w:val="en-US"/>
-        </w:rPr>
-        <w:t>16</w:t>
-      </w:r>
+      <w:ins w:id="58" w:author="Pascal Heude" w:date="2026-08-30T15:34:00Z">
+        <w:r>
+          <w:rPr>
+            <w:noProof/>
+            <w:lang w:val="en-US"/>
+          </w:rPr>
+          <w:t>17</w:t>
+        </w:r>
+      </w:ins>
+      <w:del w:id="59" w:author="Pascal Heude" w:date="2026-08-30T15:34:00Z">
+        <w:r>
+          <w:rPr>
+            <w:noProof/>
+            <w:lang w:val="en-US"/>
+          </w:rPr>
+          <w:delText>16</w:delText>
+        </w:r>
+      </w:del>
       <w:r>
         <w:rPr>
           <w:noProof/>
@@ -3633,13 +3901,24 @@
         </w:rPr>
         <w:fldChar w:fldCharType="separate"/>
       </w:r>
-      <w:r>
-        <w:rPr>
-          <w:noProof/>
-          <w:lang w:val="en-US"/>
-        </w:rPr>
-        <w:t>16</w:t>
-      </w:r>
+      <w:ins w:id="60" w:author="Pascal Heude" w:date="2026-08-30T15:34:00Z">
+        <w:r>
+          <w:rPr>
+            <w:noProof/>
+            <w:lang w:val="en-US"/>
+          </w:rPr>
+          <w:t>17</w:t>
+        </w:r>
+      </w:ins>
+      <w:del w:id="61" w:author="Pascal Heude" w:date="2026-08-30T15:34:00Z">
+        <w:r>
+          <w:rPr>
+            <w:noProof/>
+            <w:lang w:val="en-US"/>
+          </w:rPr>
+          <w:delText>16</w:delText>
+        </w:r>
+      </w:del>
       <w:r>
         <w:rPr>
           <w:noProof/>
@@ -3715,13 +3994,24 @@
         </w:rPr>
         <w:fldChar w:fldCharType="separate"/>
       </w:r>
-      <w:r>
-        <w:rPr>
-          <w:noProof/>
-          <w:lang w:val="en-US"/>
-        </w:rPr>
-        <w:t>16</w:t>
-      </w:r>
+      <w:ins w:id="62" w:author="Pascal Heude" w:date="2026-08-30T15:34:00Z">
+        <w:r>
+          <w:rPr>
+            <w:noProof/>
+            <w:lang w:val="en-US"/>
+          </w:rPr>
+          <w:t>17</w:t>
+        </w:r>
+      </w:ins>
+      <w:del w:id="63" w:author="Pascal Heude" w:date="2026-08-30T15:34:00Z">
+        <w:r>
+          <w:rPr>
+            <w:noProof/>
+            <w:lang w:val="en-US"/>
+          </w:rPr>
+          <w:delText>16</w:delText>
+        </w:r>
+      </w:del>
       <w:r>
         <w:rPr>
           <w:noProof/>
@@ -3793,13 +4083,24 @@
         </w:rPr>
         <w:fldChar w:fldCharType="separate"/>
       </w:r>
-      <w:r>
-        <w:rPr>
-          <w:noProof/>
-          <w:lang w:val="en-US"/>
-        </w:rPr>
-        <w:t>16</w:t>
-      </w:r>
+      <w:ins w:id="64" w:author="Pascal Heude" w:date="2026-08-30T15:34:00Z">
+        <w:r>
+          <w:rPr>
+            <w:noProof/>
+            <w:lang w:val="en-US"/>
+          </w:rPr>
+          <w:t>17</w:t>
+        </w:r>
+      </w:ins>
+      <w:del w:id="65" w:author="Pascal Heude" w:date="2026-08-30T15:34:00Z">
+        <w:r>
+          <w:rPr>
+            <w:noProof/>
+            <w:lang w:val="en-US"/>
+          </w:rPr>
+          <w:delText>16</w:delText>
+        </w:r>
+      </w:del>
       <w:r>
         <w:rPr>
           <w:noProof/>
@@ -3871,13 +4172,24 @@
         </w:rPr>
         <w:fldChar w:fldCharType="separate"/>
       </w:r>
-      <w:r>
-        <w:rPr>
-          <w:noProof/>
-          <w:lang w:val="en-US"/>
-        </w:rPr>
-        <w:t>16</w:t>
-      </w:r>
+      <w:ins w:id="66" w:author="Pascal Heude" w:date="2026-08-30T15:34:00Z">
+        <w:r>
+          <w:rPr>
+            <w:noProof/>
+            <w:lang w:val="en-US"/>
+          </w:rPr>
+          <w:t>17</w:t>
+        </w:r>
+      </w:ins>
+      <w:del w:id="67" w:author="Pascal Heude" w:date="2026-08-30T15:34:00Z">
+        <w:r>
+          <w:rPr>
+            <w:noProof/>
+            <w:lang w:val="en-US"/>
+          </w:rPr>
+          <w:delText>16</w:delText>
+        </w:r>
+      </w:del>
       <w:r>
         <w:rPr>
           <w:noProof/>
@@ -3949,13 +4261,24 @@
         </w:rPr>
         <w:fldChar w:fldCharType="separate"/>
       </w:r>
-      <w:r>
-        <w:rPr>
-          <w:noProof/>
-          <w:lang w:val="en-US"/>
-        </w:rPr>
-        <w:t>16</w:t>
-      </w:r>
+      <w:ins w:id="68" w:author="Pascal Heude" w:date="2026-08-30T15:34:00Z">
+        <w:r>
+          <w:rPr>
+            <w:noProof/>
+            <w:lang w:val="en-US"/>
+          </w:rPr>
+          <w:t>17</w:t>
+        </w:r>
+      </w:ins>
+      <w:del w:id="69" w:author="Pascal Heude" w:date="2026-08-30T15:34:00Z">
+        <w:r>
+          <w:rPr>
+            <w:noProof/>
+            <w:lang w:val="en-US"/>
+          </w:rPr>
+          <w:delText>16</w:delText>
+        </w:r>
+      </w:del>
       <w:r>
         <w:rPr>
           <w:noProof/>
@@ -4027,13 +4350,24 @@
         </w:rPr>
         <w:fldChar w:fldCharType="separate"/>
       </w:r>
-      <w:r>
-        <w:rPr>
-          <w:noProof/>
-          <w:lang w:val="en-US"/>
-        </w:rPr>
-        <w:t>16</w:t>
-      </w:r>
+      <w:ins w:id="70" w:author="Pascal Heude" w:date="2026-08-30T15:34:00Z">
+        <w:r>
+          <w:rPr>
+            <w:noProof/>
+            <w:lang w:val="en-US"/>
+          </w:rPr>
+          <w:t>17</w:t>
+        </w:r>
+      </w:ins>
+      <w:del w:id="71" w:author="Pascal Heude" w:date="2026-08-30T15:34:00Z">
+        <w:r>
+          <w:rPr>
+            <w:noProof/>
+            <w:lang w:val="en-US"/>
+          </w:rPr>
+          <w:delText>16</w:delText>
+        </w:r>
+      </w:del>
       <w:r>
         <w:rPr>
           <w:noProof/>
@@ -4105,13 +4439,24 @@
         </w:rPr>
         <w:fldChar w:fldCharType="separate"/>
       </w:r>
-      <w:r>
-        <w:rPr>
-          <w:noProof/>
-          <w:lang w:val="en-US"/>
-        </w:rPr>
-        <w:t>17</w:t>
-      </w:r>
+      <w:ins w:id="72" w:author="Pascal Heude" w:date="2026-08-30T15:34:00Z">
+        <w:r>
+          <w:rPr>
+            <w:noProof/>
+            <w:lang w:val="en-US"/>
+          </w:rPr>
+          <w:t>18</w:t>
+        </w:r>
+      </w:ins>
+      <w:del w:id="73" w:author="Pascal Heude" w:date="2026-08-30T15:34:00Z">
+        <w:r>
+          <w:rPr>
+            <w:noProof/>
+            <w:lang w:val="en-US"/>
+          </w:rPr>
+          <w:delText>17</w:delText>
+        </w:r>
+      </w:del>
       <w:r>
         <w:rPr>
           <w:noProof/>
@@ -4183,13 +4528,24 @@
         </w:rPr>
         <w:fldChar w:fldCharType="separate"/>
       </w:r>
-      <w:r>
-        <w:rPr>
-          <w:noProof/>
-          <w:lang w:val="en-US"/>
-        </w:rPr>
-        <w:t>17</w:t>
-      </w:r>
+      <w:ins w:id="74" w:author="Pascal Heude" w:date="2026-08-30T15:34:00Z">
+        <w:r>
+          <w:rPr>
+            <w:noProof/>
+            <w:lang w:val="en-US"/>
+          </w:rPr>
+          <w:t>18</w:t>
+        </w:r>
+      </w:ins>
+      <w:del w:id="75" w:author="Pascal Heude" w:date="2026-08-30T15:34:00Z">
+        <w:r>
+          <w:rPr>
+            <w:noProof/>
+            <w:lang w:val="en-US"/>
+          </w:rPr>
+          <w:delText>17</w:delText>
+        </w:r>
+      </w:del>
       <w:r>
         <w:rPr>
           <w:noProof/>
@@ -4261,13 +4617,24 @@
         </w:rPr>
         <w:fldChar w:fldCharType="separate"/>
       </w:r>
-      <w:r>
-        <w:rPr>
-          <w:noProof/>
-          <w:lang w:val="en-US"/>
-        </w:rPr>
-        <w:t>17</w:t>
-      </w:r>
+      <w:ins w:id="76" w:author="Pascal Heude" w:date="2026-08-30T15:34:00Z">
+        <w:r>
+          <w:rPr>
+            <w:noProof/>
+            <w:lang w:val="en-US"/>
+          </w:rPr>
+          <w:t>18</w:t>
+        </w:r>
+      </w:ins>
+      <w:del w:id="77" w:author="Pascal Heude" w:date="2026-08-30T15:34:00Z">
+        <w:r>
+          <w:rPr>
+            <w:noProof/>
+            <w:lang w:val="en-US"/>
+          </w:rPr>
+          <w:delText>17</w:delText>
+        </w:r>
+      </w:del>
       <w:r>
         <w:rPr>
           <w:noProof/>
@@ -4345,13 +4712,24 @@
         </w:rPr>
         <w:fldChar w:fldCharType="separate"/>
       </w:r>
-      <w:r>
-        <w:rPr>
-          <w:noProof/>
-          <w:lang w:val="en-US"/>
-        </w:rPr>
-        <w:t>17</w:t>
-      </w:r>
+      <w:ins w:id="78" w:author="Pascal Heude" w:date="2026-08-30T15:34:00Z">
+        <w:r>
+          <w:rPr>
+            <w:noProof/>
+            <w:lang w:val="en-US"/>
+          </w:rPr>
+          <w:t>18</w:t>
+        </w:r>
+      </w:ins>
+      <w:del w:id="79" w:author="Pascal Heude" w:date="2026-08-30T15:34:00Z">
+        <w:r>
+          <w:rPr>
+            <w:noProof/>
+            <w:lang w:val="en-US"/>
+          </w:rPr>
+          <w:delText>17</w:delText>
+        </w:r>
+      </w:del>
       <w:r>
         <w:rPr>
           <w:noProof/>
@@ -4427,13 +4805,24 @@
         </w:rPr>
         <w:fldChar w:fldCharType="separate"/>
       </w:r>
-      <w:r>
-        <w:rPr>
-          <w:noProof/>
-          <w:lang w:val="en-US"/>
-        </w:rPr>
-        <w:t>17</w:t>
-      </w:r>
+      <w:ins w:id="80" w:author="Pascal Heude" w:date="2026-08-30T15:34:00Z">
+        <w:r>
+          <w:rPr>
+            <w:noProof/>
+            <w:lang w:val="en-US"/>
+          </w:rPr>
+          <w:t>18</w:t>
+        </w:r>
+      </w:ins>
+      <w:del w:id="81" w:author="Pascal Heude" w:date="2026-08-30T15:34:00Z">
+        <w:r>
+          <w:rPr>
+            <w:noProof/>
+            <w:lang w:val="en-US"/>
+          </w:rPr>
+          <w:delText>17</w:delText>
+        </w:r>
+      </w:del>
       <w:r>
         <w:rPr>
           <w:noProof/>
@@ -4505,13 +4894,24 @@
         </w:rPr>
         <w:fldChar w:fldCharType="separate"/>
       </w:r>
-      <w:r>
-        <w:rPr>
-          <w:noProof/>
-          <w:lang w:val="en-US"/>
-        </w:rPr>
-        <w:t>17</w:t>
-      </w:r>
+      <w:ins w:id="82" w:author="Pascal Heude" w:date="2026-08-30T15:34:00Z">
+        <w:r>
+          <w:rPr>
+            <w:noProof/>
+            <w:lang w:val="en-US"/>
+          </w:rPr>
+          <w:t>18</w:t>
+        </w:r>
+      </w:ins>
+      <w:del w:id="83" w:author="Pascal Heude" w:date="2026-08-30T15:34:00Z">
+        <w:r>
+          <w:rPr>
+            <w:noProof/>
+            <w:lang w:val="en-US"/>
+          </w:rPr>
+          <w:delText>17</w:delText>
+        </w:r>
+      </w:del>
       <w:r>
         <w:rPr>
           <w:noProof/>
@@ -4583,13 +4983,24 @@
         </w:rPr>
         <w:fldChar w:fldCharType="separate"/>
       </w:r>
-      <w:r>
-        <w:rPr>
-          <w:noProof/>
-          <w:lang w:val="en-US"/>
-        </w:rPr>
-        <w:t>17</w:t>
-      </w:r>
+      <w:ins w:id="84" w:author="Pascal Heude" w:date="2026-08-30T15:34:00Z">
+        <w:r>
+          <w:rPr>
+            <w:noProof/>
+            <w:lang w:val="en-US"/>
+          </w:rPr>
+          <w:t>18</w:t>
+        </w:r>
+      </w:ins>
+      <w:del w:id="85" w:author="Pascal Heude" w:date="2026-08-30T15:34:00Z">
+        <w:r>
+          <w:rPr>
+            <w:noProof/>
+            <w:lang w:val="en-US"/>
+          </w:rPr>
+          <w:delText>17</w:delText>
+        </w:r>
+      </w:del>
       <w:r>
         <w:rPr>
           <w:noProof/>
@@ -4661,13 +5072,24 @@
         </w:rPr>
         <w:fldChar w:fldCharType="separate"/>
       </w:r>
-      <w:r>
-        <w:rPr>
-          <w:noProof/>
-          <w:lang w:val="en-US"/>
-        </w:rPr>
-        <w:t>17</w:t>
-      </w:r>
+      <w:ins w:id="86" w:author="Pascal Heude" w:date="2026-08-30T15:34:00Z">
+        <w:r>
+          <w:rPr>
+            <w:noProof/>
+            <w:lang w:val="en-US"/>
+          </w:rPr>
+          <w:t>19</w:t>
+        </w:r>
+      </w:ins>
+      <w:del w:id="87" w:author="Pascal Heude" w:date="2026-08-30T15:34:00Z">
+        <w:r>
+          <w:rPr>
+            <w:noProof/>
+            <w:lang w:val="en-US"/>
+          </w:rPr>
+          <w:delText>17</w:delText>
+        </w:r>
+      </w:del>
       <w:r>
         <w:rPr>
           <w:noProof/>
@@ -4717,12 +5139,12 @@
       <w:pPr>
         <w:pStyle w:val="Titre1"/>
       </w:pPr>
-      <w:bookmarkStart w:id="9" w:name="_Toc456106007"/>
+      <w:bookmarkStart w:id="88" w:name="_Toc456106007"/>
       <w:r>
         <w:lastRenderedPageBreak/>
         <w:t>INTRODUCTION</w:t>
       </w:r>
-      <w:bookmarkEnd w:id="9"/>
+      <w:bookmarkEnd w:id="88"/>
     </w:p>
     <w:p>
       <w:pPr>
@@ -4795,7 +5217,43 @@
         <w:rPr>
           <w:lang w:val="en-US"/>
         </w:rPr>
-        <w:t xml:space="preserve"> described in ref [1], [2] and [3].</w:t>
+        <w:t xml:space="preserve"> described in ref [1], [2]</w:t>
+      </w:r>
+      <w:ins w:id="89" w:author="Pascal Heude" w:date="2026-08-30T15:31:00Z">
+        <w:r>
+          <w:rPr>
+            <w:lang w:val="en-US"/>
+          </w:rPr>
+          <w:t>, [3], [4]</w:t>
+        </w:r>
+      </w:ins>
+      <w:r>
+        <w:rPr>
+          <w:lang w:val="en-US"/>
+        </w:rPr>
+        <w:t xml:space="preserve"> and [</w:t>
+      </w:r>
+      <w:ins w:id="90" w:author="Pascal Heude" w:date="2026-08-30T15:32:00Z">
+        <w:r>
+          <w:rPr>
+            <w:lang w:val="en-US"/>
+          </w:rPr>
+          <w:t>5</w:t>
+        </w:r>
+      </w:ins>
+      <w:del w:id="91" w:author="Pascal Heude" w:date="2026-08-30T15:32:00Z">
+        <w:r>
+          <w:rPr>
+            <w:lang w:val="en-US"/>
+          </w:rPr>
+          <w:delText>3</w:delText>
+        </w:r>
+      </w:del>
+      <w:r>
+        <w:rPr>
+          <w:lang w:val="en-US"/>
+        </w:rPr>
+        <w:t>].</w:t>
       </w:r>
     </w:p>
     <w:p>
@@ -4822,7 +5280,7 @@
           <w:lang w:val="en-US"/>
         </w:rPr>
       </w:pPr>
-      <w:ins w:id="10" w:author="Pascal Heude" w:date="2026-07-29T23:30:00Z">
+      <w:ins w:id="92" w:author="Pascal Heude" w:date="2026-07-29T23:30:00Z">
         <w:r>
           <w:rPr>
             <w:lang w:val="en-US"/>
@@ -4830,7 +5288,7 @@
           <w:t>26.0.1 2026-04-21</w:t>
         </w:r>
       </w:ins>
-      <w:del w:id="11" w:author="Pascal Heude" w:date="2026-07-29T23:30:00Z">
+      <w:del w:id="93" w:author="Pascal Heude" w:date="2026-07-29T23:30:00Z">
         <w:r>
           <w:rPr>
             <w:lang w:val="en-US"/>
@@ -4899,11 +5357,19 @@
           <w:lang w:val="en-US"/>
         </w:rPr>
       </w:pPr>
-      <w:r>
-        <w:rPr>
-          <w:lang w:val="en-US"/>
-        </w:rPr>
-        <w:t>java -d64 –version</w:t>
+      <w:proofErr w:type="gramStart"/>
+      <w:r>
+        <w:rPr>
+          <w:lang w:val="en-US"/>
+        </w:rPr>
+        <w:t>java</w:t>
+      </w:r>
+      <w:proofErr w:type="gramEnd"/>
+      <w:r>
+        <w:rPr>
+          <w:lang w:val="en-US"/>
+        </w:rPr>
+        <w:t xml:space="preserve"> -d64 –version</w:t>
       </w:r>
     </w:p>
     <w:p>
@@ -5009,11 +5475,11 @@
       <w:pPr>
         <w:pStyle w:val="Titre1"/>
       </w:pPr>
-      <w:bookmarkStart w:id="12" w:name="_Toc456106008"/>
+      <w:bookmarkStart w:id="94" w:name="_Toc456106008"/>
       <w:r>
         <w:t>REFERENCED DOCUMENTS</w:t>
       </w:r>
-      <w:bookmarkEnd w:id="12"/>
+      <w:bookmarkEnd w:id="94"/>
     </w:p>
     <w:p>
       <w:pPr>
@@ -5078,19 +5544,105 @@
     <w:p>
       <w:pPr>
         <w:rPr>
-          <w:lang w:val="en-US"/>
-        </w:rPr>
-      </w:pPr>
+          <w:ins w:id="95" w:author="Pascal Heude" w:date="2026-08-30T15:31:00Z"/>
+          <w:lang w:val="en-US"/>
+        </w:rPr>
+      </w:pPr>
+      <w:ins w:id="96" w:author="Pascal Heude" w:date="2026-08-30T15:31:00Z">
+        <w:r>
+          <w:rPr>
+            <w:lang w:val="en-US"/>
+          </w:rPr>
+          <w:t>[4</w:t>
+        </w:r>
+        <w:r>
+          <w:rPr>
+            <w:lang w:val="en-US"/>
+          </w:rPr>
+          <w:t>]</w:t>
+        </w:r>
+        <w:r>
+          <w:rPr>
+            <w:lang w:val="en-US"/>
+          </w:rPr>
+          <w:tab/>
+          <w:t>LOADABLE SOFTW</w:t>
+        </w:r>
+        <w:r>
+          <w:rPr>
+            <w:lang w:val="en-US"/>
+          </w:rPr>
+          <w:t>ARE STANDARDS ARINC REPORT 665-4</w:t>
+        </w:r>
+      </w:ins>
+    </w:p>
+    <w:p>
+      <w:pPr>
+        <w:rPr>
+          <w:ins w:id="97" w:author="Pascal Heude" w:date="2026-08-30T15:31:00Z"/>
+          <w:lang w:val="en-US"/>
+        </w:rPr>
+      </w:pPr>
+      <w:ins w:id="98" w:author="Pascal Heude" w:date="2026-08-30T15:31:00Z">
+        <w:r>
+          <w:rPr>
+            <w:lang w:val="en-US"/>
+          </w:rPr>
+          <w:t>[5</w:t>
+        </w:r>
+        <w:r>
+          <w:rPr>
+            <w:lang w:val="en-US"/>
+          </w:rPr>
+          <w:t>]</w:t>
+        </w:r>
+        <w:r>
+          <w:rPr>
+            <w:lang w:val="en-US"/>
+          </w:rPr>
+          <w:tab/>
+          <w:t>LOADABLE SOFTW</w:t>
+        </w:r>
+        <w:r>
+          <w:rPr>
+            <w:lang w:val="en-US"/>
+          </w:rPr>
+          <w:t>ARE STANDARDS ARINC REPORT 665-5</w:t>
+        </w:r>
+      </w:ins>
+    </w:p>
+    <w:p>
+      <w:pPr>
+        <w:rPr>
+          <w:ins w:id="99" w:author="Pascal Heude" w:date="2026-08-30T15:32:00Z"/>
+          <w:lang w:val="en-US"/>
+        </w:rPr>
+      </w:pPr>
+    </w:p>
+    <w:p>
+      <w:pPr>
+        <w:rPr>
+          <w:lang w:val="en-US"/>
+        </w:rPr>
+      </w:pPr>
+      <w:ins w:id="100" w:author="Pascal Heude" w:date="2026-08-30T15:32:00Z">
+        <w:r>
+          <w:rPr>
+            <w:lang w:val="en-US"/>
+          </w:rPr>
+          <w:t>All references are given based on ref [3] and may apply to ref [4] and [5].</w:t>
+        </w:r>
+      </w:ins>
     </w:p>
     <w:p>
       <w:pPr>
         <w:pStyle w:val="Titre1"/>
       </w:pPr>
-      <w:bookmarkStart w:id="13" w:name="_Toc456106009"/>
+      <w:bookmarkStart w:id="101" w:name="_Toc456106009"/>
       <w:r>
         <w:t>ABBREVIATIONS</w:t>
       </w:r>
-      <w:bookmarkEnd w:id="13"/>
+      <w:bookmarkEnd w:id="101"/>
     </w:p>
     <w:p>
       <w:pPr>
@@ -5272,11 +5824,11 @@
     <w:p>
       <w:pPr>
         <w:rPr>
-          <w:ins w:id="14" w:author="Pascal Heude" w:date="2026-08-01T19:18:00Z"/>
-          <w:lang w:val="en-US"/>
-        </w:rPr>
-      </w:pPr>
-      <w:ins w:id="15" w:author="Pascal Heude" w:date="2026-08-01T19:18:00Z">
+          <w:ins w:id="102" w:author="Pascal Heude" w:date="2026-08-01T19:18:00Z"/>
+          <w:lang w:val="en-US"/>
+        </w:rPr>
+      </w:pPr>
+      <w:ins w:id="103" w:author="Pascal Heude" w:date="2026-08-01T19:18:00Z">
         <w:r>
           <w:rPr>
             <w:lang w:val="en-US"/>
@@ -5322,11 +5874,19 @@
         </w:rPr>
         <w:tab/>
       </w:r>
-      <w:r>
-        <w:rPr>
-          <w:lang w:val="en-US"/>
-        </w:rPr>
-        <w:t>eXtended Markup Language</w:t>
+      <w:proofErr w:type="spellStart"/>
+      <w:r>
+        <w:rPr>
+          <w:lang w:val="en-US"/>
+        </w:rPr>
+        <w:t>eXtended</w:t>
+      </w:r>
+      <w:proofErr w:type="spellEnd"/>
+      <w:r>
+        <w:rPr>
+          <w:lang w:val="en-US"/>
+        </w:rPr>
+        <w:t xml:space="preserve"> Markup Language</w:t>
       </w:r>
     </w:p>
     <w:p>
@@ -5343,7 +5903,7 @@
           <w:lang w:val="en-US"/>
         </w:rPr>
       </w:pPr>
-      <w:bookmarkStart w:id="16" w:name="_Toc456106010"/>
+      <w:bookmarkStart w:id="104" w:name="_Toc456106010"/>
       <w:r>
         <w:rPr>
           <w:lang w:val="en-US"/>
@@ -5356,17 +5916,17 @@
         </w:rPr>
         <w:t xml:space="preserve"> AND NOTATIONS</w:t>
       </w:r>
-      <w:bookmarkEnd w:id="16"/>
+      <w:bookmarkEnd w:id="104"/>
     </w:p>
     <w:p>
       <w:pPr>
         <w:pStyle w:val="Titre2"/>
       </w:pPr>
-      <w:bookmarkStart w:id="17" w:name="_Toc456106011"/>
+      <w:bookmarkStart w:id="105" w:name="_Toc456106011"/>
       <w:r>
         <w:t>DEFINITIONS</w:t>
       </w:r>
-      <w:bookmarkEnd w:id="17"/>
+      <w:bookmarkEnd w:id="105"/>
     </w:p>
     <w:p>
       <w:pPr>
@@ -5457,22 +6017,23 @@
       <w:pPr>
         <w:pStyle w:val="Titre2"/>
       </w:pPr>
-      <w:bookmarkStart w:id="18" w:name="_Toc456106012"/>
+      <w:bookmarkStart w:id="106" w:name="_Toc456106012"/>
       <w:r>
         <w:t>NOTATIONS</w:t>
       </w:r>
-      <w:bookmarkEnd w:id="18"/>
-    </w:p>
-    <w:p>
-      <w:pPr>
-        <w:rPr>
-          <w:lang w:val="en-US"/>
-        </w:rPr>
-      </w:pPr>
-      <w:r>
-        <w:rPr>
-          <w:lang w:val="en-US"/>
-        </w:rPr>
+      <w:bookmarkEnd w:id="106"/>
+    </w:p>
+    <w:p>
+      <w:pPr>
+        <w:rPr>
+          <w:lang w:val="en-US"/>
+        </w:rPr>
+      </w:pPr>
+      <w:r>
+        <w:rPr>
+          <w:lang w:val="en-US"/>
+        </w:rPr>
+        <w:lastRenderedPageBreak/>
         <w:t>X</w:t>
       </w:r>
       <w:r>
@@ -5502,13 +6063,13 @@
           <w:lang w:val="en-US"/>
         </w:rPr>
       </w:pPr>
-      <w:ins w:id="19" w:author="Pascal Heude" w:date="2026-08-01T19:18:00Z">
+      <w:ins w:id="107" w:author="Pascal Heude" w:date="2026-08-01T19:18:00Z">
         <w:r>
           <w:rPr>
             <w:b/>
             <w:color w:val="0070C0"/>
             <w:lang w:val="en-US"/>
-            <w:rPrChange w:id="20" w:author="Pascal Heude" w:date="2026-08-01T19:22:00Z">
+            <w:rPrChange w:id="108" w:author="Pascal Heude" w:date="2026-08-01T19:22:00Z">
               <w:rPr>
                 <w:lang w:val="en-US"/>
               </w:rPr>
@@ -5517,13 +6078,13 @@
           <w:t>URQT</w:t>
         </w:r>
       </w:ins>
-      <w:ins w:id="21" w:author="Pascal Heude" w:date="2026-08-01T19:19:00Z">
+      <w:ins w:id="109" w:author="Pascal Heude" w:date="2026-08-01T19:19:00Z">
         <w:r>
           <w:rPr>
             <w:b/>
             <w:color w:val="0070C0"/>
             <w:lang w:val="en-US"/>
-            <w:rPrChange w:id="22" w:author="Pascal Heude" w:date="2026-08-01T19:22:00Z">
+            <w:rPrChange w:id="110" w:author="Pascal Heude" w:date="2026-08-01T19:22:00Z">
               <w:rPr>
                 <w:lang w:val="en-US"/>
               </w:rPr>
@@ -5532,7 +6093,7 @@
           <w:t>_XX</w:t>
         </w:r>
       </w:ins>
-      <w:ins w:id="23" w:author="Pascal Heude" w:date="2026-08-01T19:18:00Z">
+      <w:ins w:id="111" w:author="Pascal Heude" w:date="2026-08-01T19:18:00Z">
         <w:r>
           <w:rPr>
             <w:lang w:val="en-US"/>
@@ -5548,15 +6109,14 @@
           <w:lang w:val="en-US"/>
         </w:rPr>
       </w:pPr>
-      <w:bookmarkStart w:id="24" w:name="_Toc456106013"/>
-      <w:r>
-        <w:rPr>
-          <w:lang w:val="en-US"/>
-        </w:rPr>
-        <w:lastRenderedPageBreak/>
+      <w:bookmarkStart w:id="112" w:name="_Toc456106013"/>
+      <w:r>
+        <w:rPr>
+          <w:lang w:val="en-US"/>
+        </w:rPr>
         <w:t>USAGE</w:t>
       </w:r>
-      <w:bookmarkEnd w:id="24"/>
+      <w:bookmarkEnd w:id="112"/>
     </w:p>
     <w:p>
       <w:pPr>
@@ -5587,13 +6147,27 @@
         <w:rPr>
           <w:lang w:val="en-US"/>
         </w:rPr>
-        <w:t>tic generation process, like ma</w:t>
-      </w:r>
-      <w:r>
-        <w:rPr>
-          <w:lang w:val="en-US"/>
-        </w:rPr>
-        <w:t>kefile. Options are used to tune the generation process.</w:t>
+        <w:t xml:space="preserve">tic generation process, like </w:t>
+      </w:r>
+      <w:proofErr w:type="spellStart"/>
+      <w:r>
+        <w:rPr>
+          <w:lang w:val="en-US"/>
+        </w:rPr>
+        <w:t>ma</w:t>
+      </w:r>
+      <w:r>
+        <w:rPr>
+          <w:lang w:val="en-US"/>
+        </w:rPr>
+        <w:t>kefile</w:t>
+      </w:r>
+      <w:proofErr w:type="spellEnd"/>
+      <w:r>
+        <w:rPr>
+          <w:lang w:val="en-US"/>
+        </w:rPr>
+        <w:t>. Options are used to tune the generation process.</w:t>
       </w:r>
     </w:p>
     <w:p>
@@ -5620,15 +6194,20 @@
       <w:pPr>
         <w:pStyle w:val="Titre2"/>
       </w:pPr>
-      <w:bookmarkStart w:id="25" w:name="_Toc456106014"/>
+      <w:bookmarkStart w:id="113" w:name="_Toc456106014"/>
       <w:r>
         <w:t>Command line</w:t>
       </w:r>
-      <w:bookmarkEnd w:id="25"/>
-    </w:p>
-    <w:p>
-      <w:r>
-        <w:t>java –jar LSPB.jar &lt;XML configuration file&gt;</w:t>
+      <w:bookmarkEnd w:id="113"/>
+    </w:p>
+    <w:p>
+      <w:proofErr w:type="gramStart"/>
+      <w:r>
+        <w:t>java</w:t>
+      </w:r>
+      <w:proofErr w:type="gramEnd"/>
+      <w:r>
+        <w:t xml:space="preserve"> –jar LSPB.jar &lt;XML configuration file&gt;</w:t>
       </w:r>
     </w:p>
     <w:p/>
@@ -5867,11 +6446,11 @@
       <w:pPr>
         <w:pStyle w:val="Titre2"/>
       </w:pPr>
-      <w:bookmarkStart w:id="26" w:name="_Toc456106015"/>
+      <w:bookmarkStart w:id="114" w:name="_Toc456106015"/>
       <w:r>
         <w:t>GUI</w:t>
       </w:r>
-      <w:bookmarkEnd w:id="26"/>
+      <w:bookmarkEnd w:id="114"/>
     </w:p>
     <w:p>
       <w:pPr>
@@ -5880,7 +6459,7 @@
           <w:lang w:val="en-US"/>
         </w:rPr>
       </w:pPr>
-      <w:bookmarkStart w:id="27" w:name="_Toc456106016"/>
+      <w:bookmarkStart w:id="115" w:name="_Toc456106016"/>
       <w:r>
         <w:rPr>
           <w:lang w:val="en-US"/>
@@ -5899,9 +6478,14 @@
         <w:pStyle w:val="Titre3"/>
       </w:pPr>
       <w:r>
-        <w:t>Main window</w:t>
-      </w:r>
-      <w:bookmarkEnd w:id="27"/>
+        <w:t xml:space="preserve">Main </w:t>
+      </w:r>
+      <w:proofErr w:type="spellStart"/>
+      <w:r>
+        <w:t>window</w:t>
+      </w:r>
+      <w:bookmarkEnd w:id="115"/>
+      <w:proofErr w:type="spellEnd"/>
     </w:p>
     <w:p>
       <w:pPr>
@@ -5953,6 +6537,7 @@
           <w:noProof/>
           <w:lang w:val="en-US" w:eastAsia="fr-FR"/>
         </w:rPr>
+        <w:lastRenderedPageBreak/>
         <w:t xml:space="preserve"> </w:t>
       </w:r>
       <w:r>
@@ -6014,7 +6599,6 @@
         <w:rPr>
           <w:lang w:val="en-US"/>
         </w:rPr>
-        <w:lastRenderedPageBreak/>
         <w:t xml:space="preserve">The first thing to do will be to open a configuration file. To do so, </w:t>
       </w:r>
       <w:r>
@@ -6158,6 +6742,7 @@
           <w:noProof/>
           <w:lang w:eastAsia="fr-FR"/>
         </w:rPr>
+        <w:lastRenderedPageBreak/>
         <w:drawing>
           <wp:inline distT="0" distB="0" distL="0" distR="0" wp14:anchorId="19603792" wp14:editId="1B408ED8">
             <wp:extent cx="5972810" cy="3319145"/>
@@ -6234,7 +6819,6 @@
           <w:noProof/>
           <w:lang w:eastAsia="fr-FR"/>
         </w:rPr>
-        <w:lastRenderedPageBreak/>
         <w:drawing>
           <wp:inline distT="0" distB="0" distL="0" distR="0" wp14:anchorId="05A5680E" wp14:editId="35958ABF">
             <wp:extent cx="5972810" cy="3319145"/>
@@ -6311,6 +6895,7 @@
           <w:noProof/>
           <w:lang w:eastAsia="fr-FR"/>
         </w:rPr>
+        <w:lastRenderedPageBreak/>
         <w:drawing>
           <wp:inline distT="0" distB="0" distL="0" distR="0" wp14:anchorId="40CC97DA" wp14:editId="03EA52ED">
             <wp:extent cx="5972810" cy="3789680"/>
@@ -6464,14 +7049,14 @@
           <w:lang w:val="en-US"/>
         </w:rPr>
       </w:pPr>
-      <w:bookmarkStart w:id="28" w:name="_Toc456106017"/>
+      <w:bookmarkStart w:id="116" w:name="_Toc456106017"/>
       <w:r>
         <w:rPr>
           <w:lang w:val="en-US"/>
         </w:rPr>
         <w:t>Configuration file</w:t>
       </w:r>
-      <w:bookmarkEnd w:id="28"/>
+      <w:bookmarkEnd w:id="116"/>
     </w:p>
     <w:p>
       <w:pPr>
@@ -6492,13 +7077,13 @@
           <w:lang w:val="en-US"/>
         </w:rPr>
       </w:pPr>
-      <w:ins w:id="29" w:author="Pascal Heude" w:date="2026-08-01T19:22:00Z">
+      <w:ins w:id="117" w:author="Pascal Heude" w:date="2026-08-01T19:22:00Z">
         <w:r>
           <w:rPr>
             <w:b/>
             <w:color w:val="0070C0"/>
             <w:lang w:val="en-US"/>
-            <w:rPrChange w:id="30" w:author="Pascal Heude" w:date="2026-08-01T19:22:00Z">
+            <w:rPrChange w:id="118" w:author="Pascal Heude" w:date="2026-08-01T19:22:00Z">
               <w:rPr>
                 <w:lang w:val="en-US"/>
               </w:rPr>
@@ -6513,7 +7098,7 @@
           <w:t xml:space="preserve">: </w:t>
         </w:r>
       </w:ins>
-      <w:del w:id="31" w:author="Pascal Heude" w:date="2026-08-01T19:22:00Z">
+      <w:del w:id="119" w:author="Pascal Heude" w:date="2026-08-01T19:22:00Z">
         <w:r>
           <w:rPr>
             <w:lang w:val="en-US"/>
@@ -6521,7 +7106,7 @@
           <w:delText xml:space="preserve"> </w:delText>
         </w:r>
       </w:del>
-      <w:del w:id="32" w:author="Pascal Heude" w:date="2026-08-03T17:57:00Z">
+      <w:del w:id="120" w:author="Pascal Heude" w:date="2026-08-03T17:57:00Z">
         <w:r>
           <w:rPr>
             <w:lang w:val="en-US"/>
@@ -6529,7 +7114,7 @@
           <w:delText>T</w:delText>
         </w:r>
       </w:del>
-      <w:ins w:id="33" w:author="Pascal Heude" w:date="2026-08-03T17:57:00Z">
+      <w:ins w:id="121" w:author="Pascal Heude" w:date="2026-08-03T17:57:00Z">
         <w:r>
           <w:rPr>
             <w:lang w:val="en-US"/>
@@ -6574,10 +7159,10 @@
             <v:path o:extrusionok="f" gradientshapeok="t" o:connecttype="rect"/>
             <o:lock v:ext="edit" aspectratio="t"/>
           </v:shapetype>
-          <v:shape id="_x0000_i1025" type="#_x0000_t75" style="width:77pt;height:50pt" o:ole="">
+          <v:shape id="_x0000_i1025" type="#_x0000_t75" style="width:77pt;height:49.85pt" o:ole="">
             <v:imagedata r:id="rId14" o:title=""/>
           </v:shape>
-          <o:OLEObject Type="Embed" ProgID="Package" ShapeID="_x0000_i1025" DrawAspect="Icon" ObjectID="_1848997695" r:id="rId15"/>
+          <o:OLEObject Type="Embed" ProgID="Package" ShapeID="_x0000_i1025" DrawAspect="Icon" ObjectID="_1849609238" r:id="rId15"/>
         </w:object>
       </w:r>
     </w:p>
@@ -6587,24 +7172,40 @@
           <w:lang w:val="en-US"/>
         </w:rPr>
       </w:pPr>
-      <w:r>
-        <w:rPr>
-          <w:lang w:val="en-US"/>
-        </w:rPr>
-        <w:t>&lt;?xml version="1.0" encoding="iso-8859-1" standalone="no" ?&gt;</w:t>
-      </w:r>
-    </w:p>
-    <w:p>
-      <w:pPr>
-        <w:rPr>
-          <w:lang w:val="en-US"/>
-        </w:rPr>
-      </w:pPr>
-      <w:r>
-        <w:rPr>
-          <w:lang w:val="en-US"/>
-        </w:rPr>
-        <w:t>&lt;!DOCTYPE ARINC665_CONFIGURATION_FILE SYSTEM "LSPB.dtd"&gt;</w:t>
+      <w:proofErr w:type="gramStart"/>
+      <w:r>
+        <w:rPr>
+          <w:lang w:val="en-US"/>
+        </w:rPr>
+        <w:t>&lt;?xml</w:t>
+      </w:r>
+      <w:proofErr w:type="gramEnd"/>
+      <w:r>
+        <w:rPr>
+          <w:lang w:val="en-US"/>
+        </w:rPr>
+        <w:t xml:space="preserve"> version="1.0" encoding="iso-8859-1" standalone="no" ?&gt;</w:t>
+      </w:r>
+    </w:p>
+    <w:p>
+      <w:pPr>
+        <w:rPr>
+          <w:lang w:val="en-US"/>
+        </w:rPr>
+      </w:pPr>
+      <w:proofErr w:type="gramStart"/>
+      <w:r>
+        <w:rPr>
+          <w:lang w:val="en-US"/>
+        </w:rPr>
+        <w:t>&lt;!DOCTYPE</w:t>
+      </w:r>
+      <w:proofErr w:type="gramEnd"/>
+      <w:r>
+        <w:rPr>
+          <w:lang w:val="en-US"/>
+        </w:rPr>
+        <w:t xml:space="preserve"> ARINC665_CONFIGURATION_FILE SYSTEM "LSPB.dtd"&gt;</w:t>
       </w:r>
     </w:p>
     <w:p>
@@ -6896,11 +7497,19 @@
         </w:rPr>
         <w:t xml:space="preserve">LOAD </w:t>
       </w:r>
-      <w:r>
-        <w:rPr>
-          <w:lang w:val="en-US"/>
-        </w:rPr>
-        <w:t>integrity_check="X</w:t>
+      <w:proofErr w:type="spellStart"/>
+      <w:r>
+        <w:rPr>
+          <w:lang w:val="en-US"/>
+        </w:rPr>
+        <w:t>integrity_check</w:t>
+      </w:r>
+      <w:proofErr w:type="spellEnd"/>
+      <w:r>
+        <w:rPr>
+          <w:lang w:val="en-US"/>
+        </w:rPr>
+        <w:t>="X</w:t>
       </w:r>
       <w:r>
         <w:rPr>
@@ -7020,12 +7629,14 @@
         </w:rPr>
         <w:t xml:space="preserve">INPUT_FILE </w:t>
       </w:r>
+      <w:proofErr w:type="spellStart"/>
       <w:r>
         <w:rPr>
           <w:lang w:val="en-US"/>
         </w:rPr>
         <w:t>integrity_check</w:t>
       </w:r>
+      <w:proofErr w:type="spellEnd"/>
       <w:r>
         <w:rPr>
           <w:lang w:val="en-US"/>
@@ -7215,11 +7826,19 @@
         </w:rPr>
         <w:t xml:space="preserve">SUPPORT_FILE_LIST </w:t>
       </w:r>
-      <w:r>
-        <w:rPr>
-          <w:lang w:val="en-US"/>
-        </w:rPr>
-        <w:t>integrity_check="</w:t>
+      <w:proofErr w:type="spellStart"/>
+      <w:r>
+        <w:rPr>
+          <w:lang w:val="en-US"/>
+        </w:rPr>
+        <w:t>integrity_check</w:t>
+      </w:r>
+      <w:proofErr w:type="spellEnd"/>
+      <w:r>
+        <w:rPr>
+          <w:lang w:val="en-US"/>
+        </w:rPr>
+        <w:t>="</w:t>
       </w:r>
       <w:r>
         <w:rPr>
@@ -7599,13 +8218,13 @@
           <w:lang w:val="en-US"/>
         </w:rPr>
       </w:pPr>
-      <w:ins w:id="34" w:author="Pascal Heude" w:date="2026-08-01T19:23:00Z">
+      <w:ins w:id="122" w:author="Pascal Heude" w:date="2026-08-01T19:23:00Z">
         <w:r>
           <w:rPr>
             <w:b/>
             <w:color w:val="0070C0"/>
             <w:lang w:val="en-US"/>
-            <w:rPrChange w:id="35" w:author="Pascal Heude" w:date="2026-08-01T19:24:00Z">
+            <w:rPrChange w:id="123" w:author="Pascal Heude" w:date="2026-08-01T19:24:00Z">
               <w:rPr>
                 <w:lang w:val="en-US"/>
               </w:rPr>
@@ -7620,7 +8239,7 @@
           <w:t xml:space="preserve">: </w:t>
         </w:r>
       </w:ins>
-      <w:del w:id="36" w:author="Pascal Heude" w:date="2026-08-03T17:57:00Z">
+      <w:del w:id="124" w:author="Pascal Heude" w:date="2026-08-03T17:57:00Z">
         <w:r>
           <w:rPr>
             <w:lang w:val="en-US"/>
@@ -7628,7 +8247,7 @@
           <w:delText>A</w:delText>
         </w:r>
       </w:del>
-      <w:ins w:id="37" w:author="Pascal Heude" w:date="2026-08-03T17:57:00Z">
+      <w:ins w:id="125" w:author="Pascal Heude" w:date="2026-08-03T17:57:00Z">
         <w:r>
           <w:rPr>
             <w:lang w:val="en-US"/>
@@ -8276,6 +8895,7 @@
                 <w:lang w:val="en-US"/>
               </w:rPr>
             </w:pPr>
+            <w:proofErr w:type="spellStart"/>
             <w:r>
               <w:rPr>
                 <w:sz w:val="18"/>
@@ -8283,6 +8903,7 @@
               </w:rPr>
               <w:t>integrity_check</w:t>
             </w:r>
+            <w:proofErr w:type="spellEnd"/>
           </w:p>
         </w:tc>
         <w:tc>
@@ -8537,12 +9158,21 @@
                 <w:lang w:val="en-US"/>
               </w:rPr>
             </w:pPr>
+            <w:proofErr w:type="spellStart"/>
             <w:r>
               <w:rPr>
                 <w:sz w:val="18"/>
                 <w:lang w:val="en-US"/>
               </w:rPr>
-              <w:t>integrity_check, padding</w:t>
+              <w:t>integrity_check</w:t>
+            </w:r>
+            <w:proofErr w:type="spellEnd"/>
+            <w:r>
+              <w:rPr>
+                <w:sz w:val="18"/>
+                <w:lang w:val="en-US"/>
+              </w:rPr>
+              <w:t>, padding</w:t>
             </w:r>
           </w:p>
         </w:tc>
@@ -8760,12 +9390,21 @@
                 <w:lang w:val="en-US"/>
               </w:rPr>
             </w:pPr>
+            <w:proofErr w:type="spellStart"/>
             <w:r>
               <w:rPr>
                 <w:sz w:val="18"/>
                 <w:lang w:val="en-US"/>
               </w:rPr>
-              <w:t>integrity_check, number</w:t>
+              <w:t>integrity_check</w:t>
+            </w:r>
+            <w:proofErr w:type="spellEnd"/>
+            <w:r>
+              <w:rPr>
+                <w:sz w:val="18"/>
+                <w:lang w:val="en-US"/>
+              </w:rPr>
+              <w:t>, number</w:t>
             </w:r>
           </w:p>
         </w:tc>
@@ -9235,44 +9874,45 @@
       <w:pPr>
         <w:pStyle w:val="Titre3"/>
       </w:pPr>
-      <w:bookmarkStart w:id="38" w:name="_Tag_ARINC665_CONFIGURATION_FILE"/>
-      <w:bookmarkStart w:id="39" w:name="_Toc456106018"/>
-      <w:bookmarkEnd w:id="38"/>
+      <w:bookmarkStart w:id="126" w:name="_Tag_ARINC665_CONFIGURATION_FILE"/>
+      <w:bookmarkStart w:id="127" w:name="_Toc456106018"/>
+      <w:bookmarkEnd w:id="126"/>
       <w:r>
         <w:t xml:space="preserve">Tag </w:t>
       </w:r>
       <w:r>
         <w:t>ARINC665_CONFIGURATION_FILE</w:t>
       </w:r>
-      <w:bookmarkEnd w:id="39"/>
-    </w:p>
-    <w:p>
-      <w:pPr>
-        <w:rPr>
-          <w:lang w:val="en-US"/>
-        </w:rPr>
-      </w:pPr>
-      <w:r>
-        <w:rPr>
-          <w:lang w:val="en-US"/>
-        </w:rPr>
+      <w:bookmarkEnd w:id="127"/>
+    </w:p>
+    <w:p>
+      <w:pPr>
+        <w:rPr>
+          <w:lang w:val="en-US"/>
+        </w:rPr>
+      </w:pPr>
+      <w:r>
+        <w:rPr>
+          <w:lang w:val="en-US"/>
+        </w:rPr>
+        <w:lastRenderedPageBreak/>
         <w:t>This is the main tag of the configuration file.</w:t>
       </w:r>
     </w:p>
     <w:p>
       <w:pPr>
         <w:rPr>
-          <w:moveTo w:id="40" w:author="Pascal Heude" w:date="2026-08-01T19:24:00Z"/>
-          <w:lang w:val="en-US"/>
-        </w:rPr>
-      </w:pPr>
-      <w:ins w:id="41" w:author="Pascal Heude" w:date="2026-08-01T19:24:00Z">
+          <w:moveTo w:id="128" w:author="Pascal Heude" w:date="2026-08-01T19:24:00Z"/>
+          <w:lang w:val="en-US"/>
+        </w:rPr>
+      </w:pPr>
+      <w:ins w:id="129" w:author="Pascal Heude" w:date="2026-08-01T19:24:00Z">
         <w:r>
           <w:rPr>
             <w:b/>
             <w:color w:val="0070C0"/>
             <w:lang w:val="en-US"/>
-            <w:rPrChange w:id="42" w:author="Pascal Heude" w:date="2026-08-01T19:25:00Z">
+            <w:rPrChange w:id="130" w:author="Pascal Heude" w:date="2026-08-01T19:25:00Z">
               <w:rPr>
                 <w:lang w:val="en-US"/>
               </w:rPr>
@@ -9281,13 +9921,13 @@
           <w:t>URQT</w:t>
         </w:r>
       </w:ins>
-      <w:ins w:id="43" w:author="Pascal Heude" w:date="2026-08-01T19:25:00Z">
+      <w:ins w:id="131" w:author="Pascal Heude" w:date="2026-08-01T19:25:00Z">
         <w:r>
           <w:rPr>
             <w:b/>
             <w:color w:val="0070C0"/>
             <w:lang w:val="en-US"/>
-            <w:rPrChange w:id="44" w:author="Pascal Heude" w:date="2026-08-01T19:25:00Z">
+            <w:rPrChange w:id="132" w:author="Pascal Heude" w:date="2026-08-01T19:25:00Z">
               <w:rPr>
                 <w:lang w:val="en-US"/>
               </w:rPr>
@@ -9302,9 +9942,9 @@
           <w:t xml:space="preserve">: </w:t>
         </w:r>
       </w:ins>
-      <w:moveToRangeStart w:id="45" w:author="Pascal Heude" w:date="2026-08-01T19:24:00Z" w:name="move236504710"/>
-      <w:moveTo w:id="46" w:author="Pascal Heude" w:date="2026-08-01T19:24:00Z">
-        <w:del w:id="47" w:author="Pascal Heude" w:date="2026-08-03T17:57:00Z">
+      <w:moveToRangeStart w:id="133" w:author="Pascal Heude" w:date="2026-08-01T19:24:00Z" w:name="move236504710"/>
+      <w:moveTo w:id="134" w:author="Pascal Heude" w:date="2026-08-01T19:24:00Z">
+        <w:del w:id="135" w:author="Pascal Heude" w:date="2026-08-03T17:57:00Z">
           <w:r>
             <w:rPr>
               <w:lang w:val="en-US"/>
@@ -9313,7 +9953,7 @@
           </w:r>
         </w:del>
       </w:moveTo>
-      <w:ins w:id="48" w:author="Pascal Heude" w:date="2026-08-03T17:57:00Z">
+      <w:ins w:id="136" w:author="Pascal Heude" w:date="2026-08-03T17:57:00Z">
         <w:r>
           <w:rPr>
             <w:lang w:val="en-US"/>
@@ -9321,14 +9961,14 @@
           <w:t>t</w:t>
         </w:r>
       </w:ins>
-      <w:moveTo w:id="49" w:author="Pascal Heude" w:date="2026-08-01T19:24:00Z">
+      <w:moveTo w:id="137" w:author="Pascal Heude" w:date="2026-08-01T19:24:00Z">
         <w:r>
           <w:rPr>
             <w:lang w:val="en-US"/>
           </w:rPr>
           <w:t xml:space="preserve">his tag </w:t>
         </w:r>
-        <w:del w:id="50" w:author="Pascal Heude" w:date="2026-08-01T19:25:00Z">
+        <w:del w:id="138" w:author="Pascal Heude" w:date="2026-08-01T19:25:00Z">
           <w:r>
             <w:rPr>
               <w:lang w:val="en-US"/>
@@ -9337,7 +9977,7 @@
           </w:r>
         </w:del>
       </w:moveTo>
-      <w:ins w:id="51" w:author="Pascal Heude" w:date="2026-08-01T19:25:00Z">
+      <w:ins w:id="139" w:author="Pascal Heude" w:date="2026-08-01T19:25:00Z">
         <w:r>
           <w:rPr>
             <w:lang w:val="en-US"/>
@@ -9345,7 +9985,7 @@
           <w:t>shall be</w:t>
         </w:r>
       </w:ins>
-      <w:moveTo w:id="52" w:author="Pascal Heude" w:date="2026-08-01T19:24:00Z">
+      <w:moveTo w:id="140" w:author="Pascal Heude" w:date="2026-08-01T19:24:00Z">
         <w:r>
           <w:rPr>
             <w:lang w:val="en-US"/>
@@ -9354,20 +9994,20 @@
         </w:r>
       </w:moveTo>
     </w:p>
-    <w:moveToRangeEnd w:id="45"/>
-    <w:p>
-      <w:pPr>
-        <w:rPr>
-          <w:lang w:val="en-US"/>
-        </w:rPr>
-      </w:pPr>
-      <w:ins w:id="53" w:author="Pascal Heude" w:date="2026-08-01T19:25:00Z">
+    <w:moveToRangeEnd w:id="133"/>
+    <w:p>
+      <w:pPr>
+        <w:rPr>
+          <w:lang w:val="en-US"/>
+        </w:rPr>
+      </w:pPr>
+      <w:ins w:id="141" w:author="Pascal Heude" w:date="2026-08-01T19:25:00Z">
         <w:r>
           <w:rPr>
             <w:b/>
             <w:color w:val="0070C0"/>
             <w:lang w:val="en-US"/>
-            <w:rPrChange w:id="54" w:author="Pascal Heude" w:date="2026-08-01T19:25:00Z">
+            <w:rPrChange w:id="142" w:author="Pascal Heude" w:date="2026-08-01T19:25:00Z">
               <w:rPr>
                 <w:lang w:val="en-US"/>
               </w:rPr>
@@ -9382,7 +10022,7 @@
           <w:t xml:space="preserve">: </w:t>
         </w:r>
       </w:ins>
-      <w:del w:id="55" w:author="Pascal Heude" w:date="2026-08-03T17:57:00Z">
+      <w:del w:id="143" w:author="Pascal Heude" w:date="2026-08-03T17:57:00Z">
         <w:r>
           <w:rPr>
             <w:lang w:val="en-US"/>
@@ -9390,7 +10030,7 @@
           <w:delText>T</w:delText>
         </w:r>
       </w:del>
-      <w:ins w:id="56" w:author="Pascal Heude" w:date="2026-08-03T17:57:00Z">
+      <w:ins w:id="144" w:author="Pascal Heude" w:date="2026-08-03T17:57:00Z">
         <w:r>
           <w:rPr>
             <w:lang w:val="en-US"/>
@@ -9510,12 +10150,12 @@
     <w:p>
       <w:pPr>
         <w:rPr>
-          <w:moveFrom w:id="57" w:author="Pascal Heude" w:date="2026-08-01T19:24:00Z"/>
-          <w:lang w:val="en-US"/>
-        </w:rPr>
-      </w:pPr>
-      <w:moveFromRangeStart w:id="58" w:author="Pascal Heude" w:date="2026-08-01T19:24:00Z" w:name="move236504710"/>
-      <w:moveFrom w:id="59" w:author="Pascal Heude" w:date="2026-08-01T19:24:00Z">
+          <w:moveFrom w:id="145" w:author="Pascal Heude" w:date="2026-08-01T19:24:00Z"/>
+          <w:lang w:val="en-US"/>
+        </w:rPr>
+      </w:pPr>
+      <w:moveFromRangeStart w:id="146" w:author="Pascal Heude" w:date="2026-08-01T19:24:00Z" w:name="move236504710"/>
+      <w:moveFrom w:id="147" w:author="Pascal Heude" w:date="2026-08-01T19:24:00Z">
         <w:r>
           <w:rPr>
             <w:lang w:val="en-US"/>
@@ -9524,7 +10164,7 @@
         </w:r>
       </w:moveFrom>
     </w:p>
-    <w:moveFromRangeEnd w:id="58"/>
+    <w:moveFromRangeEnd w:id="146"/>
     <w:p>
       <w:pPr>
         <w:rPr>
@@ -9582,7 +10222,7 @@
         </w:rPr>
         <w:t>10</w:t>
       </w:r>
-      <w:ins w:id="60" w:author="Pascal Heude" w:date="2026-08-10T23:28:00Z">
+      <w:ins w:id="148" w:author="Pascal Heude" w:date="2026-08-10T23:28:00Z">
         <w:r>
           <w:rPr>
             <w:lang w:val="en-US"/>
@@ -9597,6 +10237,27 @@
           <w:t>10</w:t>
         </w:r>
       </w:ins>
+      <w:ins w:id="149" w:author="Pascal Heude" w:date="2026-08-30T15:27:00Z">
+        <w:r>
+          <w:rPr>
+            <w:lang w:val="en-US"/>
+          </w:rPr>
+          <w:t xml:space="preserve"> or </w:t>
+        </w:r>
+        <w:r>
+          <w:rPr>
+            <w:lang w:val="en-US"/>
+          </w:rPr>
+          <w:t>5</w:t>
+        </w:r>
+        <w:r>
+          <w:rPr>
+            <w:vertAlign w:val="subscript"/>
+            <w:lang w:val="en-US"/>
+          </w:rPr>
+          <w:t>10</w:t>
+        </w:r>
+      </w:ins>
       <w:r>
         <w:rPr>
           <w:lang w:val="en-US"/>
@@ -9726,16 +10387,16 @@
           <w:lang w:val="en-US"/>
         </w:rPr>
       </w:pPr>
-      <w:bookmarkStart w:id="61" w:name="_Tag_KEY"/>
-      <w:bookmarkStart w:id="62" w:name="_Toc456106019"/>
-      <w:bookmarkEnd w:id="61"/>
+      <w:bookmarkStart w:id="150" w:name="_Tag_KEY"/>
+      <w:bookmarkStart w:id="151" w:name="_Toc456106019"/>
+      <w:bookmarkEnd w:id="150"/>
       <w:r>
         <w:rPr>
           <w:lang w:val="en-US"/>
         </w:rPr>
         <w:t>Tag KEY</w:t>
       </w:r>
-      <w:bookmarkEnd w:id="62"/>
+      <w:bookmarkEnd w:id="151"/>
     </w:p>
     <w:p>
       <w:pPr>
@@ -9768,13 +10429,13 @@
           <w:lang w:val="en-US"/>
         </w:rPr>
       </w:pPr>
-      <w:ins w:id="63" w:author="Pascal Heude" w:date="2026-08-01T19:26:00Z">
+      <w:ins w:id="152" w:author="Pascal Heude" w:date="2026-08-01T19:26:00Z">
         <w:r>
           <w:rPr>
             <w:b/>
             <w:color w:val="0070C0"/>
             <w:lang w:val="en-US"/>
-            <w:rPrChange w:id="64" w:author="Pascal Heude" w:date="2026-08-01T19:26:00Z">
+            <w:rPrChange w:id="153" w:author="Pascal Heude" w:date="2026-08-01T19:26:00Z">
               <w:rPr>
                 <w:lang w:val="en-US"/>
               </w:rPr>
@@ -9789,7 +10450,7 @@
           <w:t xml:space="preserve">: </w:t>
         </w:r>
       </w:ins>
-      <w:del w:id="65" w:author="Pascal Heude" w:date="2026-08-03T17:57:00Z">
+      <w:del w:id="154" w:author="Pascal Heude" w:date="2026-08-03T17:57:00Z">
         <w:r>
           <w:rPr>
             <w:lang w:val="en-US"/>
@@ -9797,7 +10458,7 @@
           <w:delText>T</w:delText>
         </w:r>
       </w:del>
-      <w:ins w:id="66" w:author="Pascal Heude" w:date="2026-08-03T17:57:00Z">
+      <w:ins w:id="155" w:author="Pascal Heude" w:date="2026-08-03T17:57:00Z">
         <w:r>
           <w:rPr>
             <w:lang w:val="en-US"/>
@@ -9968,13 +10629,13 @@
       <w:pPr>
         <w:pStyle w:val="Titre3"/>
       </w:pPr>
-      <w:bookmarkStart w:id="67" w:name="_Tag_BATCH"/>
-      <w:bookmarkStart w:id="68" w:name="_Toc456106020"/>
-      <w:bookmarkEnd w:id="67"/>
+      <w:bookmarkStart w:id="156" w:name="_Tag_BATCH"/>
+      <w:bookmarkStart w:id="157" w:name="_Toc456106020"/>
+      <w:bookmarkEnd w:id="156"/>
       <w:r>
         <w:t>Tag BATCH</w:t>
       </w:r>
-      <w:bookmarkEnd w:id="68"/>
+      <w:bookmarkEnd w:id="157"/>
     </w:p>
     <w:p>
       <w:pPr>
@@ -10007,29 +10668,28 @@
           <w:lang w:val="en-US"/>
         </w:rPr>
       </w:pPr>
-      <w:ins w:id="69" w:author="Pascal Heude" w:date="2026-08-01T19:29:00Z">
+      <w:ins w:id="158" w:author="Pascal Heude" w:date="2026-08-01T19:29:00Z">
         <w:r>
           <w:rPr>
             <w:b/>
             <w:color w:val="0070C0"/>
             <w:lang w:val="en-US"/>
-            <w:rPrChange w:id="70" w:author="Pascal Heude" w:date="2026-08-01T19:30:00Z">
+            <w:rPrChange w:id="159" w:author="Pascal Heude" w:date="2026-08-01T19:30:00Z">
               <w:rPr>
                 <w:lang w:val="en-US"/>
               </w:rPr>
             </w:rPrChange>
           </w:rPr>
-          <w:lastRenderedPageBreak/>
           <w:t>URQT_</w:t>
         </w:r>
       </w:ins>
-      <w:ins w:id="71" w:author="Pascal Heude" w:date="2026-08-01T19:30:00Z">
+      <w:ins w:id="160" w:author="Pascal Heude" w:date="2026-08-01T19:30:00Z">
         <w:r>
           <w:rPr>
             <w:b/>
             <w:color w:val="0070C0"/>
             <w:lang w:val="en-US"/>
-            <w:rPrChange w:id="72" w:author="Pascal Heude" w:date="2026-08-01T19:30:00Z">
+            <w:rPrChange w:id="161" w:author="Pascal Heude" w:date="2026-08-01T19:30:00Z">
               <w:rPr>
                 <w:lang w:val="en-US"/>
               </w:rPr>
@@ -10052,7 +10712,7 @@
           <w:t xml:space="preserve">: </w:t>
         </w:r>
       </w:ins>
-      <w:del w:id="73" w:author="Pascal Heude" w:date="2026-08-03T17:57:00Z">
+      <w:del w:id="162" w:author="Pascal Heude" w:date="2026-08-03T17:57:00Z">
         <w:r>
           <w:rPr>
             <w:lang w:val="en-US"/>
@@ -10060,7 +10720,7 @@
           <w:delText>T</w:delText>
         </w:r>
       </w:del>
-      <w:ins w:id="74" w:author="Pascal Heude" w:date="2026-08-03T17:57:00Z">
+      <w:ins w:id="163" w:author="Pascal Heude" w:date="2026-08-03T17:57:00Z">
         <w:r>
           <w:rPr>
             <w:lang w:val="en-US"/>
@@ -10282,13 +10942,13 @@
       <w:pPr>
         <w:pStyle w:val="Titre3"/>
       </w:pPr>
-      <w:bookmarkStart w:id="75" w:name="_Tag_CODE"/>
-      <w:bookmarkStart w:id="76" w:name="_Toc456106021"/>
-      <w:bookmarkEnd w:id="75"/>
+      <w:bookmarkStart w:id="164" w:name="_Tag_CODE"/>
+      <w:bookmarkStart w:id="165" w:name="_Toc456106021"/>
+      <w:bookmarkEnd w:id="164"/>
       <w:r>
         <w:t>Tag CODE</w:t>
       </w:r>
-      <w:bookmarkEnd w:id="76"/>
+      <w:bookmarkEnd w:id="165"/>
     </w:p>
     <w:p>
       <w:pPr>
@@ -10306,12 +10966,12 @@
     <w:p>
       <w:pPr>
         <w:rPr>
-          <w:moveFrom w:id="77" w:author="Pascal Heude" w:date="2026-08-01T19:35:00Z"/>
-          <w:lang w:val="en-US"/>
-        </w:rPr>
-      </w:pPr>
-      <w:moveFromRangeStart w:id="78" w:author="Pascal Heude" w:date="2026-08-01T19:35:00Z" w:name="move236505319"/>
-      <w:moveFrom w:id="79" w:author="Pascal Heude" w:date="2026-08-01T19:35:00Z">
+          <w:moveFrom w:id="166" w:author="Pascal Heude" w:date="2026-08-01T19:35:00Z"/>
+          <w:lang w:val="en-US"/>
+        </w:rPr>
+      </w:pPr>
+      <w:moveFromRangeStart w:id="167" w:author="Pascal Heude" w:date="2026-08-01T19:35:00Z" w:name="move236505319"/>
+      <w:moveFrom w:id="168" w:author="Pascal Heude" w:date="2026-08-01T19:35:00Z">
         <w:r>
           <w:rPr>
             <w:lang w:val="en-US"/>
@@ -10344,20 +11004,20 @@
         </w:r>
       </w:moveFrom>
     </w:p>
-    <w:moveFromRangeEnd w:id="78"/>
-    <w:p>
-      <w:pPr>
-        <w:rPr>
-          <w:lang w:val="en-US"/>
-        </w:rPr>
-      </w:pPr>
-      <w:ins w:id="80" w:author="Pascal Heude" w:date="2026-08-01T19:35:00Z">
+    <w:moveFromRangeEnd w:id="167"/>
+    <w:p>
+      <w:pPr>
+        <w:rPr>
+          <w:lang w:val="en-US"/>
+        </w:rPr>
+      </w:pPr>
+      <w:ins w:id="169" w:author="Pascal Heude" w:date="2026-08-01T19:35:00Z">
         <w:r>
           <w:rPr>
             <w:b/>
             <w:color w:val="0070C0"/>
             <w:lang w:val="en-US"/>
-            <w:rPrChange w:id="81" w:author="Pascal Heude" w:date="2026-08-01T19:35:00Z">
+            <w:rPrChange w:id="170" w:author="Pascal Heude" w:date="2026-08-01T19:35:00Z">
               <w:rPr>
                 <w:lang w:val="en-US"/>
               </w:rPr>
@@ -10372,7 +11032,7 @@
           <w:t xml:space="preserve">: </w:t>
         </w:r>
       </w:ins>
-      <w:del w:id="82" w:author="Pascal Heude" w:date="2026-08-03T17:56:00Z">
+      <w:del w:id="171" w:author="Pascal Heude" w:date="2026-08-03T17:56:00Z">
         <w:r>
           <w:rPr>
             <w:lang w:val="en-US"/>
@@ -10380,7 +11040,7 @@
           <w:delText>T</w:delText>
         </w:r>
       </w:del>
-      <w:ins w:id="83" w:author="Pascal Heude" w:date="2026-08-03T17:56:00Z">
+      <w:ins w:id="172" w:author="Pascal Heude" w:date="2026-08-03T17:56:00Z">
         <w:r>
           <w:rPr>
             <w:lang w:val="en-US"/>
@@ -10394,7 +11054,7 @@
         </w:rPr>
         <w:t xml:space="preserve">his tag </w:t>
       </w:r>
-      <w:ins w:id="84" w:author="Pascal Heude" w:date="2026-08-01T19:35:00Z">
+      <w:ins w:id="173" w:author="Pascal Heude" w:date="2026-08-01T19:35:00Z">
         <w:r>
           <w:rPr>
             <w:lang w:val="en-US"/>
@@ -10402,7 +11062,7 @@
           <w:t xml:space="preserve">shall be </w:t>
         </w:r>
       </w:ins>
-      <w:del w:id="85" w:author="Pascal Heude" w:date="2026-08-01T19:35:00Z">
+      <w:del w:id="174" w:author="Pascal Heude" w:date="2026-08-01T19:35:00Z">
         <w:r>
           <w:rPr>
             <w:lang w:val="en-US"/>
@@ -10420,17 +11080,17 @@
     <w:p>
       <w:pPr>
         <w:rPr>
-          <w:moveTo w:id="86" w:author="Pascal Heude" w:date="2026-08-01T19:35:00Z"/>
-          <w:lang w:val="en-US"/>
-        </w:rPr>
-      </w:pPr>
-      <w:ins w:id="87" w:author="Pascal Heude" w:date="2026-08-01T19:35:00Z">
+          <w:moveTo w:id="175" w:author="Pascal Heude" w:date="2026-08-01T19:35:00Z"/>
+          <w:lang w:val="en-US"/>
+        </w:rPr>
+      </w:pPr>
+      <w:ins w:id="176" w:author="Pascal Heude" w:date="2026-08-01T19:35:00Z">
         <w:r>
           <w:rPr>
             <w:b/>
             <w:color w:val="0070C0"/>
             <w:lang w:val="en-US"/>
-            <w:rPrChange w:id="88" w:author="Pascal Heude" w:date="2026-08-01T19:35:00Z">
+            <w:rPrChange w:id="177" w:author="Pascal Heude" w:date="2026-08-01T19:35:00Z">
               <w:rPr>
                 <w:lang w:val="en-US"/>
               </w:rPr>
@@ -10445,9 +11105,9 @@
           <w:t xml:space="preserve">: </w:t>
         </w:r>
       </w:ins>
-      <w:moveToRangeStart w:id="89" w:author="Pascal Heude" w:date="2026-08-01T19:35:00Z" w:name="move236505319"/>
-      <w:moveTo w:id="90" w:author="Pascal Heude" w:date="2026-08-01T19:35:00Z">
-        <w:del w:id="91" w:author="Pascal Heude" w:date="2026-08-03T17:56:00Z">
+      <w:moveToRangeStart w:id="178" w:author="Pascal Heude" w:date="2026-08-01T19:35:00Z" w:name="move236505319"/>
+      <w:moveTo w:id="179" w:author="Pascal Heude" w:date="2026-08-01T19:35:00Z">
+        <w:del w:id="180" w:author="Pascal Heude" w:date="2026-08-03T17:56:00Z">
           <w:r>
             <w:rPr>
               <w:lang w:val="en-US"/>
@@ -10456,7 +11116,7 @@
           </w:r>
         </w:del>
       </w:moveTo>
-      <w:ins w:id="92" w:author="Pascal Heude" w:date="2026-08-03T17:56:00Z">
+      <w:ins w:id="181" w:author="Pascal Heude" w:date="2026-08-03T17:56:00Z">
         <w:r>
           <w:rPr>
             <w:lang w:val="en-US"/>
@@ -10464,7 +11124,7 @@
           <w:t>t</w:t>
         </w:r>
       </w:ins>
-      <w:moveTo w:id="93" w:author="Pascal Heude" w:date="2026-08-01T19:35:00Z">
+      <w:moveTo w:id="182" w:author="Pascal Heude" w:date="2026-08-01T19:35:00Z">
         <w:r>
           <w:rPr>
             <w:lang w:val="en-US"/>
@@ -10473,7 +11133,7 @@
         </w:r>
       </w:moveTo>
     </w:p>
-    <w:moveToRangeEnd w:id="89"/>
+    <w:moveToRangeEnd w:id="178"/>
     <w:p>
       <w:pPr>
         <w:rPr>
@@ -10531,13 +11191,13 @@
       <w:pPr>
         <w:pStyle w:val="Titre3"/>
       </w:pPr>
-      <w:bookmarkStart w:id="94" w:name="_Tag_LOAD"/>
-      <w:bookmarkStart w:id="95" w:name="_Toc456106022"/>
-      <w:bookmarkEnd w:id="94"/>
+      <w:bookmarkStart w:id="183" w:name="_Tag_LOAD"/>
+      <w:bookmarkStart w:id="184" w:name="_Toc456106022"/>
+      <w:bookmarkEnd w:id="183"/>
       <w:r>
         <w:t>Tag LOAD</w:t>
       </w:r>
-      <w:bookmarkEnd w:id="95"/>
+      <w:bookmarkEnd w:id="184"/>
     </w:p>
     <w:p>
       <w:pPr>
@@ -10555,22 +11215,23 @@
     <w:p>
       <w:pPr>
         <w:rPr>
-          <w:moveTo w:id="96" w:author="Pascal Heude" w:date="2026-08-01T19:35:00Z"/>
-          <w:lang w:val="en-US"/>
-        </w:rPr>
-      </w:pPr>
-      <w:ins w:id="97" w:author="Pascal Heude" w:date="2026-08-01T19:35:00Z">
+          <w:moveTo w:id="185" w:author="Pascal Heude" w:date="2026-08-01T19:35:00Z"/>
+          <w:lang w:val="en-US"/>
+        </w:rPr>
+      </w:pPr>
+      <w:ins w:id="186" w:author="Pascal Heude" w:date="2026-08-01T19:35:00Z">
         <w:r>
           <w:rPr>
             <w:b/>
             <w:color w:val="0070C0"/>
             <w:lang w:val="en-US"/>
-            <w:rPrChange w:id="98" w:author="Pascal Heude" w:date="2026-08-01T19:36:00Z">
+            <w:rPrChange w:id="187" w:author="Pascal Heude" w:date="2026-08-01T19:36:00Z">
               <w:rPr>
                 <w:lang w:val="en-US"/>
               </w:rPr>
             </w:rPrChange>
           </w:rPr>
+          <w:lastRenderedPageBreak/>
           <w:t>URQT_09</w:t>
         </w:r>
         <w:r>
@@ -10580,9 +11241,9 @@
           <w:t xml:space="preserve">: </w:t>
         </w:r>
       </w:ins>
-      <w:moveToRangeStart w:id="99" w:author="Pascal Heude" w:date="2026-08-01T19:35:00Z" w:name="move236505369"/>
-      <w:moveTo w:id="100" w:author="Pascal Heude" w:date="2026-08-01T19:35:00Z">
-        <w:del w:id="101" w:author="Pascal Heude" w:date="2026-08-03T17:56:00Z">
+      <w:moveToRangeStart w:id="188" w:author="Pascal Heude" w:date="2026-08-01T19:35:00Z" w:name="move236505369"/>
+      <w:moveTo w:id="189" w:author="Pascal Heude" w:date="2026-08-01T19:35:00Z">
+        <w:del w:id="190" w:author="Pascal Heude" w:date="2026-08-03T17:56:00Z">
           <w:r>
             <w:rPr>
               <w:lang w:val="en-US"/>
@@ -10591,7 +11252,7 @@
           </w:r>
         </w:del>
       </w:moveTo>
-      <w:ins w:id="102" w:author="Pascal Heude" w:date="2026-08-03T17:56:00Z">
+      <w:ins w:id="191" w:author="Pascal Heude" w:date="2026-08-03T17:56:00Z">
         <w:r>
           <w:rPr>
             <w:lang w:val="en-US"/>
@@ -10599,14 +11260,14 @@
           <w:t>t</w:t>
         </w:r>
       </w:ins>
-      <w:moveTo w:id="103" w:author="Pascal Heude" w:date="2026-08-01T19:35:00Z">
+      <w:moveTo w:id="192" w:author="Pascal Heude" w:date="2026-08-01T19:35:00Z">
         <w:r>
           <w:rPr>
             <w:lang w:val="en-US"/>
           </w:rPr>
           <w:t xml:space="preserve">his tag </w:t>
         </w:r>
-        <w:del w:id="104" w:author="Pascal Heude" w:date="2026-08-01T21:01:00Z">
+        <w:del w:id="193" w:author="Pascal Heude" w:date="2026-08-01T21:01:00Z">
           <w:r>
             <w:rPr>
               <w:lang w:val="en-US"/>
@@ -10615,7 +11276,7 @@
           </w:r>
         </w:del>
       </w:moveTo>
-      <w:ins w:id="105" w:author="Pascal Heude" w:date="2026-08-01T21:01:00Z">
+      <w:ins w:id="194" w:author="Pascal Heude" w:date="2026-08-01T21:01:00Z">
         <w:r>
           <w:rPr>
             <w:lang w:val="en-US"/>
@@ -10623,7 +11284,7 @@
           <w:t>shall be</w:t>
         </w:r>
       </w:ins>
-      <w:moveTo w:id="106" w:author="Pascal Heude" w:date="2026-08-01T19:35:00Z">
+      <w:moveTo w:id="195" w:author="Pascal Heude" w:date="2026-08-01T19:35:00Z">
         <w:r>
           <w:rPr>
             <w:lang w:val="en-US"/>
@@ -10632,20 +11293,20 @@
         </w:r>
       </w:moveTo>
     </w:p>
-    <w:moveToRangeEnd w:id="99"/>
-    <w:p>
-      <w:pPr>
-        <w:rPr>
-          <w:lang w:val="en-US"/>
-        </w:rPr>
-      </w:pPr>
-      <w:ins w:id="107" w:author="Pascal Heude" w:date="2026-08-01T19:36:00Z">
+    <w:moveToRangeEnd w:id="188"/>
+    <w:p>
+      <w:pPr>
+        <w:rPr>
+          <w:lang w:val="en-US"/>
+        </w:rPr>
+      </w:pPr>
+      <w:ins w:id="196" w:author="Pascal Heude" w:date="2026-08-01T19:36:00Z">
         <w:r>
           <w:rPr>
             <w:b/>
             <w:color w:val="0070C0"/>
             <w:lang w:val="en-US"/>
-            <w:rPrChange w:id="108" w:author="Pascal Heude" w:date="2026-08-01T19:36:00Z">
+            <w:rPrChange w:id="197" w:author="Pascal Heude" w:date="2026-08-01T19:36:00Z">
               <w:rPr>
                 <w:lang w:val="en-US"/>
               </w:rPr>
@@ -10660,7 +11321,7 @@
           <w:t xml:space="preserve">: </w:t>
         </w:r>
       </w:ins>
-      <w:del w:id="109" w:author="Pascal Heude" w:date="2026-08-03T17:56:00Z">
+      <w:del w:id="198" w:author="Pascal Heude" w:date="2026-08-03T17:56:00Z">
         <w:r>
           <w:rPr>
             <w:lang w:val="en-US"/>
@@ -10668,7 +11329,7 @@
           <w:delText>T</w:delText>
         </w:r>
       </w:del>
-      <w:ins w:id="110" w:author="Pascal Heude" w:date="2026-08-03T17:56:00Z">
+      <w:ins w:id="199" w:author="Pascal Heude" w:date="2026-08-03T17:56:00Z">
         <w:r>
           <w:rPr>
             <w:lang w:val="en-US"/>
@@ -10728,12 +11389,12 @@
     <w:p>
       <w:pPr>
         <w:rPr>
-          <w:moveFrom w:id="111" w:author="Pascal Heude" w:date="2026-08-01T19:35:00Z"/>
-          <w:lang w:val="en-US"/>
-        </w:rPr>
-      </w:pPr>
-      <w:moveFromRangeStart w:id="112" w:author="Pascal Heude" w:date="2026-08-01T19:35:00Z" w:name="move236505369"/>
-      <w:moveFrom w:id="113" w:author="Pascal Heude" w:date="2026-08-01T19:35:00Z">
+          <w:moveFrom w:id="200" w:author="Pascal Heude" w:date="2026-08-01T19:35:00Z"/>
+          <w:lang w:val="en-US"/>
+        </w:rPr>
+      </w:pPr>
+      <w:moveFromRangeStart w:id="201" w:author="Pascal Heude" w:date="2026-08-01T19:35:00Z" w:name="move236505369"/>
+      <w:moveFrom w:id="202" w:author="Pascal Heude" w:date="2026-08-01T19:35:00Z">
         <w:r>
           <w:rPr>
             <w:lang w:val="en-US"/>
@@ -10742,7 +11403,7 @@
         </w:r>
       </w:moveFrom>
     </w:p>
-    <w:moveFromRangeEnd w:id="112"/>
+    <w:moveFromRangeEnd w:id="201"/>
     <w:p>
       <w:pPr>
         <w:rPr>
@@ -10762,11 +11423,19 @@
         </w:rPr>
         <w:t xml:space="preserve">The attribute </w:t>
       </w:r>
-      <w:r>
-        <w:rPr>
-          <w:lang w:val="en-US"/>
-        </w:rPr>
-        <w:t xml:space="preserve">integrity_check </w:t>
+      <w:proofErr w:type="spellStart"/>
+      <w:r>
+        <w:rPr>
+          <w:lang w:val="en-US"/>
+        </w:rPr>
+        <w:t>integrity_check</w:t>
+      </w:r>
+      <w:proofErr w:type="spellEnd"/>
+      <w:r>
+        <w:rPr>
+          <w:lang w:val="en-US"/>
+        </w:rPr>
+        <w:t xml:space="preserve"> </w:t>
       </w:r>
       <w:r>
         <w:rPr>
@@ -10795,15 +11464,18 @@
           <w:numId w:val="22"/>
         </w:numPr>
         <w:rPr>
-          <w:lang w:val="en-US"/>
-        </w:rPr>
-      </w:pPr>
-      <w:r>
-        <w:rPr>
-          <w:lang w:val="en-US"/>
-        </w:rPr>
-        <w:t>MD5</w:t>
-      </w:r>
+          <w:ins w:id="203" w:author="Pascal Heude" w:date="2026-08-30T15:28:00Z"/>
+          <w:lang w:val="en-US"/>
+        </w:rPr>
+      </w:pPr>
+      <w:ins w:id="204" w:author="Pascal Heude" w:date="2026-08-30T15:28:00Z">
+        <w:r>
+          <w:rPr>
+            <w:lang w:val="en-US"/>
+          </w:rPr>
+          <w:t>CRC32</w:t>
+        </w:r>
+      </w:ins>
     </w:p>
     <w:p>
       <w:pPr>
@@ -10820,7 +11492,7 @@
         <w:rPr>
           <w:lang w:val="en-US"/>
         </w:rPr>
-        <w:t>SHA-1</w:t>
+        <w:t>MD5</w:t>
       </w:r>
     </w:p>
     <w:p>
@@ -10834,14 +11506,12 @@
           <w:lang w:val="en-US"/>
         </w:rPr>
       </w:pPr>
-      <w:ins w:id="114" w:author="Pascal Heude" w:date="2026-08-23T13:41:00Z">
-        <w:r>
-          <w:rPr>
-            <w:lang w:val="en-US"/>
-          </w:rPr>
-          <w:t>CRC64</w:t>
-        </w:r>
-      </w:ins>
+      <w:r>
+        <w:rPr>
+          <w:lang w:val="en-US"/>
+        </w:rPr>
+        <w:t>SHA-1</w:t>
+      </w:r>
     </w:p>
     <w:p>
       <w:pPr>
@@ -10851,6 +11521,68 @@
           <w:numId w:val="22"/>
         </w:numPr>
         <w:rPr>
+          <w:ins w:id="205" w:author="Pascal Heude" w:date="2026-08-30T15:28:00Z"/>
+          <w:lang w:val="en-US"/>
+        </w:rPr>
+      </w:pPr>
+      <w:ins w:id="206" w:author="Pascal Heude" w:date="2026-08-30T15:28:00Z">
+        <w:r>
+          <w:rPr>
+            <w:lang w:val="en-US"/>
+          </w:rPr>
+          <w:t>SHA-256</w:t>
+        </w:r>
+      </w:ins>
+    </w:p>
+    <w:p>
+      <w:pPr>
+        <w:pStyle w:val="Paragraphedeliste"/>
+        <w:numPr>
+          <w:ilvl w:val="0"/>
+          <w:numId w:val="22"/>
+        </w:numPr>
+        <w:rPr>
+          <w:ins w:id="207" w:author="Pascal Heude" w:date="2026-08-30T15:28:00Z"/>
+          <w:lang w:val="en-US"/>
+        </w:rPr>
+      </w:pPr>
+      <w:ins w:id="208" w:author="Pascal Heude" w:date="2026-08-30T15:28:00Z">
+        <w:r>
+          <w:rPr>
+            <w:lang w:val="en-US"/>
+          </w:rPr>
+          <w:t>SHA-512</w:t>
+        </w:r>
+      </w:ins>
+    </w:p>
+    <w:p>
+      <w:pPr>
+        <w:pStyle w:val="Paragraphedeliste"/>
+        <w:numPr>
+          <w:ilvl w:val="0"/>
+          <w:numId w:val="22"/>
+        </w:numPr>
+        <w:rPr>
+          <w:lang w:val="en-US"/>
+        </w:rPr>
+      </w:pPr>
+      <w:ins w:id="209" w:author="Pascal Heude" w:date="2026-08-23T13:41:00Z">
+        <w:r>
+          <w:rPr>
+            <w:lang w:val="en-US"/>
+          </w:rPr>
+          <w:t>CRC64</w:t>
+        </w:r>
+      </w:ins>
+    </w:p>
+    <w:p>
+      <w:pPr>
+        <w:pStyle w:val="Paragraphedeliste"/>
+        <w:numPr>
+          <w:ilvl w:val="0"/>
+          <w:numId w:val="22"/>
+        </w:numPr>
+        <w:rPr>
           <w:lang w:val="en-US"/>
         </w:rPr>
       </w:pPr>
@@ -10960,7 +11692,21 @@
         <w:rPr>
           <w:lang w:val="en-US"/>
         </w:rPr>
-        <w:t>&lt;LOAD integrity_check=”MD5”&gt;…&lt;/LOAD&gt;</w:t>
+        <w:t xml:space="preserve">&lt;LOAD </w:t>
+      </w:r>
+      <w:proofErr w:type="spellStart"/>
+      <w:r>
+        <w:rPr>
+          <w:lang w:val="en-US"/>
+        </w:rPr>
+        <w:t>integrity_check</w:t>
+      </w:r>
+      <w:proofErr w:type="spellEnd"/>
+      <w:r>
+        <w:rPr>
+          <w:lang w:val="en-US"/>
+        </w:rPr>
+        <w:t>=”MD5”&gt;…&lt;/LOAD&gt;</w:t>
       </w:r>
     </w:p>
     <w:p>
@@ -10977,16 +11723,16 @@
           <w:lang w:val="en-US"/>
         </w:rPr>
       </w:pPr>
-      <w:bookmarkStart w:id="115" w:name="_Tag_PART_NUMBER"/>
-      <w:bookmarkStart w:id="116" w:name="_Toc456106023"/>
-      <w:bookmarkEnd w:id="115"/>
+      <w:bookmarkStart w:id="210" w:name="_Tag_PART_NUMBER"/>
+      <w:bookmarkStart w:id="211" w:name="_Toc456106023"/>
+      <w:bookmarkEnd w:id="210"/>
       <w:r>
         <w:rPr>
           <w:lang w:val="en-US"/>
         </w:rPr>
         <w:t>Tag PART_NUMBER</w:t>
       </w:r>
-      <w:bookmarkEnd w:id="116"/>
+      <w:bookmarkEnd w:id="211"/>
     </w:p>
     <w:p>
       <w:pPr>
@@ -11061,17 +11807,17 @@
     <w:p>
       <w:pPr>
         <w:rPr>
-          <w:moveTo w:id="117" w:author="Pascal Heude" w:date="2026-08-01T19:36:00Z"/>
-          <w:lang w:val="en-US"/>
-        </w:rPr>
-      </w:pPr>
-      <w:ins w:id="118" w:author="Pascal Heude" w:date="2026-08-01T19:36:00Z">
+          <w:moveTo w:id="212" w:author="Pascal Heude" w:date="2026-08-01T19:36:00Z"/>
+          <w:lang w:val="en-US"/>
+        </w:rPr>
+      </w:pPr>
+      <w:ins w:id="213" w:author="Pascal Heude" w:date="2026-08-01T19:36:00Z">
         <w:r>
           <w:rPr>
             <w:b/>
             <w:color w:val="0070C0"/>
             <w:lang w:val="en-US"/>
-            <w:rPrChange w:id="119" w:author="Pascal Heude" w:date="2026-08-01T19:37:00Z">
+            <w:rPrChange w:id="214" w:author="Pascal Heude" w:date="2026-08-01T19:37:00Z">
               <w:rPr>
                 <w:lang w:val="en-US"/>
               </w:rPr>
@@ -11086,9 +11832,9 @@
           <w:t xml:space="preserve">: </w:t>
         </w:r>
       </w:ins>
-      <w:moveToRangeStart w:id="120" w:author="Pascal Heude" w:date="2026-08-01T19:36:00Z" w:name="move236505418"/>
-      <w:moveTo w:id="121" w:author="Pascal Heude" w:date="2026-08-01T19:36:00Z">
-        <w:del w:id="122" w:author="Pascal Heude" w:date="2026-08-03T17:56:00Z">
+      <w:moveToRangeStart w:id="215" w:author="Pascal Heude" w:date="2026-08-01T19:36:00Z" w:name="move236505418"/>
+      <w:moveTo w:id="216" w:author="Pascal Heude" w:date="2026-08-01T19:36:00Z">
+        <w:del w:id="217" w:author="Pascal Heude" w:date="2026-08-03T17:56:00Z">
           <w:r>
             <w:rPr>
               <w:lang w:val="en-US"/>
@@ -11097,7 +11843,7 @@
           </w:r>
         </w:del>
       </w:moveTo>
-      <w:ins w:id="123" w:author="Pascal Heude" w:date="2026-08-03T17:56:00Z">
+      <w:ins w:id="218" w:author="Pascal Heude" w:date="2026-08-03T17:56:00Z">
         <w:r>
           <w:rPr>
             <w:lang w:val="en-US"/>
@@ -11105,14 +11851,14 @@
           <w:t>t</w:t>
         </w:r>
       </w:ins>
-      <w:moveTo w:id="124" w:author="Pascal Heude" w:date="2026-08-01T19:36:00Z">
+      <w:moveTo w:id="219" w:author="Pascal Heude" w:date="2026-08-01T19:36:00Z">
         <w:r>
           <w:rPr>
             <w:lang w:val="en-US"/>
           </w:rPr>
           <w:t xml:space="preserve">his tag </w:t>
         </w:r>
-        <w:del w:id="125" w:author="Pascal Heude" w:date="2026-08-01T19:37:00Z">
+        <w:del w:id="220" w:author="Pascal Heude" w:date="2026-08-01T19:37:00Z">
           <w:r>
             <w:rPr>
               <w:lang w:val="en-US"/>
@@ -11121,7 +11867,7 @@
           </w:r>
         </w:del>
       </w:moveTo>
-      <w:ins w:id="126" w:author="Pascal Heude" w:date="2026-08-01T19:37:00Z">
+      <w:ins w:id="221" w:author="Pascal Heude" w:date="2026-08-01T19:37:00Z">
         <w:r>
           <w:rPr>
             <w:lang w:val="en-US"/>
@@ -11129,7 +11875,7 @@
           <w:t>shall be</w:t>
         </w:r>
       </w:ins>
-      <w:moveTo w:id="127" w:author="Pascal Heude" w:date="2026-08-01T19:36:00Z">
+      <w:moveTo w:id="222" w:author="Pascal Heude" w:date="2026-08-01T19:36:00Z">
         <w:r>
           <w:rPr>
             <w:lang w:val="en-US"/>
@@ -11138,20 +11884,20 @@
         </w:r>
       </w:moveTo>
     </w:p>
-    <w:moveToRangeEnd w:id="120"/>
-    <w:p>
-      <w:pPr>
-        <w:rPr>
-          <w:lang w:val="en-US"/>
-        </w:rPr>
-      </w:pPr>
-      <w:ins w:id="128" w:author="Pascal Heude" w:date="2026-08-01T19:36:00Z">
+    <w:moveToRangeEnd w:id="215"/>
+    <w:p>
+      <w:pPr>
+        <w:rPr>
+          <w:lang w:val="en-US"/>
+        </w:rPr>
+      </w:pPr>
+      <w:ins w:id="223" w:author="Pascal Heude" w:date="2026-08-01T19:36:00Z">
         <w:r>
           <w:rPr>
             <w:b/>
             <w:color w:val="0070C0"/>
             <w:lang w:val="en-US"/>
-            <w:rPrChange w:id="129" w:author="Pascal Heude" w:date="2026-08-01T19:37:00Z">
+            <w:rPrChange w:id="224" w:author="Pascal Heude" w:date="2026-08-01T19:37:00Z">
               <w:rPr>
                 <w:lang w:val="en-US"/>
               </w:rPr>
@@ -11166,7 +11912,7 @@
           <w:t xml:space="preserve">: </w:t>
         </w:r>
       </w:ins>
-      <w:del w:id="130" w:author="Pascal Heude" w:date="2026-08-03T17:56:00Z">
+      <w:del w:id="225" w:author="Pascal Heude" w:date="2026-08-03T17:56:00Z">
         <w:r>
           <w:rPr>
             <w:lang w:val="en-US"/>
@@ -11174,7 +11920,7 @@
           <w:delText>T</w:delText>
         </w:r>
       </w:del>
-      <w:ins w:id="131" w:author="Pascal Heude" w:date="2026-08-03T17:56:00Z">
+      <w:ins w:id="226" w:author="Pascal Heude" w:date="2026-08-03T17:56:00Z">
         <w:r>
           <w:rPr>
             <w:lang w:val="en-US"/>
@@ -11200,7 +11946,7 @@
         </w:rPr>
         <w:t xml:space="preserve">a list of </w:t>
       </w:r>
-      <w:ins w:id="132" w:author="Pascal Heude" w:date="2026-08-04T19:28:00Z">
+      <w:ins w:id="227" w:author="Pascal Heude" w:date="2026-08-04T19:28:00Z">
         <w:r>
           <w:rPr>
             <w:lang w:val="en-US"/>
@@ -11230,12 +11976,12 @@
     <w:p>
       <w:pPr>
         <w:rPr>
-          <w:moveFrom w:id="133" w:author="Pascal Heude" w:date="2026-08-01T19:36:00Z"/>
-          <w:lang w:val="en-US"/>
-        </w:rPr>
-      </w:pPr>
-      <w:moveFromRangeStart w:id="134" w:author="Pascal Heude" w:date="2026-08-01T19:36:00Z" w:name="move236505418"/>
-      <w:moveFrom w:id="135" w:author="Pascal Heude" w:date="2026-08-01T19:36:00Z">
+          <w:moveFrom w:id="228" w:author="Pascal Heude" w:date="2026-08-01T19:36:00Z"/>
+          <w:lang w:val="en-US"/>
+        </w:rPr>
+      </w:pPr>
+      <w:moveFromRangeStart w:id="229" w:author="Pascal Heude" w:date="2026-08-01T19:36:00Z" w:name="move236505418"/>
+      <w:moveFrom w:id="230" w:author="Pascal Heude" w:date="2026-08-01T19:36:00Z">
         <w:r>
           <w:rPr>
             <w:lang w:val="en-US"/>
@@ -11244,7 +11990,7 @@
         </w:r>
       </w:moveFrom>
     </w:p>
-    <w:moveFromRangeEnd w:id="134"/>
+    <w:moveFromRangeEnd w:id="229"/>
     <w:p>
       <w:pPr>
         <w:rPr>
@@ -11311,16 +12057,16 @@
           <w:lang w:val="en-US"/>
         </w:rPr>
       </w:pPr>
-      <w:bookmarkStart w:id="136" w:name="_Tag_TYPE_DESCRIPTION"/>
-      <w:bookmarkStart w:id="137" w:name="_Toc456106024"/>
-      <w:bookmarkEnd w:id="136"/>
+      <w:bookmarkStart w:id="231" w:name="_Tag_TYPE_DESCRIPTION"/>
+      <w:bookmarkStart w:id="232" w:name="_Toc456106024"/>
+      <w:bookmarkEnd w:id="231"/>
       <w:r>
         <w:rPr>
           <w:lang w:val="en-US"/>
         </w:rPr>
         <w:t>Tag TYPE_DESCRIPTION</w:t>
       </w:r>
-      <w:bookmarkEnd w:id="137"/>
+      <w:bookmarkEnd w:id="232"/>
     </w:p>
     <w:p>
       <w:pPr>
@@ -11378,13 +12124,13 @@
           <w:lang w:val="en-US"/>
         </w:rPr>
       </w:pPr>
-      <w:ins w:id="138" w:author="Pascal Heude" w:date="2026-08-01T19:37:00Z">
+      <w:ins w:id="233" w:author="Pascal Heude" w:date="2026-08-01T19:37:00Z">
         <w:r>
           <w:rPr>
             <w:b/>
             <w:color w:val="0070C0"/>
             <w:lang w:val="en-US"/>
-            <w:rPrChange w:id="139" w:author="Pascal Heude" w:date="2026-08-01T19:37:00Z">
+            <w:rPrChange w:id="234" w:author="Pascal Heude" w:date="2026-08-01T19:37:00Z">
               <w:rPr>
                 <w:lang w:val="en-US"/>
               </w:rPr>
@@ -11399,7 +12145,7 @@
           <w:t xml:space="preserve">: </w:t>
         </w:r>
       </w:ins>
-      <w:del w:id="140" w:author="Pascal Heude" w:date="2026-08-03T17:56:00Z">
+      <w:del w:id="235" w:author="Pascal Heude" w:date="2026-08-03T17:56:00Z">
         <w:r>
           <w:rPr>
             <w:lang w:val="en-US"/>
@@ -11407,7 +12153,7 @@
           <w:delText>T</w:delText>
         </w:r>
       </w:del>
-      <w:ins w:id="141" w:author="Pascal Heude" w:date="2026-08-03T17:56:00Z">
+      <w:ins w:id="236" w:author="Pascal Heude" w:date="2026-08-03T17:56:00Z">
         <w:r>
           <w:rPr>
             <w:lang w:val="en-US"/>
@@ -11427,7 +12173,7 @@
         </w:rPr>
         <w:t>letters</w:t>
       </w:r>
-      <w:ins w:id="142" w:author="Pascal Heude" w:date="2026-08-01T21:03:00Z">
+      <w:ins w:id="237" w:author="Pascal Heude" w:date="2026-08-01T21:03:00Z">
         <w:r>
           <w:rPr>
             <w:lang w:val="en-US"/>
@@ -11506,13 +12252,13 @@
           <w:lang w:val="en-US"/>
         </w:rPr>
       </w:pPr>
-      <w:ins w:id="143" w:author="Pascal Heude" w:date="2026-08-01T19:39:00Z">
+      <w:ins w:id="238" w:author="Pascal Heude" w:date="2026-08-01T19:39:00Z">
         <w:r>
           <w:rPr>
             <w:b/>
             <w:color w:val="0070C0"/>
             <w:lang w:val="en-US"/>
-            <w:rPrChange w:id="144" w:author="Pascal Heude" w:date="2026-08-01T19:39:00Z">
+            <w:rPrChange w:id="239" w:author="Pascal Heude" w:date="2026-08-01T19:39:00Z">
               <w:rPr>
                 <w:lang w:val="en-US"/>
               </w:rPr>
@@ -11527,7 +12273,7 @@
           <w:t xml:space="preserve">: </w:t>
         </w:r>
       </w:ins>
-      <w:ins w:id="145" w:author="Pascal Heude" w:date="2026-08-03T17:56:00Z">
+      <w:ins w:id="240" w:author="Pascal Heude" w:date="2026-08-03T17:56:00Z">
         <w:r>
           <w:rPr>
             <w:lang w:val="en-US"/>
@@ -11535,7 +12281,7 @@
           <w:t>i</w:t>
         </w:r>
       </w:ins>
-      <w:ins w:id="146" w:author="Pascal Heude" w:date="2026-08-01T19:39:00Z">
+      <w:ins w:id="241" w:author="Pascal Heude" w:date="2026-08-01T19:39:00Z">
         <w:r>
           <w:rPr>
             <w:lang w:val="en-US"/>
@@ -11543,7 +12289,7 @@
           <w:t xml:space="preserve">f used, </w:t>
         </w:r>
       </w:ins>
-      <w:del w:id="147" w:author="Pascal Heude" w:date="2026-08-01T19:39:00Z">
+      <w:del w:id="242" w:author="Pascal Heude" w:date="2026-08-01T19:39:00Z">
         <w:r>
           <w:rPr>
             <w:lang w:val="en-US"/>
@@ -11551,7 +12297,7 @@
           <w:delText>T</w:delText>
         </w:r>
       </w:del>
-      <w:ins w:id="148" w:author="Pascal Heude" w:date="2026-08-01T19:39:00Z">
+      <w:ins w:id="243" w:author="Pascal Heude" w:date="2026-08-01T19:39:00Z">
         <w:r>
           <w:rPr>
             <w:lang w:val="en-US"/>
@@ -11618,12 +12364,14 @@
       </w:pPr>
     </w:p>
     <w:p>
+      <w:proofErr w:type="spellStart"/>
       <w:r>
         <w:rPr>
           <w:u w:val="single"/>
         </w:rPr>
         <w:t>Example</w:t>
       </w:r>
+      <w:proofErr w:type="spellEnd"/>
       <w:r>
         <w:t>:</w:t>
       </w:r>
@@ -11659,16 +12407,16 @@
           <w:lang w:val="en-US"/>
         </w:rPr>
       </w:pPr>
-      <w:bookmarkStart w:id="149" w:name="_Tag_INPUT_FILE"/>
-      <w:bookmarkStart w:id="150" w:name="_Toc456106025"/>
-      <w:bookmarkEnd w:id="149"/>
+      <w:bookmarkStart w:id="244" w:name="_Tag_INPUT_FILE"/>
+      <w:bookmarkStart w:id="245" w:name="_Toc456106025"/>
+      <w:bookmarkEnd w:id="244"/>
       <w:r>
         <w:rPr>
           <w:lang w:val="en-US"/>
         </w:rPr>
         <w:t>Tag INPUT_FILE</w:t>
       </w:r>
-      <w:bookmarkEnd w:id="150"/>
+      <w:bookmarkEnd w:id="245"/>
     </w:p>
     <w:p>
       <w:pPr>
@@ -11686,17 +12434,17 @@
     <w:p>
       <w:pPr>
         <w:rPr>
-          <w:moveTo w:id="151" w:author="Pascal Heude" w:date="2026-08-01T19:43:00Z"/>
-          <w:lang w:val="en-US"/>
-        </w:rPr>
-      </w:pPr>
-      <w:ins w:id="152" w:author="Pascal Heude" w:date="2026-08-01T19:43:00Z">
+          <w:moveTo w:id="246" w:author="Pascal Heude" w:date="2026-08-01T19:43:00Z"/>
+          <w:lang w:val="en-US"/>
+        </w:rPr>
+      </w:pPr>
+      <w:ins w:id="247" w:author="Pascal Heude" w:date="2026-08-01T19:43:00Z">
         <w:r>
           <w:rPr>
             <w:b/>
             <w:color w:val="0070C0"/>
             <w:lang w:val="en-US"/>
-            <w:rPrChange w:id="153" w:author="Pascal Heude" w:date="2026-08-01T19:43:00Z">
+            <w:rPrChange w:id="248" w:author="Pascal Heude" w:date="2026-08-01T19:43:00Z">
               <w:rPr>
                 <w:lang w:val="en-US"/>
               </w:rPr>
@@ -11711,9 +12459,9 @@
           <w:t xml:space="preserve">: </w:t>
         </w:r>
       </w:ins>
-      <w:moveToRangeStart w:id="154" w:author="Pascal Heude" w:date="2026-08-01T19:43:00Z" w:name="move236505798"/>
-      <w:moveTo w:id="155" w:author="Pascal Heude" w:date="2026-08-01T19:43:00Z">
-        <w:del w:id="156" w:author="Pascal Heude" w:date="2026-08-03T17:55:00Z">
+      <w:moveToRangeStart w:id="249" w:author="Pascal Heude" w:date="2026-08-01T19:43:00Z" w:name="move236505798"/>
+      <w:moveTo w:id="250" w:author="Pascal Heude" w:date="2026-08-01T19:43:00Z">
+        <w:del w:id="251" w:author="Pascal Heude" w:date="2026-08-03T17:55:00Z">
           <w:r>
             <w:rPr>
               <w:lang w:val="en-US"/>
@@ -11722,7 +12470,7 @@
           </w:r>
         </w:del>
       </w:moveTo>
-      <w:ins w:id="157" w:author="Pascal Heude" w:date="2026-08-03T17:55:00Z">
+      <w:ins w:id="252" w:author="Pascal Heude" w:date="2026-08-03T17:55:00Z">
         <w:r>
           <w:rPr>
             <w:lang w:val="en-US"/>
@@ -11730,14 +12478,14 @@
           <w:t>t</w:t>
         </w:r>
       </w:ins>
-      <w:moveTo w:id="158" w:author="Pascal Heude" w:date="2026-08-01T19:43:00Z">
+      <w:moveTo w:id="253" w:author="Pascal Heude" w:date="2026-08-01T19:43:00Z">
         <w:r>
           <w:rPr>
             <w:lang w:val="en-US"/>
           </w:rPr>
           <w:t xml:space="preserve">his tag </w:t>
         </w:r>
-        <w:del w:id="159" w:author="Pascal Heude" w:date="2026-08-01T19:43:00Z">
+        <w:del w:id="254" w:author="Pascal Heude" w:date="2026-08-01T19:43:00Z">
           <w:r>
             <w:rPr>
               <w:lang w:val="en-US"/>
@@ -11746,7 +12494,7 @@
           </w:r>
         </w:del>
       </w:moveTo>
-      <w:ins w:id="160" w:author="Pascal Heude" w:date="2026-08-01T19:43:00Z">
+      <w:ins w:id="255" w:author="Pascal Heude" w:date="2026-08-01T19:43:00Z">
         <w:r>
           <w:rPr>
             <w:lang w:val="en-US"/>
@@ -11754,7 +12502,7 @@
           <w:t>shall be</w:t>
         </w:r>
       </w:ins>
-      <w:moveTo w:id="161" w:author="Pascal Heude" w:date="2026-08-01T19:43:00Z">
+      <w:moveTo w:id="256" w:author="Pascal Heude" w:date="2026-08-01T19:43:00Z">
         <w:r>
           <w:rPr>
             <w:lang w:val="en-US"/>
@@ -11763,25 +12511,26 @@
         </w:r>
       </w:moveTo>
     </w:p>
-    <w:moveToRangeEnd w:id="154"/>
-    <w:p>
-      <w:pPr>
-        <w:rPr>
-          <w:lang w:val="en-US"/>
-        </w:rPr>
-      </w:pPr>
-      <w:ins w:id="162" w:author="Pascal Heude" w:date="2026-08-01T19:43:00Z">
+    <w:moveToRangeEnd w:id="249"/>
+    <w:p>
+      <w:pPr>
+        <w:rPr>
+          <w:lang w:val="en-US"/>
+        </w:rPr>
+      </w:pPr>
+      <w:ins w:id="257" w:author="Pascal Heude" w:date="2026-08-01T19:43:00Z">
         <w:r>
           <w:rPr>
             <w:b/>
             <w:color w:val="0070C0"/>
             <w:lang w:val="en-US"/>
-            <w:rPrChange w:id="163" w:author="Pascal Heude" w:date="2026-08-01T19:43:00Z">
+            <w:rPrChange w:id="258" w:author="Pascal Heude" w:date="2026-08-01T19:43:00Z">
               <w:rPr>
                 <w:lang w:val="en-US"/>
               </w:rPr>
             </w:rPrChange>
           </w:rPr>
+          <w:lastRenderedPageBreak/>
           <w:t>URQT_16</w:t>
         </w:r>
         <w:r>
@@ -11791,7 +12540,7 @@
           <w:t xml:space="preserve">: </w:t>
         </w:r>
       </w:ins>
-      <w:del w:id="164" w:author="Pascal Heude" w:date="2026-08-03T17:55:00Z">
+      <w:del w:id="259" w:author="Pascal Heude" w:date="2026-08-03T17:55:00Z">
         <w:r>
           <w:rPr>
             <w:lang w:val="en-US"/>
@@ -11799,7 +12548,7 @@
           <w:delText>T</w:delText>
         </w:r>
       </w:del>
-      <w:ins w:id="165" w:author="Pascal Heude" w:date="2026-08-03T17:55:00Z">
+      <w:ins w:id="260" w:author="Pascal Heude" w:date="2026-08-03T17:55:00Z">
         <w:r>
           <w:rPr>
             <w:lang w:val="en-US"/>
@@ -11823,12 +12572,12 @@
     <w:p>
       <w:pPr>
         <w:rPr>
-          <w:moveFrom w:id="166" w:author="Pascal Heude" w:date="2026-08-01T19:43:00Z"/>
-          <w:lang w:val="en-US"/>
-        </w:rPr>
-      </w:pPr>
-      <w:moveFromRangeStart w:id="167" w:author="Pascal Heude" w:date="2026-08-01T19:43:00Z" w:name="move236505798"/>
-      <w:moveFrom w:id="168" w:author="Pascal Heude" w:date="2026-08-01T19:43:00Z">
+          <w:moveFrom w:id="261" w:author="Pascal Heude" w:date="2026-08-01T19:43:00Z"/>
+          <w:lang w:val="en-US"/>
+        </w:rPr>
+      </w:pPr>
+      <w:moveFromRangeStart w:id="262" w:author="Pascal Heude" w:date="2026-08-01T19:43:00Z" w:name="move236505798"/>
+      <w:moveFrom w:id="263" w:author="Pascal Heude" w:date="2026-08-01T19:43:00Z">
         <w:r>
           <w:rPr>
             <w:lang w:val="en-US"/>
@@ -11837,7 +12586,7 @@
         </w:r>
       </w:moveFrom>
     </w:p>
-    <w:moveFromRangeEnd w:id="167"/>
+    <w:moveFromRangeEnd w:id="262"/>
     <w:p>
       <w:pPr>
         <w:rPr>
@@ -11857,11 +12606,19 @@
         </w:rPr>
         <w:t xml:space="preserve">The attribute </w:t>
       </w:r>
-      <w:r>
-        <w:rPr>
-          <w:lang w:val="en-US"/>
-        </w:rPr>
-        <w:t xml:space="preserve">integrity_check </w:t>
+      <w:proofErr w:type="spellStart"/>
+      <w:r>
+        <w:rPr>
+          <w:lang w:val="en-US"/>
+        </w:rPr>
+        <w:t>integrity_check</w:t>
+      </w:r>
+      <w:proofErr w:type="spellEnd"/>
+      <w:r>
+        <w:rPr>
+          <w:lang w:val="en-US"/>
+        </w:rPr>
+        <w:t xml:space="preserve"> </w:t>
       </w:r>
       <w:r>
         <w:rPr>
@@ -11890,15 +12647,18 @@
           <w:numId w:val="22"/>
         </w:numPr>
         <w:rPr>
-          <w:lang w:val="en-US"/>
-        </w:rPr>
-      </w:pPr>
-      <w:r>
-        <w:rPr>
-          <w:lang w:val="en-US"/>
-        </w:rPr>
-        <w:t>MD5</w:t>
-      </w:r>
+          <w:ins w:id="264" w:author="Pascal Heude" w:date="2026-08-30T15:28:00Z"/>
+          <w:lang w:val="en-US"/>
+        </w:rPr>
+      </w:pPr>
+      <w:ins w:id="265" w:author="Pascal Heude" w:date="2026-08-30T15:28:00Z">
+        <w:r>
+          <w:rPr>
+            <w:lang w:val="en-US"/>
+          </w:rPr>
+          <w:t>CRC32</w:t>
+        </w:r>
+      </w:ins>
     </w:p>
     <w:p>
       <w:pPr>
@@ -11915,7 +12675,7 @@
         <w:rPr>
           <w:lang w:val="en-US"/>
         </w:rPr>
-        <w:t>SHA-1</w:t>
+        <w:t>MD5</w:t>
       </w:r>
     </w:p>
     <w:p>
@@ -11929,14 +12689,12 @@
           <w:lang w:val="en-US"/>
         </w:rPr>
       </w:pPr>
-      <w:ins w:id="169" w:author="Pascal Heude" w:date="2026-08-23T13:40:00Z">
-        <w:r>
-          <w:rPr>
-            <w:lang w:val="en-US"/>
-          </w:rPr>
-          <w:t>CRC64</w:t>
-        </w:r>
-      </w:ins>
+      <w:r>
+        <w:rPr>
+          <w:lang w:val="en-US"/>
+        </w:rPr>
+        <w:t>SHA-1</w:t>
+      </w:r>
     </w:p>
     <w:p>
       <w:pPr>
@@ -11946,6 +12704,68 @@
           <w:numId w:val="22"/>
         </w:numPr>
         <w:rPr>
+          <w:ins w:id="266" w:author="Pascal Heude" w:date="2026-08-30T15:28:00Z"/>
+          <w:lang w:val="en-US"/>
+        </w:rPr>
+      </w:pPr>
+      <w:ins w:id="267" w:author="Pascal Heude" w:date="2026-08-30T15:28:00Z">
+        <w:r>
+          <w:rPr>
+            <w:lang w:val="en-US"/>
+          </w:rPr>
+          <w:t>SHA-256</w:t>
+        </w:r>
+      </w:ins>
+    </w:p>
+    <w:p>
+      <w:pPr>
+        <w:pStyle w:val="Paragraphedeliste"/>
+        <w:numPr>
+          <w:ilvl w:val="0"/>
+          <w:numId w:val="22"/>
+        </w:numPr>
+        <w:rPr>
+          <w:ins w:id="268" w:author="Pascal Heude" w:date="2026-08-30T15:28:00Z"/>
+          <w:lang w:val="en-US"/>
+        </w:rPr>
+      </w:pPr>
+      <w:ins w:id="269" w:author="Pascal Heude" w:date="2026-08-30T15:28:00Z">
+        <w:r>
+          <w:rPr>
+            <w:lang w:val="en-US"/>
+          </w:rPr>
+          <w:t>SHA-512</w:t>
+        </w:r>
+      </w:ins>
+    </w:p>
+    <w:p>
+      <w:pPr>
+        <w:pStyle w:val="Paragraphedeliste"/>
+        <w:numPr>
+          <w:ilvl w:val="0"/>
+          <w:numId w:val="22"/>
+        </w:numPr>
+        <w:rPr>
+          <w:lang w:val="en-US"/>
+        </w:rPr>
+      </w:pPr>
+      <w:ins w:id="270" w:author="Pascal Heude" w:date="2026-08-23T13:40:00Z">
+        <w:r>
+          <w:rPr>
+            <w:lang w:val="en-US"/>
+          </w:rPr>
+          <w:t>CRC64</w:t>
+        </w:r>
+      </w:ins>
+    </w:p>
+    <w:p>
+      <w:pPr>
+        <w:pStyle w:val="Paragraphedeliste"/>
+        <w:numPr>
+          <w:ilvl w:val="0"/>
+          <w:numId w:val="22"/>
+        </w:numPr>
+        <w:rPr>
           <w:lang w:val="en-US"/>
         </w:rPr>
       </w:pPr>
@@ -12021,13 +12841,13 @@
           <w:lang w:val="en-US"/>
         </w:rPr>
       </w:pPr>
-      <w:ins w:id="170" w:author="Pascal Heude" w:date="2026-08-01T19:44:00Z">
+      <w:ins w:id="271" w:author="Pascal Heude" w:date="2026-08-01T19:44:00Z">
         <w:r>
           <w:rPr>
             <w:b/>
             <w:color w:val="0070C0"/>
             <w:lang w:val="en-US"/>
-            <w:rPrChange w:id="171" w:author="Pascal Heude" w:date="2026-08-01T19:45:00Z">
+            <w:rPrChange w:id="272" w:author="Pascal Heude" w:date="2026-08-01T19:45:00Z">
               <w:rPr>
                 <w:lang w:val="en-US"/>
               </w:rPr>
@@ -12042,7 +12862,7 @@
           <w:t xml:space="preserve">: </w:t>
         </w:r>
       </w:ins>
-      <w:ins w:id="172" w:author="Pascal Heude" w:date="2026-08-03T17:55:00Z">
+      <w:ins w:id="273" w:author="Pascal Heude" w:date="2026-08-03T17:55:00Z">
         <w:r>
           <w:rPr>
             <w:lang w:val="en-US"/>
@@ -12050,7 +12870,7 @@
           <w:t>i</w:t>
         </w:r>
       </w:ins>
-      <w:ins w:id="173" w:author="Pascal Heude" w:date="2026-08-01T19:44:00Z">
+      <w:ins w:id="274" w:author="Pascal Heude" w:date="2026-08-01T19:44:00Z">
         <w:r>
           <w:rPr>
             <w:lang w:val="en-US"/>
@@ -12058,7 +12878,7 @@
           <w:t>f used, t</w:t>
         </w:r>
       </w:ins>
-      <w:del w:id="174" w:author="Pascal Heude" w:date="2026-08-01T19:44:00Z">
+      <w:del w:id="275" w:author="Pascal Heude" w:date="2026-08-01T19:44:00Z">
         <w:r>
           <w:rPr>
             <w:lang w:val="en-US"/>
@@ -12072,7 +12892,7 @@
         </w:rPr>
         <w:t xml:space="preserve">he content </w:t>
       </w:r>
-      <w:ins w:id="175" w:author="Pascal Heude" w:date="2026-08-02T11:01:00Z">
+      <w:ins w:id="276" w:author="Pascal Heude" w:date="2026-08-02T11:01:00Z">
         <w:r>
           <w:rPr>
             <w:lang w:val="en-US"/>
@@ -12080,7 +12900,7 @@
           <w:t>shall be</w:t>
         </w:r>
       </w:ins>
-      <w:del w:id="176" w:author="Pascal Heude" w:date="2026-08-02T11:01:00Z">
+      <w:del w:id="277" w:author="Pascal Heude" w:date="2026-08-02T11:01:00Z">
         <w:r>
           <w:rPr>
             <w:lang w:val="en-US"/>
@@ -12185,7 +13005,21 @@
         <w:rPr>
           <w:lang w:val="en-US"/>
         </w:rPr>
-        <w:t>&lt;INPUT_FILE integrity_check=”SHA-1” padding=”10”&gt;temp\a.exe&lt;/INPUT_FILE&gt;</w:t>
+        <w:t xml:space="preserve">&lt;INPUT_FILE </w:t>
+      </w:r>
+      <w:proofErr w:type="spellStart"/>
+      <w:r>
+        <w:rPr>
+          <w:lang w:val="en-US"/>
+        </w:rPr>
+        <w:t>integrity_check</w:t>
+      </w:r>
+      <w:proofErr w:type="spellEnd"/>
+      <w:r>
+        <w:rPr>
+          <w:lang w:val="en-US"/>
+        </w:rPr>
+        <w:t>=”SHA-1” padding=”10”&gt;temp\a.exe&lt;/INPUT_FILE&gt;</w:t>
       </w:r>
       <w:r>
         <w:rPr>
@@ -12206,20 +13040,19 @@
       <w:pPr>
         <w:pStyle w:val="Titre3"/>
       </w:pPr>
-      <w:bookmarkStart w:id="177" w:name="_Tag_SPLIT_SIZE"/>
-      <w:bookmarkStart w:id="178" w:name="_Toc456106026"/>
-      <w:bookmarkEnd w:id="177"/>
-      <w:r>
-        <w:rPr>
-          <w:lang w:val="en-US"/>
-        </w:rPr>
-        <w:lastRenderedPageBreak/>
+      <w:bookmarkStart w:id="278" w:name="_Tag_SPLIT_SIZE"/>
+      <w:bookmarkStart w:id="279" w:name="_Toc456106026"/>
+      <w:bookmarkEnd w:id="278"/>
+      <w:r>
+        <w:rPr>
+          <w:lang w:val="en-US"/>
+        </w:rPr>
         <w:t>Tag SPLIT_</w:t>
       </w:r>
       <w:r>
         <w:t>SIZE</w:t>
       </w:r>
-      <w:bookmarkEnd w:id="178"/>
+      <w:bookmarkEnd w:id="279"/>
     </w:p>
     <w:p>
       <w:pPr>
@@ -12284,13 +13117,13 @@
           <w:lang w:val="en-US"/>
         </w:rPr>
       </w:pPr>
-      <w:ins w:id="179" w:author="Pascal Heude" w:date="2026-08-01T19:45:00Z">
+      <w:ins w:id="280" w:author="Pascal Heude" w:date="2026-08-01T19:45:00Z">
         <w:r>
           <w:rPr>
             <w:b/>
             <w:color w:val="0070C0"/>
             <w:lang w:val="en-US"/>
-            <w:rPrChange w:id="180" w:author="Pascal Heude" w:date="2026-08-01T19:46:00Z">
+            <w:rPrChange w:id="281" w:author="Pascal Heude" w:date="2026-08-01T19:46:00Z">
               <w:rPr>
                 <w:lang w:val="en-US"/>
               </w:rPr>
@@ -12299,13 +13132,13 @@
           <w:t>U</w:t>
         </w:r>
       </w:ins>
-      <w:ins w:id="181" w:author="Pascal Heude" w:date="2026-08-01T19:46:00Z">
+      <w:ins w:id="282" w:author="Pascal Heude" w:date="2026-08-01T19:46:00Z">
         <w:r>
           <w:rPr>
             <w:b/>
             <w:color w:val="0070C0"/>
             <w:lang w:val="en-US"/>
-            <w:rPrChange w:id="182" w:author="Pascal Heude" w:date="2026-08-01T19:46:00Z">
+            <w:rPrChange w:id="283" w:author="Pascal Heude" w:date="2026-08-01T19:46:00Z">
               <w:rPr>
                 <w:lang w:val="en-US"/>
               </w:rPr>
@@ -12320,7 +13153,7 @@
           <w:t xml:space="preserve">: </w:t>
         </w:r>
       </w:ins>
-      <w:ins w:id="183" w:author="Pascal Heude" w:date="2026-08-03T17:55:00Z">
+      <w:ins w:id="284" w:author="Pascal Heude" w:date="2026-08-03T17:55:00Z">
         <w:r>
           <w:rPr>
             <w:lang w:val="en-US"/>
@@ -12328,7 +13161,7 @@
           <w:t>i</w:t>
         </w:r>
       </w:ins>
-      <w:ins w:id="184" w:author="Pascal Heude" w:date="2026-08-01T19:46:00Z">
+      <w:ins w:id="285" w:author="Pascal Heude" w:date="2026-08-01T19:46:00Z">
         <w:r>
           <w:rPr>
             <w:lang w:val="en-US"/>
@@ -12336,7 +13169,7 @@
           <w:t>f used, t</w:t>
         </w:r>
       </w:ins>
-      <w:del w:id="185" w:author="Pascal Heude" w:date="2026-08-01T19:46:00Z">
+      <w:del w:id="286" w:author="Pascal Heude" w:date="2026-08-01T19:46:00Z">
         <w:r>
           <w:rPr>
             <w:lang w:val="en-US"/>
@@ -12465,13 +13298,13 @@
       <w:pPr>
         <w:pStyle w:val="Titre3"/>
       </w:pPr>
-      <w:bookmarkStart w:id="186" w:name="_Tag_DIRECTORY"/>
-      <w:bookmarkStart w:id="187" w:name="_Toc456106027"/>
-      <w:bookmarkEnd w:id="186"/>
+      <w:bookmarkStart w:id="287" w:name="_Tag_DIRECTORY"/>
+      <w:bookmarkStart w:id="288" w:name="_Toc456106027"/>
+      <w:bookmarkEnd w:id="287"/>
       <w:r>
         <w:t>Tag DIRECTORY</w:t>
       </w:r>
-      <w:bookmarkEnd w:id="187"/>
+      <w:bookmarkEnd w:id="288"/>
     </w:p>
     <w:p>
       <w:pPr>
@@ -12489,17 +13322,17 @@
     <w:p>
       <w:pPr>
         <w:rPr>
-          <w:moveTo w:id="188" w:author="Pascal Heude" w:date="2026-08-01T19:46:00Z"/>
-          <w:lang w:val="en-US"/>
-        </w:rPr>
-      </w:pPr>
-      <w:ins w:id="189" w:author="Pascal Heude" w:date="2026-08-01T19:46:00Z">
+          <w:moveTo w:id="289" w:author="Pascal Heude" w:date="2026-08-01T19:46:00Z"/>
+          <w:lang w:val="en-US"/>
+        </w:rPr>
+      </w:pPr>
+      <w:ins w:id="290" w:author="Pascal Heude" w:date="2026-08-01T19:46:00Z">
         <w:r>
           <w:rPr>
             <w:b/>
             <w:color w:val="0070C0"/>
             <w:lang w:val="en-US"/>
-            <w:rPrChange w:id="190" w:author="Pascal Heude" w:date="2026-08-01T19:46:00Z">
+            <w:rPrChange w:id="291" w:author="Pascal Heude" w:date="2026-08-01T19:46:00Z">
               <w:rPr>
                 <w:lang w:val="en-US"/>
               </w:rPr>
@@ -12514,7 +13347,7 @@
           <w:t xml:space="preserve">: </w:t>
         </w:r>
       </w:ins>
-      <w:ins w:id="191" w:author="Pascal Heude" w:date="2026-08-03T17:54:00Z">
+      <w:ins w:id="292" w:author="Pascal Heude" w:date="2026-08-03T17:54:00Z">
         <w:r>
           <w:rPr>
             <w:lang w:val="en-US"/>
@@ -12522,9 +13355,9 @@
           <w:t>t</w:t>
         </w:r>
       </w:ins>
-      <w:moveToRangeStart w:id="192" w:author="Pascal Heude" w:date="2026-08-01T19:46:00Z" w:name="move236506022"/>
-      <w:moveTo w:id="193" w:author="Pascal Heude" w:date="2026-08-01T19:46:00Z">
-        <w:del w:id="194" w:author="Pascal Heude" w:date="2026-08-03T17:54:00Z">
+      <w:moveToRangeStart w:id="293" w:author="Pascal Heude" w:date="2026-08-01T19:46:00Z" w:name="move236506022"/>
+      <w:moveTo w:id="294" w:author="Pascal Heude" w:date="2026-08-01T19:46:00Z">
+        <w:del w:id="295" w:author="Pascal Heude" w:date="2026-08-03T17:54:00Z">
           <w:r>
             <w:rPr>
               <w:lang w:val="en-US"/>
@@ -12538,7 +13371,7 @@
           </w:rPr>
           <w:t xml:space="preserve">his tag </w:t>
         </w:r>
-        <w:del w:id="195" w:author="Pascal Heude" w:date="2026-08-01T19:47:00Z">
+        <w:del w:id="296" w:author="Pascal Heude" w:date="2026-08-01T19:47:00Z">
           <w:r>
             <w:rPr>
               <w:lang w:val="en-US"/>
@@ -12547,7 +13380,7 @@
           </w:r>
         </w:del>
       </w:moveTo>
-      <w:ins w:id="196" w:author="Pascal Heude" w:date="2026-08-01T19:47:00Z">
+      <w:ins w:id="297" w:author="Pascal Heude" w:date="2026-08-01T19:47:00Z">
         <w:r>
           <w:rPr>
             <w:lang w:val="en-US"/>
@@ -12555,7 +13388,7 @@
           <w:t>shall be</w:t>
         </w:r>
       </w:ins>
-      <w:moveTo w:id="197" w:author="Pascal Heude" w:date="2026-08-01T19:46:00Z">
+      <w:moveTo w:id="298" w:author="Pascal Heude" w:date="2026-08-01T19:46:00Z">
         <w:r>
           <w:rPr>
             <w:lang w:val="en-US"/>
@@ -12564,14 +13397,14 @@
         </w:r>
       </w:moveTo>
     </w:p>
-    <w:moveToRangeEnd w:id="192"/>
-    <w:p>
-      <w:pPr>
-        <w:rPr>
-          <w:lang w:val="en-US"/>
-        </w:rPr>
-      </w:pPr>
-      <w:ins w:id="198" w:author="Pascal Heude" w:date="2026-08-01T19:47:00Z">
+    <w:moveToRangeEnd w:id="293"/>
+    <w:p>
+      <w:pPr>
+        <w:rPr>
+          <w:lang w:val="en-US"/>
+        </w:rPr>
+      </w:pPr>
+      <w:ins w:id="299" w:author="Pascal Heude" w:date="2026-08-01T19:47:00Z">
         <w:r>
           <w:rPr>
             <w:b/>
@@ -12595,7 +13428,7 @@
           <w:t>: t</w:t>
         </w:r>
       </w:ins>
-      <w:del w:id="199" w:author="Pascal Heude" w:date="2026-08-01T19:47:00Z">
+      <w:del w:id="300" w:author="Pascal Heude" w:date="2026-08-01T19:47:00Z">
         <w:r>
           <w:rPr>
             <w:lang w:val="en-US"/>
@@ -12633,7 +13466,7 @@
         </w:rPr>
         <w:t xml:space="preserve"> relative </w:t>
       </w:r>
-      <w:del w:id="200" w:author="Pascal Heude" w:date="2026-07-29T22:51:00Z">
+      <w:del w:id="301" w:author="Pascal Heude" w:date="2026-07-29T22:51:00Z">
         <w:r>
           <w:rPr>
             <w:lang w:val="en-US"/>
@@ -12651,12 +13484,12 @@
     <w:p>
       <w:pPr>
         <w:rPr>
-          <w:moveFrom w:id="201" w:author="Pascal Heude" w:date="2026-08-01T19:46:00Z"/>
-          <w:lang w:val="en-US"/>
-        </w:rPr>
-      </w:pPr>
-      <w:moveFromRangeStart w:id="202" w:author="Pascal Heude" w:date="2026-08-01T19:46:00Z" w:name="move236506022"/>
-      <w:moveFrom w:id="203" w:author="Pascal Heude" w:date="2026-08-01T19:46:00Z">
+          <w:moveFrom w:id="302" w:author="Pascal Heude" w:date="2026-08-01T19:46:00Z"/>
+          <w:lang w:val="en-US"/>
+        </w:rPr>
+      </w:pPr>
+      <w:moveFromRangeStart w:id="303" w:author="Pascal Heude" w:date="2026-08-01T19:46:00Z" w:name="move236506022"/>
+      <w:moveFrom w:id="304" w:author="Pascal Heude" w:date="2026-08-01T19:46:00Z">
         <w:r>
           <w:rPr>
             <w:lang w:val="en-US"/>
@@ -12665,7 +13498,7 @@
         </w:r>
       </w:moveFrom>
     </w:p>
-    <w:moveFromRangeEnd w:id="202"/>
+    <w:moveFromRangeEnd w:id="303"/>
     <w:p>
       <w:pPr>
         <w:rPr>
@@ -12678,7 +13511,7 @@
         </w:rPr>
         <w:t xml:space="preserve">If the directory does not exist, it </w:t>
       </w:r>
-      <w:del w:id="204" w:author="Pascal Heude" w:date="2026-07-29T22:52:00Z">
+      <w:del w:id="305" w:author="Pascal Heude" w:date="2026-07-29T22:52:00Z">
         <w:r>
           <w:rPr>
             <w:lang w:val="en-US"/>
@@ -12686,7 +13519,7 @@
           <w:delText xml:space="preserve">shall </w:delText>
         </w:r>
       </w:del>
-      <w:ins w:id="205" w:author="Pascal Heude" w:date="2026-07-29T22:52:00Z">
+      <w:ins w:id="306" w:author="Pascal Heude" w:date="2026-07-29T22:52:00Z">
         <w:r>
           <w:rPr>
             <w:lang w:val="en-US"/>
@@ -12706,7 +13539,7 @@
         </w:rPr>
         <w:t xml:space="preserve">already </w:t>
       </w:r>
-      <w:del w:id="206" w:author="Pascal Heude" w:date="2026-07-29T22:52:00Z">
+      <w:del w:id="307" w:author="Pascal Heude" w:date="2026-07-29T22:52:00Z">
         <w:r>
           <w:rPr>
             <w:lang w:val="en-US"/>
@@ -12720,7 +13553,7 @@
         </w:rPr>
         <w:t>files</w:t>
       </w:r>
-      <w:ins w:id="207" w:author="Pascal Heude" w:date="2026-07-29T22:52:00Z">
+      <w:ins w:id="308" w:author="Pascal Heude" w:date="2026-07-29T22:52:00Z">
         <w:r>
           <w:rPr>
             <w:lang w:val="en-US"/>
@@ -12734,7 +13567,7 @@
         </w:rPr>
         <w:t xml:space="preserve">, </w:t>
       </w:r>
-      <w:del w:id="208" w:author="Pascal Heude" w:date="2026-07-29T22:52:00Z">
+      <w:del w:id="309" w:author="Pascal Heude" w:date="2026-07-29T22:52:00Z">
         <w:r>
           <w:rPr>
             <w:lang w:val="en-US"/>
@@ -12760,7 +13593,7 @@
           <w:delText>Generate</w:delText>
         </w:r>
       </w:del>
-      <w:ins w:id="209" w:author="Pascal Heude" w:date="2026-07-29T22:52:00Z">
+      <w:ins w:id="310" w:author="Pascal Heude" w:date="2026-07-29T22:52:00Z">
         <w:r>
           <w:rPr>
             <w:lang w:val="en-US"/>
@@ -12826,13 +13659,13 @@
       <w:pPr>
         <w:pStyle w:val="Titre3"/>
       </w:pPr>
-      <w:bookmarkStart w:id="210" w:name="_Tag_THW_ID_LIST"/>
-      <w:bookmarkStart w:id="211" w:name="_Toc456106028"/>
-      <w:bookmarkEnd w:id="210"/>
+      <w:bookmarkStart w:id="311" w:name="_Tag_THW_ID_LIST"/>
+      <w:bookmarkStart w:id="312" w:name="_Toc456106028"/>
+      <w:bookmarkEnd w:id="311"/>
       <w:r>
         <w:t>Tag THW_ID_LIST</w:t>
       </w:r>
-      <w:bookmarkEnd w:id="211"/>
+      <w:bookmarkEnd w:id="312"/>
     </w:p>
     <w:p>
       <w:pPr>
@@ -12869,6 +13702,7 @@
         <w:rPr>
           <w:lang w:val="en-US"/>
         </w:rPr>
+        <w:lastRenderedPageBreak/>
         <w:t xml:space="preserve">The content shall be the </w:t>
       </w:r>
       <w:r>
@@ -12925,8 +13759,8 @@
           <w:lang w:val="en-US"/>
         </w:rPr>
       </w:pPr>
-      <w:bookmarkStart w:id="212" w:name="_Tag_THW_ID"/>
-      <w:bookmarkEnd w:id="212"/>
+      <w:bookmarkStart w:id="313" w:name="_Tag_THW_ID"/>
+      <w:bookmarkEnd w:id="313"/>
       <w:r>
         <w:rPr>
           <w:lang w:val="en-US"/>
@@ -12961,11 +13795,11 @@
     <w:p>
       <w:pPr>
         <w:rPr>
-          <w:moveTo w:id="213" w:author="Pascal Heude" w:date="2026-08-01T19:48:00Z"/>
-          <w:lang w:val="en-US"/>
-        </w:rPr>
-      </w:pPr>
-      <w:ins w:id="214" w:author="Pascal Heude" w:date="2026-08-01T19:48:00Z">
+          <w:moveTo w:id="314" w:author="Pascal Heude" w:date="2026-08-01T19:48:00Z"/>
+          <w:lang w:val="en-US"/>
+        </w:rPr>
+      </w:pPr>
+      <w:ins w:id="315" w:author="Pascal Heude" w:date="2026-08-01T19:48:00Z">
         <w:r>
           <w:rPr>
             <w:b/>
@@ -12989,9 +13823,9 @@
           <w:t xml:space="preserve">: </w:t>
         </w:r>
       </w:ins>
-      <w:moveToRangeStart w:id="215" w:author="Pascal Heude" w:date="2026-08-01T19:48:00Z" w:name="move236506110"/>
-      <w:moveTo w:id="216" w:author="Pascal Heude" w:date="2026-08-01T19:48:00Z">
-        <w:del w:id="217" w:author="Pascal Heude" w:date="2026-08-01T19:48:00Z">
+      <w:moveToRangeStart w:id="316" w:author="Pascal Heude" w:date="2026-08-01T19:48:00Z" w:name="move236506110"/>
+      <w:moveTo w:id="317" w:author="Pascal Heude" w:date="2026-08-01T19:48:00Z">
+        <w:del w:id="318" w:author="Pascal Heude" w:date="2026-08-01T19:48:00Z">
           <w:r>
             <w:rPr>
               <w:lang w:val="en-US"/>
@@ -13000,7 +13834,7 @@
           </w:r>
         </w:del>
       </w:moveTo>
-      <w:ins w:id="218" w:author="Pascal Heude" w:date="2026-08-01T19:48:00Z">
+      <w:ins w:id="319" w:author="Pascal Heude" w:date="2026-08-01T19:48:00Z">
         <w:r>
           <w:rPr>
             <w:lang w:val="en-US"/>
@@ -13008,14 +13842,14 @@
           <w:t>t</w:t>
         </w:r>
       </w:ins>
-      <w:moveTo w:id="219" w:author="Pascal Heude" w:date="2026-08-01T19:48:00Z">
+      <w:moveTo w:id="320" w:author="Pascal Heude" w:date="2026-08-01T19:48:00Z">
         <w:r>
           <w:rPr>
             <w:lang w:val="en-US"/>
           </w:rPr>
           <w:t xml:space="preserve">he attribute </w:t>
         </w:r>
-        <w:del w:id="220" w:author="Pascal Heude" w:date="2026-08-01T19:48:00Z">
+        <w:del w:id="321" w:author="Pascal Heude" w:date="2026-08-01T19:48:00Z">
           <w:r>
             <w:rPr>
               <w:lang w:val="en-US"/>
@@ -13024,7 +13858,7 @@
           </w:r>
         </w:del>
       </w:moveTo>
-      <w:ins w:id="221" w:author="Pascal Heude" w:date="2026-08-01T19:48:00Z">
+      <w:ins w:id="322" w:author="Pascal Heude" w:date="2026-08-01T19:48:00Z">
         <w:r>
           <w:rPr>
             <w:lang w:val="en-US"/>
@@ -13032,7 +13866,7 @@
           <w:t>shall be</w:t>
         </w:r>
       </w:ins>
-      <w:moveTo w:id="222" w:author="Pascal Heude" w:date="2026-08-01T19:48:00Z">
+      <w:moveTo w:id="323" w:author="Pascal Heude" w:date="2026-08-01T19:48:00Z">
         <w:r>
           <w:rPr>
             <w:lang w:val="en-US"/>
@@ -13041,14 +13875,14 @@
         </w:r>
       </w:moveTo>
     </w:p>
-    <w:moveToRangeEnd w:id="215"/>
-    <w:p>
-      <w:pPr>
-        <w:rPr>
-          <w:lang w:val="en-US"/>
-        </w:rPr>
-      </w:pPr>
-      <w:ins w:id="223" w:author="Pascal Heude" w:date="2026-08-01T19:48:00Z">
+    <w:moveToRangeEnd w:id="316"/>
+    <w:p>
+      <w:pPr>
+        <w:rPr>
+          <w:lang w:val="en-US"/>
+        </w:rPr>
+      </w:pPr>
+      <w:ins w:id="324" w:author="Pascal Heude" w:date="2026-08-01T19:48:00Z">
         <w:r>
           <w:rPr>
             <w:b/>
@@ -13072,7 +13906,7 @@
           <w:t xml:space="preserve">: </w:t>
         </w:r>
       </w:ins>
-      <w:del w:id="224" w:author="Pascal Heude" w:date="2026-08-03T17:54:00Z">
+      <w:del w:id="325" w:author="Pascal Heude" w:date="2026-08-03T17:54:00Z">
         <w:r>
           <w:rPr>
             <w:lang w:val="en-US"/>
@@ -13080,7 +13914,7 @@
           <w:delText>T</w:delText>
         </w:r>
       </w:del>
-      <w:ins w:id="225" w:author="Pascal Heude" w:date="2026-08-03T17:54:00Z">
+      <w:ins w:id="326" w:author="Pascal Heude" w:date="2026-08-03T17:54:00Z">
         <w:r>
           <w:rPr>
             <w:lang w:val="en-US"/>
@@ -13104,12 +13938,12 @@
     <w:p>
       <w:pPr>
         <w:rPr>
-          <w:moveFrom w:id="226" w:author="Pascal Heude" w:date="2026-08-01T19:48:00Z"/>
-          <w:lang w:val="en-US"/>
-        </w:rPr>
-      </w:pPr>
-      <w:moveFromRangeStart w:id="227" w:author="Pascal Heude" w:date="2026-08-01T19:48:00Z" w:name="move236506110"/>
-      <w:moveFrom w:id="228" w:author="Pascal Heude" w:date="2026-08-01T19:48:00Z">
+          <w:moveFrom w:id="327" w:author="Pascal Heude" w:date="2026-08-01T19:48:00Z"/>
+          <w:lang w:val="en-US"/>
+        </w:rPr>
+      </w:pPr>
+      <w:moveFromRangeStart w:id="328" w:author="Pascal Heude" w:date="2026-08-01T19:48:00Z" w:name="move236506110"/>
+      <w:moveFrom w:id="329" w:author="Pascal Heude" w:date="2026-08-01T19:48:00Z">
         <w:r>
           <w:rPr>
             <w:lang w:val="en-US"/>
@@ -13124,7 +13958,7 @@
         </w:r>
       </w:moveFrom>
     </w:p>
-    <w:moveFromRangeEnd w:id="227"/>
+    <w:moveFromRangeEnd w:id="328"/>
     <w:p>
       <w:pPr>
         <w:rPr>
@@ -13200,13 +14034,13 @@
       <w:pPr>
         <w:pStyle w:val="Titre3"/>
       </w:pPr>
-      <w:bookmarkStart w:id="229" w:name="_Tag_THW_ID_1"/>
-      <w:bookmarkStart w:id="230" w:name="_Toc456106029"/>
-      <w:bookmarkEnd w:id="229"/>
+      <w:bookmarkStart w:id="330" w:name="_Tag_THW_ID_1"/>
+      <w:bookmarkStart w:id="331" w:name="_Toc456106029"/>
+      <w:bookmarkEnd w:id="330"/>
       <w:r>
         <w:t>Tag THW_ID</w:t>
       </w:r>
-      <w:bookmarkEnd w:id="230"/>
+      <w:bookmarkEnd w:id="331"/>
     </w:p>
     <w:p>
       <w:pPr>
@@ -13260,17 +14094,17 @@
     <w:p>
       <w:pPr>
         <w:rPr>
-          <w:moveTo w:id="231" w:author="Pascal Heude" w:date="2026-08-01T21:11:00Z"/>
-          <w:lang w:val="en-US"/>
-        </w:rPr>
-      </w:pPr>
-      <w:ins w:id="232" w:author="Pascal Heude" w:date="2026-08-01T21:11:00Z">
+          <w:moveTo w:id="332" w:author="Pascal Heude" w:date="2026-08-01T21:11:00Z"/>
+          <w:lang w:val="en-US"/>
+        </w:rPr>
+      </w:pPr>
+      <w:ins w:id="333" w:author="Pascal Heude" w:date="2026-08-01T21:11:00Z">
         <w:r>
           <w:rPr>
             <w:b/>
             <w:color w:val="0070C0"/>
             <w:lang w:val="en-US"/>
-            <w:rPrChange w:id="233" w:author="Pascal Heude" w:date="2026-08-01T21:11:00Z">
+            <w:rPrChange w:id="334" w:author="Pascal Heude" w:date="2026-08-01T21:11:00Z">
               <w:rPr>
                 <w:lang w:val="en-US"/>
               </w:rPr>
@@ -13285,9 +14119,9 @@
           <w:t xml:space="preserve">: </w:t>
         </w:r>
       </w:ins>
-      <w:moveToRangeStart w:id="234" w:author="Pascal Heude" w:date="2026-08-01T21:11:00Z" w:name="move236511099"/>
-      <w:moveTo w:id="235" w:author="Pascal Heude" w:date="2026-08-01T21:11:00Z">
-        <w:del w:id="236" w:author="Pascal Heude" w:date="2026-08-03T17:54:00Z">
+      <w:moveToRangeStart w:id="335" w:author="Pascal Heude" w:date="2026-08-01T21:11:00Z" w:name="move236511099"/>
+      <w:moveTo w:id="336" w:author="Pascal Heude" w:date="2026-08-01T21:11:00Z">
+        <w:del w:id="337" w:author="Pascal Heude" w:date="2026-08-03T17:54:00Z">
           <w:r>
             <w:rPr>
               <w:lang w:val="en-US"/>
@@ -13296,7 +14130,7 @@
           </w:r>
         </w:del>
       </w:moveTo>
-      <w:ins w:id="237" w:author="Pascal Heude" w:date="2026-08-03T17:54:00Z">
+      <w:ins w:id="338" w:author="Pascal Heude" w:date="2026-08-03T17:54:00Z">
         <w:r>
           <w:rPr>
             <w:lang w:val="en-US"/>
@@ -13304,14 +14138,14 @@
           <w:t>t</w:t>
         </w:r>
       </w:ins>
-      <w:moveTo w:id="238" w:author="Pascal Heude" w:date="2026-08-01T21:11:00Z">
+      <w:moveTo w:id="339" w:author="Pascal Heude" w:date="2026-08-01T21:11:00Z">
         <w:r>
           <w:rPr>
             <w:lang w:val="en-US"/>
           </w:rPr>
           <w:t xml:space="preserve">his tag </w:t>
         </w:r>
-        <w:del w:id="239" w:author="Pascal Heude" w:date="2026-08-01T21:12:00Z">
+        <w:del w:id="340" w:author="Pascal Heude" w:date="2026-08-01T21:12:00Z">
           <w:r>
             <w:rPr>
               <w:lang w:val="en-US"/>
@@ -13320,7 +14154,7 @@
           </w:r>
         </w:del>
       </w:moveTo>
-      <w:ins w:id="240" w:author="Pascal Heude" w:date="2026-08-01T21:12:00Z">
+      <w:ins w:id="341" w:author="Pascal Heude" w:date="2026-08-01T21:12:00Z">
         <w:r>
           <w:rPr>
             <w:lang w:val="en-US"/>
@@ -13328,7 +14162,7 @@
           <w:t>shall be</w:t>
         </w:r>
       </w:ins>
-      <w:moveTo w:id="241" w:author="Pascal Heude" w:date="2026-08-01T21:11:00Z">
+      <w:moveTo w:id="342" w:author="Pascal Heude" w:date="2026-08-01T21:11:00Z">
         <w:r>
           <w:rPr>
             <w:lang w:val="en-US"/>
@@ -13378,20 +14212,20 @@
         </w:r>
       </w:moveTo>
     </w:p>
-    <w:moveToRangeEnd w:id="234"/>
-    <w:p>
-      <w:pPr>
-        <w:rPr>
-          <w:lang w:val="en-US"/>
-        </w:rPr>
-      </w:pPr>
-      <w:ins w:id="242" w:author="Pascal Heude" w:date="2026-08-01T21:11:00Z">
+    <w:moveToRangeEnd w:id="335"/>
+    <w:p>
+      <w:pPr>
+        <w:rPr>
+          <w:lang w:val="en-US"/>
+        </w:rPr>
+      </w:pPr>
+      <w:ins w:id="343" w:author="Pascal Heude" w:date="2026-08-01T21:11:00Z">
         <w:r>
           <w:rPr>
             <w:b/>
             <w:color w:val="0070C0"/>
             <w:lang w:val="en-US"/>
-            <w:rPrChange w:id="243" w:author="Pascal Heude" w:date="2026-08-01T21:11:00Z">
+            <w:rPrChange w:id="344" w:author="Pascal Heude" w:date="2026-08-01T21:11:00Z">
               <w:rPr>
                 <w:lang w:val="en-US"/>
               </w:rPr>
@@ -13406,7 +14240,7 @@
           <w:t xml:space="preserve">: </w:t>
         </w:r>
       </w:ins>
-      <w:ins w:id="244" w:author="Pascal Heude" w:date="2026-08-03T17:54:00Z">
+      <w:ins w:id="345" w:author="Pascal Heude" w:date="2026-08-03T17:54:00Z">
         <w:r>
           <w:rPr>
             <w:lang w:val="en-US"/>
@@ -13414,7 +14248,7 @@
           <w:t>t</w:t>
         </w:r>
       </w:ins>
-      <w:del w:id="245" w:author="Pascal Heude" w:date="2026-08-03T17:54:00Z">
+      <w:del w:id="346" w:author="Pascal Heude" w:date="2026-08-03T17:54:00Z">
         <w:r>
           <w:rPr>
             <w:lang w:val="en-US"/>
@@ -13432,12 +14266,12 @@
     <w:p>
       <w:pPr>
         <w:rPr>
-          <w:moveFrom w:id="246" w:author="Pascal Heude" w:date="2026-08-01T21:11:00Z"/>
-          <w:lang w:val="en-US"/>
-        </w:rPr>
-      </w:pPr>
-      <w:moveFromRangeStart w:id="247" w:author="Pascal Heude" w:date="2026-08-01T21:11:00Z" w:name="move236511099"/>
-      <w:moveFrom w:id="248" w:author="Pascal Heude" w:date="2026-08-01T21:11:00Z">
+          <w:moveFrom w:id="347" w:author="Pascal Heude" w:date="2026-08-01T21:11:00Z"/>
+          <w:lang w:val="en-US"/>
+        </w:rPr>
+      </w:pPr>
+      <w:moveFromRangeStart w:id="348" w:author="Pascal Heude" w:date="2026-08-01T21:11:00Z" w:name="move236511099"/>
+      <w:moveFrom w:id="349" w:author="Pascal Heude" w:date="2026-08-01T21:11:00Z">
         <w:r>
           <w:rPr>
             <w:lang w:val="en-US"/>
@@ -13499,7 +14333,7 @@
         </w:r>
       </w:moveFrom>
     </w:p>
-    <w:moveFromRangeEnd w:id="247"/>
+    <w:moveFromRangeEnd w:id="348"/>
     <w:p>
       <w:pPr>
         <w:rPr>
@@ -13603,7 +14437,6 @@
         <w:rPr>
           <w:lang w:val="en-US"/>
         </w:rPr>
-        <w:lastRenderedPageBreak/>
         <w:t xml:space="preserve">&lt;THW_ID_LIST </w:t>
       </w:r>
       <w:r>
@@ -13678,15 +14511,13 @@
       <w:pPr>
         <w:pStyle w:val="Titre3"/>
       </w:pPr>
-      <w:bookmarkStart w:id="249" w:name="_Tag_SUPPORT_FILE_LIST"/>
-      <w:bookmarkStart w:id="250" w:name="_Toc456106030"/>
-      <w:bookmarkStart w:id="251" w:name="_GoBack"/>
-      <w:bookmarkEnd w:id="249"/>
-      <w:bookmarkEnd w:id="251"/>
+      <w:bookmarkStart w:id="350" w:name="_Tag_SUPPORT_FILE_LIST"/>
+      <w:bookmarkStart w:id="351" w:name="_Toc456106030"/>
+      <w:bookmarkEnd w:id="350"/>
       <w:r>
         <w:t>Tag SUPPORT_FILE_LIST</w:t>
       </w:r>
-      <w:bookmarkEnd w:id="250"/>
+      <w:bookmarkEnd w:id="351"/>
     </w:p>
     <w:p>
       <w:pPr>
@@ -13716,20 +14547,20 @@
     <w:p>
       <w:pPr>
         <w:rPr>
-          <w:moveTo w:id="252" w:author="Pascal Heude" w:date="2026-08-03T17:51:00Z"/>
+          <w:moveTo w:id="352" w:author="Pascal Heude" w:date="2026-08-03T17:51:00Z"/>
           <w:b/>
           <w:color w:val="0070C0"/>
           <w:lang w:val="en-US"/>
-          <w:rPrChange w:id="253" w:author="Pascal Heude" w:date="2026-08-03T17:52:00Z">
+          <w:rPrChange w:id="353" w:author="Pascal Heude" w:date="2026-08-03T17:52:00Z">
             <w:rPr>
-              <w:moveTo w:id="254" w:author="Pascal Heude" w:date="2026-08-03T17:51:00Z"/>
+              <w:moveTo w:id="354" w:author="Pascal Heude" w:date="2026-08-03T17:51:00Z"/>
               <w:lang w:val="en-US"/>
             </w:rPr>
           </w:rPrChange>
         </w:rPr>
       </w:pPr>
-      <w:moveToRangeStart w:id="255" w:author="Pascal Heude" w:date="2026-08-03T17:51:00Z" w:name="move236671916"/>
-      <w:moveTo w:id="256" w:author="Pascal Heude" w:date="2026-08-03T17:51:00Z">
+      <w:moveToRangeStart w:id="355" w:author="Pascal Heude" w:date="2026-08-03T17:51:00Z" w:name="move236671916"/>
+      <w:moveTo w:id="356" w:author="Pascal Heude" w:date="2026-08-03T17:51:00Z">
         <w:r>
           <w:rPr>
             <w:lang w:val="en-US"/>
@@ -13738,20 +14569,20 @@
         </w:r>
       </w:moveTo>
     </w:p>
-    <w:moveToRangeEnd w:id="255"/>
-    <w:p>
-      <w:pPr>
-        <w:rPr>
-          <w:lang w:val="en-US"/>
-        </w:rPr>
-      </w:pPr>
-      <w:ins w:id="257" w:author="Pascal Heude" w:date="2026-08-03T17:51:00Z">
+    <w:moveToRangeEnd w:id="355"/>
+    <w:p>
+      <w:pPr>
+        <w:rPr>
+          <w:lang w:val="en-US"/>
+        </w:rPr>
+      </w:pPr>
+      <w:ins w:id="357" w:author="Pascal Heude" w:date="2026-08-03T17:51:00Z">
         <w:r>
           <w:rPr>
             <w:b/>
             <w:color w:val="0070C0"/>
             <w:lang w:val="en-US"/>
-            <w:rPrChange w:id="258" w:author="Pascal Heude" w:date="2026-08-03T17:52:00Z">
+            <w:rPrChange w:id="358" w:author="Pascal Heude" w:date="2026-08-03T17:52:00Z">
               <w:rPr>
                 <w:lang w:val="en-US"/>
               </w:rPr>
@@ -13766,7 +14597,7 @@
           <w:t xml:space="preserve">: </w:t>
         </w:r>
       </w:ins>
-      <w:del w:id="259" w:author="Pascal Heude" w:date="2026-08-03T17:54:00Z">
+      <w:del w:id="359" w:author="Pascal Heude" w:date="2026-08-03T17:54:00Z">
         <w:r>
           <w:rPr>
             <w:lang w:val="en-US"/>
@@ -13774,7 +14605,7 @@
           <w:delText>T</w:delText>
         </w:r>
       </w:del>
-      <w:ins w:id="260" w:author="Pascal Heude" w:date="2026-08-03T17:54:00Z">
+      <w:ins w:id="360" w:author="Pascal Heude" w:date="2026-08-03T17:54:00Z">
         <w:r>
           <w:rPr>
             <w:lang w:val="en-US"/>
@@ -13807,12 +14638,12 @@
     <w:p>
       <w:pPr>
         <w:rPr>
-          <w:moveFrom w:id="261" w:author="Pascal Heude" w:date="2026-08-03T17:51:00Z"/>
-          <w:lang w:val="en-US"/>
-        </w:rPr>
-      </w:pPr>
-      <w:moveFromRangeStart w:id="262" w:author="Pascal Heude" w:date="2026-08-03T17:51:00Z" w:name="move236671916"/>
-      <w:moveFrom w:id="263" w:author="Pascal Heude" w:date="2026-08-03T17:51:00Z">
+          <w:moveFrom w:id="361" w:author="Pascal Heude" w:date="2026-08-03T17:51:00Z"/>
+          <w:lang w:val="en-US"/>
+        </w:rPr>
+      </w:pPr>
+      <w:moveFromRangeStart w:id="362" w:author="Pascal Heude" w:date="2026-08-03T17:51:00Z" w:name="move236671916"/>
+      <w:moveFrom w:id="363" w:author="Pascal Heude" w:date="2026-08-03T17:51:00Z">
         <w:r>
           <w:rPr>
             <w:lang w:val="en-US"/>
@@ -13821,7 +14652,7 @@
         </w:r>
       </w:moveFrom>
     </w:p>
-    <w:moveFromRangeEnd w:id="262"/>
+    <w:moveFromRangeEnd w:id="362"/>
     <w:p>
       <w:pPr>
         <w:rPr>
@@ -13841,11 +14672,19 @@
         </w:rPr>
         <w:t xml:space="preserve">The attribute </w:t>
       </w:r>
-      <w:r>
-        <w:rPr>
-          <w:lang w:val="en-US"/>
-        </w:rPr>
-        <w:t xml:space="preserve">integrity_check </w:t>
+      <w:proofErr w:type="spellStart"/>
+      <w:r>
+        <w:rPr>
+          <w:lang w:val="en-US"/>
+        </w:rPr>
+        <w:t>integrity_check</w:t>
+      </w:r>
+      <w:proofErr w:type="spellEnd"/>
+      <w:r>
+        <w:rPr>
+          <w:lang w:val="en-US"/>
+        </w:rPr>
+        <w:t xml:space="preserve"> </w:t>
       </w:r>
       <w:r>
         <w:rPr>
@@ -13916,16 +14755,16 @@
           <w:numId w:val="22"/>
         </w:numPr>
         <w:rPr>
-          <w:ins w:id="264" w:author="Pascal Heude" w:date="2026-08-09T16:40:00Z"/>
-          <w:lang w:val="en-US"/>
-        </w:rPr>
-      </w:pPr>
-      <w:ins w:id="265" w:author="Pascal Heude" w:date="2026-08-09T16:40:00Z">
-        <w:r>
-          <w:rPr>
-            <w:lang w:val="en-US"/>
-          </w:rPr>
-          <w:t>CRC64</w:t>
+          <w:ins w:id="364" w:author="Pascal Heude" w:date="2026-08-09T16:40:00Z"/>
+          <w:lang w:val="en-US"/>
+        </w:rPr>
+      </w:pPr>
+      <w:ins w:id="365" w:author="Pascal Heude" w:date="2026-08-09T16:40:00Z">
+        <w:r>
+          <w:rPr>
+            <w:lang w:val="en-US"/>
+          </w:rPr>
+          <w:t>CRC32</w:t>
         </w:r>
       </w:ins>
     </w:p>
@@ -13973,6 +14812,69 @@
           <w:numId w:val="22"/>
         </w:numPr>
         <w:rPr>
+          <w:ins w:id="366" w:author="Pascal Heude" w:date="2026-08-30T15:29:00Z"/>
+          <w:lang w:val="en-US"/>
+        </w:rPr>
+      </w:pPr>
+      <w:ins w:id="367" w:author="Pascal Heude" w:date="2026-08-30T15:29:00Z">
+        <w:r>
+          <w:rPr>
+            <w:lang w:val="en-US"/>
+          </w:rPr>
+          <w:t>SHA-256</w:t>
+        </w:r>
+      </w:ins>
+    </w:p>
+    <w:p>
+      <w:pPr>
+        <w:pStyle w:val="Paragraphedeliste"/>
+        <w:numPr>
+          <w:ilvl w:val="0"/>
+          <w:numId w:val="22"/>
+        </w:numPr>
+        <w:rPr>
+          <w:ins w:id="368" w:author="Pascal Heude" w:date="2026-08-30T15:29:00Z"/>
+          <w:lang w:val="en-US"/>
+        </w:rPr>
+      </w:pPr>
+      <w:ins w:id="369" w:author="Pascal Heude" w:date="2026-08-30T15:29:00Z">
+        <w:r>
+          <w:rPr>
+            <w:lang w:val="en-US"/>
+          </w:rPr>
+          <w:t>SHA-512</w:t>
+        </w:r>
+      </w:ins>
+    </w:p>
+    <w:p>
+      <w:pPr>
+        <w:pStyle w:val="Paragraphedeliste"/>
+        <w:numPr>
+          <w:ilvl w:val="0"/>
+          <w:numId w:val="22"/>
+        </w:numPr>
+        <w:rPr>
+          <w:ins w:id="370" w:author="Pascal Heude" w:date="2026-08-30T15:29:00Z"/>
+          <w:lang w:val="en-US"/>
+        </w:rPr>
+      </w:pPr>
+      <w:ins w:id="371" w:author="Pascal Heude" w:date="2026-08-30T15:29:00Z">
+        <w:r>
+          <w:rPr>
+            <w:lang w:val="en-US"/>
+          </w:rPr>
+          <w:t>CRC64</w:t>
+        </w:r>
+      </w:ins>
+    </w:p>
+    <w:p>
+      <w:pPr>
+        <w:pStyle w:val="Paragraphedeliste"/>
+        <w:numPr>
+          <w:ilvl w:val="0"/>
+          <w:numId w:val="22"/>
+        </w:numPr>
+        <w:rPr>
           <w:lang w:val="en-US"/>
         </w:rPr>
       </w:pPr>
@@ -14019,11 +14921,11 @@
     <w:p>
       <w:pPr>
         <w:rPr>
-          <w:moveTo w:id="266" w:author="Pascal Heude" w:date="2026-08-01T21:12:00Z"/>
-          <w:lang w:val="en-US"/>
-        </w:rPr>
-      </w:pPr>
-      <w:ins w:id="267" w:author="Pascal Heude" w:date="2026-08-01T21:13:00Z">
+          <w:moveTo w:id="372" w:author="Pascal Heude" w:date="2026-08-01T21:12:00Z"/>
+          <w:lang w:val="en-US"/>
+        </w:rPr>
+      </w:pPr>
+      <w:ins w:id="373" w:author="Pascal Heude" w:date="2026-08-01T21:13:00Z">
         <w:r>
           <w:rPr>
             <w:b/>
@@ -14033,7 +14935,7 @@
           <w:t>URQT_</w:t>
         </w:r>
       </w:ins>
-      <w:ins w:id="268" w:author="Pascal Heude" w:date="2026-08-01T22:10:00Z">
+      <w:ins w:id="374" w:author="Pascal Heude" w:date="2026-08-01T22:10:00Z">
         <w:r>
           <w:rPr>
             <w:b/>
@@ -14043,7 +14945,7 @@
           <w:t>2</w:t>
         </w:r>
       </w:ins>
-      <w:ins w:id="269" w:author="Pascal Heude" w:date="2026-08-03T17:52:00Z">
+      <w:ins w:id="375" w:author="Pascal Heude" w:date="2026-08-03T17:52:00Z">
         <w:r>
           <w:rPr>
             <w:b/>
@@ -14053,9 +14955,9 @@
           <w:t>6</w:t>
         </w:r>
       </w:ins>
-      <w:moveToRangeStart w:id="270" w:author="Pascal Heude" w:date="2026-08-01T21:12:00Z" w:name="move236511174"/>
-      <w:moveTo w:id="271" w:author="Pascal Heude" w:date="2026-08-01T21:12:00Z">
-        <w:del w:id="272" w:author="Pascal Heude" w:date="2026-08-01T21:13:00Z">
+      <w:moveToRangeStart w:id="376" w:author="Pascal Heude" w:date="2026-08-01T21:12:00Z" w:name="move236511174"/>
+      <w:moveTo w:id="377" w:author="Pascal Heude" w:date="2026-08-01T21:12:00Z">
+        <w:del w:id="378" w:author="Pascal Heude" w:date="2026-08-01T21:13:00Z">
           <w:r>
             <w:rPr>
               <w:lang w:val="en-US"/>
@@ -14064,7 +14966,7 @@
           </w:r>
         </w:del>
       </w:moveTo>
-      <w:ins w:id="273" w:author="Pascal Heude" w:date="2026-08-01T21:13:00Z">
+      <w:ins w:id="379" w:author="Pascal Heude" w:date="2026-08-01T21:13:00Z">
         <w:r>
           <w:rPr>
             <w:lang w:val="en-US"/>
@@ -14072,14 +14974,14 @@
           <w:t>: t</w:t>
         </w:r>
       </w:ins>
-      <w:moveTo w:id="274" w:author="Pascal Heude" w:date="2026-08-01T21:12:00Z">
+      <w:moveTo w:id="380" w:author="Pascal Heude" w:date="2026-08-01T21:12:00Z">
         <w:r>
           <w:rPr>
             <w:lang w:val="en-US"/>
           </w:rPr>
           <w:t xml:space="preserve">he attribute </w:t>
         </w:r>
-        <w:del w:id="275" w:author="Pascal Heude" w:date="2026-08-01T21:13:00Z">
+        <w:del w:id="381" w:author="Pascal Heude" w:date="2026-08-01T21:13:00Z">
           <w:r>
             <w:rPr>
               <w:lang w:val="en-US"/>
@@ -14088,7 +14990,7 @@
           </w:r>
         </w:del>
       </w:moveTo>
-      <w:ins w:id="276" w:author="Pascal Heude" w:date="2026-08-01T21:13:00Z">
+      <w:ins w:id="382" w:author="Pascal Heude" w:date="2026-08-01T21:13:00Z">
         <w:r>
           <w:rPr>
             <w:lang w:val="en-US"/>
@@ -14096,7 +14998,7 @@
           <w:t>shall be</w:t>
         </w:r>
       </w:ins>
-      <w:moveTo w:id="277" w:author="Pascal Heude" w:date="2026-08-01T21:12:00Z">
+      <w:moveTo w:id="383" w:author="Pascal Heude" w:date="2026-08-01T21:12:00Z">
         <w:r>
           <w:rPr>
             <w:lang w:val="en-US"/>
@@ -14105,20 +15007,20 @@
         </w:r>
       </w:moveTo>
     </w:p>
-    <w:moveToRangeEnd w:id="270"/>
-    <w:p>
-      <w:pPr>
-        <w:rPr>
-          <w:lang w:val="en-US"/>
-        </w:rPr>
-      </w:pPr>
-      <w:ins w:id="278" w:author="Pascal Heude" w:date="2026-08-01T21:12:00Z">
+    <w:moveToRangeEnd w:id="376"/>
+    <w:p>
+      <w:pPr>
+        <w:rPr>
+          <w:lang w:val="en-US"/>
+        </w:rPr>
+      </w:pPr>
+      <w:ins w:id="384" w:author="Pascal Heude" w:date="2026-08-01T21:12:00Z">
         <w:r>
           <w:rPr>
             <w:b/>
             <w:color w:val="0070C0"/>
             <w:lang w:val="en-US"/>
-            <w:rPrChange w:id="279" w:author="Pascal Heude" w:date="2026-08-01T21:13:00Z">
+            <w:rPrChange w:id="385" w:author="Pascal Heude" w:date="2026-08-01T21:13:00Z">
               <w:rPr>
                 <w:lang w:val="en-US"/>
               </w:rPr>
@@ -14127,7 +15029,7 @@
           <w:t>URQT_2</w:t>
         </w:r>
       </w:ins>
-      <w:ins w:id="280" w:author="Pascal Heude" w:date="2026-08-01T22:10:00Z">
+      <w:ins w:id="386" w:author="Pascal Heude" w:date="2026-08-01T22:10:00Z">
         <w:r>
           <w:rPr>
             <w:b/>
@@ -14137,7 +15039,7 @@
           <w:t>7</w:t>
         </w:r>
       </w:ins>
-      <w:ins w:id="281" w:author="Pascal Heude" w:date="2026-08-01T21:12:00Z">
+      <w:ins w:id="387" w:author="Pascal Heude" w:date="2026-08-01T21:12:00Z">
         <w:r>
           <w:rPr>
             <w:lang w:val="en-US"/>
@@ -14145,7 +15047,7 @@
           <w:t xml:space="preserve">: </w:t>
         </w:r>
       </w:ins>
-      <w:ins w:id="282" w:author="Pascal Heude" w:date="2026-08-03T17:54:00Z">
+      <w:ins w:id="388" w:author="Pascal Heude" w:date="2026-08-03T17:54:00Z">
         <w:r>
           <w:rPr>
             <w:lang w:val="en-US"/>
@@ -14153,7 +15055,7 @@
           <w:t>t</w:t>
         </w:r>
       </w:ins>
-      <w:del w:id="283" w:author="Pascal Heude" w:date="2026-08-03T17:54:00Z">
+      <w:del w:id="389" w:author="Pascal Heude" w:date="2026-08-03T17:54:00Z">
         <w:r>
           <w:rPr>
             <w:lang w:val="en-US"/>
@@ -14171,21 +15073,22 @@
     <w:p>
       <w:pPr>
         <w:rPr>
-          <w:moveFrom w:id="284" w:author="Pascal Heude" w:date="2026-08-01T21:12:00Z"/>
-          <w:lang w:val="en-US"/>
-        </w:rPr>
-      </w:pPr>
-      <w:moveFromRangeStart w:id="285" w:author="Pascal Heude" w:date="2026-08-01T21:12:00Z" w:name="move236511174"/>
-      <w:moveFrom w:id="286" w:author="Pascal Heude" w:date="2026-08-01T21:12:00Z">
-        <w:r>
-          <w:rPr>
-            <w:lang w:val="en-US"/>
-          </w:rPr>
+          <w:moveFrom w:id="390" w:author="Pascal Heude" w:date="2026-08-01T21:12:00Z"/>
+          <w:lang w:val="en-US"/>
+        </w:rPr>
+      </w:pPr>
+      <w:moveFromRangeStart w:id="391" w:author="Pascal Heude" w:date="2026-08-01T21:12:00Z" w:name="move236511174"/>
+      <w:moveFrom w:id="392" w:author="Pascal Heude" w:date="2026-08-01T21:12:00Z">
+        <w:r>
+          <w:rPr>
+            <w:lang w:val="en-US"/>
+          </w:rPr>
+          <w:lastRenderedPageBreak/>
           <w:t>The attribute is mandatory. If omitted, LSPB will generate an exception.</w:t>
         </w:r>
       </w:moveFrom>
     </w:p>
-    <w:moveFromRangeEnd w:id="285"/>
+    <w:moveFromRangeEnd w:id="391"/>
     <w:p>
       <w:pPr>
         <w:rPr>
@@ -14285,13 +15188,13 @@
       <w:pPr>
         <w:pStyle w:val="Titre3"/>
       </w:pPr>
-      <w:bookmarkStart w:id="287" w:name="_Tag_SUPPORT_FILE"/>
-      <w:bookmarkStart w:id="288" w:name="_Toc456106031"/>
-      <w:bookmarkEnd w:id="287"/>
+      <w:bookmarkStart w:id="393" w:name="_Tag_SUPPORT_FILE"/>
+      <w:bookmarkStart w:id="394" w:name="_Toc456106031"/>
+      <w:bookmarkEnd w:id="393"/>
       <w:r>
         <w:t>Tag SUPPORT_FILE</w:t>
       </w:r>
-      <w:bookmarkEnd w:id="288"/>
+      <w:bookmarkEnd w:id="394"/>
     </w:p>
     <w:p>
       <w:pPr>
@@ -14327,11 +15230,11 @@
     <w:p>
       <w:pPr>
         <w:rPr>
-          <w:ins w:id="289" w:author="Pascal Heude" w:date="2026-07-29T22:59:00Z"/>
-          <w:lang w:val="en-US"/>
-        </w:rPr>
-      </w:pPr>
-      <w:ins w:id="290" w:author="Pascal Heude" w:date="2026-08-01T21:16:00Z">
+          <w:ins w:id="395" w:author="Pascal Heude" w:date="2026-07-29T22:59:00Z"/>
+          <w:lang w:val="en-US"/>
+        </w:rPr>
+      </w:pPr>
+      <w:ins w:id="396" w:author="Pascal Heude" w:date="2026-08-01T21:16:00Z">
         <w:r>
           <w:rPr>
             <w:b/>
@@ -14341,7 +15244,7 @@
           <w:t>URQT_2</w:t>
         </w:r>
       </w:ins>
-      <w:ins w:id="291" w:author="Pascal Heude" w:date="2026-08-01T22:11:00Z">
+      <w:ins w:id="397" w:author="Pascal Heude" w:date="2026-08-01T22:11:00Z">
         <w:r>
           <w:rPr>
             <w:b/>
@@ -14351,7 +15254,7 @@
           <w:t>8</w:t>
         </w:r>
       </w:ins>
-      <w:ins w:id="292" w:author="Pascal Heude" w:date="2026-08-01T21:16:00Z">
+      <w:ins w:id="398" w:author="Pascal Heude" w:date="2026-08-01T21:16:00Z">
         <w:r>
           <w:rPr>
             <w:lang w:val="en-US"/>
@@ -14359,7 +15262,7 @@
           <w:t xml:space="preserve">: </w:t>
         </w:r>
       </w:ins>
-      <w:ins w:id="293" w:author="Pascal Heude" w:date="2026-08-03T17:54:00Z">
+      <w:ins w:id="399" w:author="Pascal Heude" w:date="2026-08-03T17:54:00Z">
         <w:r>
           <w:rPr>
             <w:lang w:val="en-US"/>
@@ -14367,7 +15270,7 @@
           <w:t>t</w:t>
         </w:r>
       </w:ins>
-      <w:del w:id="294" w:author="Pascal Heude" w:date="2026-08-03T17:54:00Z">
+      <w:del w:id="400" w:author="Pascal Heude" w:date="2026-08-03T17:54:00Z">
         <w:r>
           <w:rPr>
             <w:lang w:val="en-US"/>
@@ -14381,7 +15284,7 @@
         </w:rPr>
         <w:t xml:space="preserve">he content shall be a </w:t>
       </w:r>
-      <w:del w:id="295" w:author="Pascal Heude" w:date="2026-08-01T21:16:00Z">
+      <w:del w:id="401" w:author="Pascal Heude" w:date="2026-08-01T21:16:00Z">
         <w:r>
           <w:rPr>
             <w:lang w:val="en-US"/>
@@ -14389,7 +15292,7 @@
           <w:delText>list of characters</w:delText>
         </w:r>
       </w:del>
-      <w:ins w:id="296" w:author="Pascal Heude" w:date="2026-08-01T21:16:00Z">
+      <w:ins w:id="402" w:author="Pascal Heude" w:date="2026-08-01T21:16:00Z">
         <w:r>
           <w:rPr>
             <w:lang w:val="en-US"/>
@@ -14397,7 +15300,7 @@
           <w:t>readable fil</w:t>
         </w:r>
       </w:ins>
-      <w:ins w:id="297" w:author="Pascal Heude" w:date="2026-08-01T21:17:00Z">
+      <w:ins w:id="403" w:author="Pascal Heude" w:date="2026-08-01T21:17:00Z">
         <w:r>
           <w:rPr>
             <w:lang w:val="en-US"/>
@@ -14411,7 +15314,7 @@
         </w:rPr>
         <w:t>.</w:t>
       </w:r>
-      <w:ins w:id="298" w:author="Pascal Heude" w:date="2026-07-29T23:20:00Z">
+      <w:ins w:id="404" w:author="Pascal Heude" w:date="2026-07-29T23:20:00Z">
         <w:r>
           <w:rPr>
             <w:lang w:val="en-US"/>
@@ -14419,7 +15322,7 @@
           <w:t xml:space="preserve"> The name of support file shall not be identical to the name of data files (</w:t>
         </w:r>
       </w:ins>
-      <w:ins w:id="299" w:author="Pascal Heude" w:date="2026-07-29T23:22:00Z">
+      <w:ins w:id="405" w:author="Pascal Heude" w:date="2026-07-29T23:22:00Z">
         <w:r>
           <w:rPr>
             <w:lang w:val="en-US"/>
@@ -14450,13 +15353,15 @@
         </w:rPr>
         <w:fldChar w:fldCharType="separate"/>
       </w:r>
-      <w:ins w:id="300" w:author="Pascal Heude" w:date="2026-07-29T23:22:00Z">
+      <w:ins w:id="406" w:author="Pascal Heude" w:date="2026-08-30T15:34:00Z">
         <w:r>
           <w:rPr>
             <w:lang w:val="en-US"/>
           </w:rPr>
           <w:t>7.1.2</w:t>
         </w:r>
+      </w:ins>
+      <w:ins w:id="407" w:author="Pascal Heude" w:date="2026-07-29T23:22:00Z">
         <w:r>
           <w:rPr>
             <w:lang w:val="en-US"/>
@@ -14464,7 +15369,7 @@
           <w:fldChar w:fldCharType="end"/>
         </w:r>
       </w:ins>
-      <w:ins w:id="301" w:author="Pascal Heude" w:date="2026-07-29T23:23:00Z">
+      <w:ins w:id="408" w:author="Pascal Heude" w:date="2026-07-29T23:23:00Z">
         <w:r>
           <w:rPr>
             <w:lang w:val="en-US"/>
@@ -14472,7 +15377,7 @@
           <w:t>)</w:t>
         </w:r>
       </w:ins>
-      <w:ins w:id="302" w:author="Pascal Heude" w:date="2026-07-29T23:22:00Z">
+      <w:ins w:id="409" w:author="Pascal Heude" w:date="2026-07-29T23:22:00Z">
         <w:r>
           <w:rPr>
             <w:lang w:val="en-US"/>
@@ -14487,7 +15392,7 @@
           <w:lang w:val="en-US"/>
         </w:rPr>
       </w:pPr>
-      <w:ins w:id="303" w:author="Pascal Heude" w:date="2026-07-29T22:59:00Z">
+      <w:ins w:id="410" w:author="Pascal Heude" w:date="2026-07-29T22:59:00Z">
         <w:r>
           <w:rPr>
             <w:lang w:val="en-US"/>
@@ -14495,7 +15400,7 @@
           <w:t xml:space="preserve">The support files will be copied in the directory provided by the tag </w:t>
         </w:r>
       </w:ins>
-      <w:ins w:id="304" w:author="Pascal Heude" w:date="2026-07-29T23:02:00Z">
+      <w:ins w:id="411" w:author="Pascal Heude" w:date="2026-07-29T23:02:00Z">
         <w:r>
           <w:rPr>
             <w:lang w:val="en-US"/>
@@ -14528,7 +15433,7 @@
           <w:fldChar w:fldCharType="end"/>
         </w:r>
       </w:ins>
-      <w:ins w:id="305" w:author="Pascal Heude" w:date="2026-07-29T23:24:00Z">
+      <w:ins w:id="412" w:author="Pascal Heude" w:date="2026-07-29T23:24:00Z">
         <w:r>
           <w:rPr>
             <w:lang w:val="en-US"/>
@@ -14536,7 +15441,7 @@
           <w:t>, with the dat</w:t>
         </w:r>
       </w:ins>
-      <w:ins w:id="306" w:author="Pascal Heude" w:date="2026-07-29T23:26:00Z">
+      <w:ins w:id="413" w:author="Pascal Heude" w:date="2026-07-29T23:26:00Z">
         <w:r>
           <w:rPr>
             <w:lang w:val="en-US"/>
@@ -14544,7 +15449,7 @@
           <w:t>a</w:t>
         </w:r>
       </w:ins>
-      <w:ins w:id="307" w:author="Pascal Heude" w:date="2026-07-29T23:24:00Z">
+      <w:ins w:id="414" w:author="Pascal Heude" w:date="2026-07-29T23:24:00Z">
         <w:r>
           <w:rPr>
             <w:lang w:val="en-US"/>
@@ -14552,7 +15457,7 @@
           <w:t xml:space="preserve"> files</w:t>
         </w:r>
       </w:ins>
-      <w:ins w:id="308" w:author="Pascal Heude" w:date="2026-07-29T23:01:00Z">
+      <w:ins w:id="415" w:author="Pascal Heude" w:date="2026-07-29T23:01:00Z">
         <w:r>
           <w:rPr>
             <w:lang w:val="en-US"/>
@@ -14567,7 +15472,7 @@
           <w:lang w:val="en-US"/>
         </w:rPr>
       </w:pPr>
-      <w:ins w:id="309" w:author="Pascal Heude" w:date="2026-08-01T21:17:00Z">
+      <w:ins w:id="416" w:author="Pascal Heude" w:date="2026-08-01T21:17:00Z">
         <w:r>
           <w:rPr>
             <w:b/>
@@ -14577,7 +15482,7 @@
           <w:t>URQT_2</w:t>
         </w:r>
       </w:ins>
-      <w:ins w:id="310" w:author="Pascal Heude" w:date="2026-08-01T22:11:00Z">
+      <w:ins w:id="417" w:author="Pascal Heude" w:date="2026-08-01T22:11:00Z">
         <w:r>
           <w:rPr>
             <w:b/>
@@ -14587,7 +15492,7 @@
           <w:t>9</w:t>
         </w:r>
       </w:ins>
-      <w:ins w:id="311" w:author="Pascal Heude" w:date="2026-08-01T21:17:00Z">
+      <w:ins w:id="418" w:author="Pascal Heude" w:date="2026-08-01T21:17:00Z">
         <w:r>
           <w:rPr>
             <w:lang w:val="en-US"/>
@@ -14595,7 +15500,7 @@
           <w:t xml:space="preserve">: </w:t>
         </w:r>
       </w:ins>
-      <w:del w:id="312" w:author="Pascal Heude" w:date="2026-08-03T17:54:00Z">
+      <w:del w:id="419" w:author="Pascal Heude" w:date="2026-08-03T17:54:00Z">
         <w:r>
           <w:rPr>
             <w:lang w:val="en-US"/>
@@ -14603,7 +15508,7 @@
           <w:delText>T</w:delText>
         </w:r>
       </w:del>
-      <w:ins w:id="313" w:author="Pascal Heude" w:date="2026-08-03T17:54:00Z">
+      <w:ins w:id="420" w:author="Pascal Heude" w:date="2026-08-03T17:54:00Z">
         <w:r>
           <w:rPr>
             <w:lang w:val="en-US"/>
@@ -14826,7 +15731,7 @@
         </w:rPr>
         <w:t>&lt;SUPPORT_FILE&gt;c:\temp\</w:t>
       </w:r>
-      <w:del w:id="314" w:author="Pascal Heude" w:date="2026-07-29T22:54:00Z">
+      <w:del w:id="421" w:author="Pascal Heude" w:date="2026-07-29T22:54:00Z">
         <w:r>
           <w:rPr>
             <w:lang w:val="en-US"/>
@@ -14834,7 +15739,7 @@
           <w:delText>file1</w:delText>
         </w:r>
       </w:del>
-      <w:ins w:id="315" w:author="Pascal Heude" w:date="2026-07-29T22:54:00Z">
+      <w:ins w:id="422" w:author="Pascal Heude" w:date="2026-07-29T22:54:00Z">
         <w:r>
           <w:rPr>
             <w:lang w:val="en-US"/>
@@ -14892,13 +15797,13 @@
       <w:pPr>
         <w:pStyle w:val="Titre3"/>
       </w:pPr>
-      <w:bookmarkStart w:id="316" w:name="_Tag_USER_DATA"/>
-      <w:bookmarkStart w:id="317" w:name="_Toc456106032"/>
-      <w:bookmarkEnd w:id="316"/>
+      <w:bookmarkStart w:id="423" w:name="_Tag_USER_DATA"/>
+      <w:bookmarkStart w:id="424" w:name="_Toc456106032"/>
+      <w:bookmarkEnd w:id="423"/>
       <w:r>
         <w:t>Tag USER_DATA</w:t>
       </w:r>
-      <w:bookmarkEnd w:id="317"/>
+      <w:bookmarkEnd w:id="424"/>
     </w:p>
     <w:p>
       <w:pPr>
@@ -14974,7 +15879,7 @@
           <w:lang w:val="en-US"/>
         </w:rPr>
       </w:pPr>
-      <w:ins w:id="318" w:author="Pascal Heude" w:date="2026-08-01T21:19:00Z">
+      <w:ins w:id="425" w:author="Pascal Heude" w:date="2026-08-01T21:19:00Z">
         <w:r>
           <w:rPr>
             <w:b/>
@@ -14984,7 +15889,7 @@
           <w:t>URQT_</w:t>
         </w:r>
       </w:ins>
-      <w:ins w:id="319" w:author="Pascal Heude" w:date="2026-08-01T22:11:00Z">
+      <w:ins w:id="426" w:author="Pascal Heude" w:date="2026-08-01T22:11:00Z">
         <w:r>
           <w:rPr>
             <w:b/>
@@ -14994,7 +15899,7 @@
           <w:t>30</w:t>
         </w:r>
       </w:ins>
-      <w:ins w:id="320" w:author="Pascal Heude" w:date="2026-08-01T21:19:00Z">
+      <w:ins w:id="427" w:author="Pascal Heude" w:date="2026-08-01T21:19:00Z">
         <w:r>
           <w:rPr>
             <w:lang w:val="en-US"/>
@@ -15002,7 +15907,7 @@
           <w:t xml:space="preserve">: </w:t>
         </w:r>
       </w:ins>
-      <w:del w:id="321" w:author="Pascal Heude" w:date="2026-08-03T17:54:00Z">
+      <w:del w:id="428" w:author="Pascal Heude" w:date="2026-08-03T17:54:00Z">
         <w:r>
           <w:rPr>
             <w:lang w:val="en-US"/>
@@ -15010,7 +15915,7 @@
           <w:delText>T</w:delText>
         </w:r>
       </w:del>
-      <w:ins w:id="322" w:author="Pascal Heude" w:date="2026-08-03T17:54:00Z">
+      <w:ins w:id="429" w:author="Pascal Heude" w:date="2026-08-03T17:54:00Z">
         <w:r>
           <w:rPr>
             <w:lang w:val="en-US"/>
@@ -15073,18 +15978,18 @@
           <w:lang w:val="en-US"/>
         </w:rPr>
       </w:pPr>
-      <w:bookmarkStart w:id="323" w:name="_Tag_USER_DATA_FILE"/>
-      <w:bookmarkEnd w:id="323"/>
+      <w:bookmarkStart w:id="430" w:name="_Tag_USER_DATA_FILE"/>
+      <w:bookmarkEnd w:id="430"/>
     </w:p>
     <w:p>
       <w:pPr>
         <w:pStyle w:val="Titre3"/>
       </w:pPr>
-      <w:bookmarkStart w:id="324" w:name="_Toc456106033"/>
+      <w:bookmarkStart w:id="431" w:name="_Toc456106033"/>
       <w:r>
         <w:t>Tag USER_DATA_FILE</w:t>
       </w:r>
-      <w:bookmarkEnd w:id="324"/>
+      <w:bookmarkEnd w:id="431"/>
     </w:p>
     <w:p>
       <w:pPr>
@@ -15118,7 +16023,7 @@
           <w:lang w:val="en-US"/>
         </w:rPr>
       </w:pPr>
-      <w:ins w:id="325" w:author="Pascal Heude" w:date="2026-08-01T21:20:00Z">
+      <w:ins w:id="432" w:author="Pascal Heude" w:date="2026-08-01T21:20:00Z">
         <w:r>
           <w:rPr>
             <w:b/>
@@ -15136,7 +16041,7 @@
           <w:t>3</w:t>
         </w:r>
       </w:ins>
-      <w:ins w:id="326" w:author="Pascal Heude" w:date="2026-08-01T22:11:00Z">
+      <w:ins w:id="433" w:author="Pascal Heude" w:date="2026-08-01T22:11:00Z">
         <w:r>
           <w:rPr>
             <w:b/>
@@ -15146,7 +16051,7 @@
           <w:t>1</w:t>
         </w:r>
       </w:ins>
-      <w:ins w:id="327" w:author="Pascal Heude" w:date="2026-08-01T21:20:00Z">
+      <w:ins w:id="434" w:author="Pascal Heude" w:date="2026-08-01T21:20:00Z">
         <w:r>
           <w:rPr>
             <w:lang w:val="en-US"/>
@@ -15154,7 +16059,7 @@
           <w:t xml:space="preserve">: </w:t>
         </w:r>
       </w:ins>
-      <w:ins w:id="328" w:author="Pascal Heude" w:date="2026-08-03T17:55:00Z">
+      <w:ins w:id="435" w:author="Pascal Heude" w:date="2026-08-03T17:55:00Z">
         <w:r>
           <w:rPr>
             <w:lang w:val="en-US"/>
@@ -15162,7 +16067,7 @@
           <w:t>i</w:t>
         </w:r>
       </w:ins>
-      <w:ins w:id="329" w:author="Pascal Heude" w:date="2026-08-01T21:20:00Z">
+      <w:ins w:id="436" w:author="Pascal Heude" w:date="2026-08-01T21:20:00Z">
         <w:r>
           <w:rPr>
             <w:lang w:val="en-US"/>
@@ -15170,7 +16075,7 @@
           <w:t>f used, t</w:t>
         </w:r>
       </w:ins>
-      <w:del w:id="330" w:author="Pascal Heude" w:date="2026-08-01T21:20:00Z">
+      <w:del w:id="437" w:author="Pascal Heude" w:date="2026-08-01T21:20:00Z">
         <w:r>
           <w:rPr>
             <w:lang w:val="en-US"/>
@@ -15184,7 +16089,7 @@
         </w:rPr>
         <w:t xml:space="preserve">he content shall be </w:t>
       </w:r>
-      <w:ins w:id="331" w:author="Pascal Heude" w:date="2026-08-01T21:20:00Z">
+      <w:ins w:id="438" w:author="Pascal Heude" w:date="2026-08-01T21:20:00Z">
         <w:r>
           <w:rPr>
             <w:lang w:val="en-US"/>
@@ -15192,7 +16097,7 @@
           <w:t>a readable filename, including or not a path, absolute or relative.</w:t>
         </w:r>
       </w:ins>
-      <w:del w:id="332" w:author="Pascal Heude" w:date="2026-08-01T21:20:00Z">
+      <w:del w:id="439" w:author="Pascal Heude" w:date="2026-08-01T21:20:00Z">
         <w:r>
           <w:rPr>
             <w:lang w:val="en-US"/>
@@ -15319,7 +16224,21 @@
         <w:rPr>
           <w:lang w:val="en-US"/>
         </w:rPr>
-        <w:t>&gt;user_data.bin&lt;/</w:t>
+        <w:t>&gt;</w:t>
+      </w:r>
+      <w:proofErr w:type="spellStart"/>
+      <w:r>
+        <w:rPr>
+          <w:lang w:val="en-US"/>
+        </w:rPr>
+        <w:t>user_data.bin</w:t>
+      </w:r>
+      <w:proofErr w:type="spellEnd"/>
+      <w:r>
+        <w:rPr>
+          <w:lang w:val="en-US"/>
+        </w:rPr>
+        <w:t>&lt;/</w:t>
       </w:r>
       <w:r>
         <w:rPr>
@@ -15352,13 +16271,13 @@
       <w:pPr>
         <w:pStyle w:val="Titre3"/>
       </w:pPr>
-      <w:bookmarkStart w:id="333" w:name="_Tag_USER_DATA_TEXT"/>
-      <w:bookmarkStart w:id="334" w:name="_Toc456106034"/>
-      <w:bookmarkEnd w:id="333"/>
+      <w:bookmarkStart w:id="440" w:name="_Tag_USER_DATA_TEXT"/>
+      <w:bookmarkStart w:id="441" w:name="_Toc456106034"/>
+      <w:bookmarkEnd w:id="440"/>
       <w:r>
         <w:t>Tag USER_DATA_TEXT</w:t>
       </w:r>
-      <w:bookmarkEnd w:id="334"/>
+      <w:bookmarkEnd w:id="441"/>
     </w:p>
     <w:p>
       <w:pPr>
@@ -15383,6 +16302,7 @@
         <w:rPr>
           <w:lang w:val="en-US"/>
         </w:rPr>
+        <w:lastRenderedPageBreak/>
         <w:t>This tag is not mandatory.</w:t>
       </w:r>
     </w:p>
@@ -15392,7 +16312,7 @@
           <w:lang w:val="en-US"/>
         </w:rPr>
       </w:pPr>
-      <w:ins w:id="335" w:author="Pascal Heude" w:date="2026-08-01T21:21:00Z">
+      <w:ins w:id="442" w:author="Pascal Heude" w:date="2026-08-01T21:21:00Z">
         <w:r>
           <w:rPr>
             <w:b/>
@@ -15410,7 +16330,7 @@
           <w:t>3</w:t>
         </w:r>
       </w:ins>
-      <w:ins w:id="336" w:author="Pascal Heude" w:date="2026-08-01T22:11:00Z">
+      <w:ins w:id="443" w:author="Pascal Heude" w:date="2026-08-01T22:11:00Z">
         <w:r>
           <w:rPr>
             <w:b/>
@@ -15420,7 +16340,7 @@
           <w:t>2</w:t>
         </w:r>
       </w:ins>
-      <w:ins w:id="337" w:author="Pascal Heude" w:date="2026-08-01T21:21:00Z">
+      <w:ins w:id="444" w:author="Pascal Heude" w:date="2026-08-01T21:21:00Z">
         <w:r>
           <w:rPr>
             <w:lang w:val="en-US"/>
@@ -15428,7 +16348,7 @@
           <w:t xml:space="preserve">: </w:t>
         </w:r>
       </w:ins>
-      <w:ins w:id="338" w:author="Pascal Heude" w:date="2026-08-03T17:55:00Z">
+      <w:ins w:id="445" w:author="Pascal Heude" w:date="2026-08-03T17:55:00Z">
         <w:r>
           <w:rPr>
             <w:lang w:val="en-US"/>
@@ -15436,7 +16356,7 @@
           <w:t>i</w:t>
         </w:r>
       </w:ins>
-      <w:ins w:id="339" w:author="Pascal Heude" w:date="2026-08-01T21:21:00Z">
+      <w:ins w:id="446" w:author="Pascal Heude" w:date="2026-08-01T21:21:00Z">
         <w:r>
           <w:rPr>
             <w:lang w:val="en-US"/>
@@ -15444,7 +16364,7 @@
           <w:t xml:space="preserve">f used, </w:t>
         </w:r>
       </w:ins>
-      <w:del w:id="340" w:author="Pascal Heude" w:date="2026-08-01T21:21:00Z">
+      <w:del w:id="447" w:author="Pascal Heude" w:date="2026-08-01T21:21:00Z">
         <w:r>
           <w:rPr>
             <w:lang w:val="en-US"/>
@@ -15452,7 +16372,7 @@
           <w:delText>T</w:delText>
         </w:r>
       </w:del>
-      <w:ins w:id="341" w:author="Pascal Heude" w:date="2026-08-01T21:21:00Z">
+      <w:ins w:id="448" w:author="Pascal Heude" w:date="2026-08-01T21:21:00Z">
         <w:r>
           <w:rPr>
             <w:lang w:val="en-US"/>
@@ -15516,7 +16436,21 @@
         <w:rPr>
           <w:lang w:val="en-US"/>
         </w:rPr>
-        <w:t>&lt;USER_DATA_TEXT&gt;This is a text&lt;/USER_DATA_TEXT&gt;</w:t>
+        <w:t>&lt;USER_DATA_TEXT&gt;</w:t>
+      </w:r>
+      <w:proofErr w:type="gramStart"/>
+      <w:r>
+        <w:rPr>
+          <w:lang w:val="en-US"/>
+        </w:rPr>
+        <w:t>This</w:t>
+      </w:r>
+      <w:proofErr w:type="gramEnd"/>
+      <w:r>
+        <w:rPr>
+          <w:lang w:val="en-US"/>
+        </w:rPr>
+        <w:t xml:space="preserve"> is a text&lt;/USER_DATA_TEXT&gt;</w:t>
       </w:r>
     </w:p>
     <w:p>
@@ -15530,11 +16464,11 @@
       <w:pPr>
         <w:pStyle w:val="Titre3"/>
       </w:pPr>
-      <w:bookmarkStart w:id="342" w:name="_Toc456106035"/>
+      <w:bookmarkStart w:id="449" w:name="_Toc456106035"/>
       <w:r>
         <w:t>Tag USER_DATA_BCC</w:t>
       </w:r>
-      <w:bookmarkEnd w:id="342"/>
+      <w:bookmarkEnd w:id="449"/>
     </w:p>
     <w:p>
       <w:pPr>
@@ -15574,13 +16508,13 @@
       <w:pPr>
         <w:pStyle w:val="Titre3"/>
       </w:pPr>
-      <w:bookmarkStart w:id="343" w:name="_Tag_MEDIA"/>
-      <w:bookmarkStart w:id="344" w:name="_Toc456106036"/>
-      <w:bookmarkEnd w:id="343"/>
+      <w:bookmarkStart w:id="450" w:name="_Tag_MEDIA"/>
+      <w:bookmarkStart w:id="451" w:name="_Toc456106036"/>
+      <w:bookmarkEnd w:id="450"/>
       <w:r>
         <w:t>Tag MEDIA</w:t>
       </w:r>
-      <w:bookmarkEnd w:id="344"/>
+      <w:bookmarkEnd w:id="451"/>
     </w:p>
     <w:p>
       <w:pPr>
@@ -15715,15 +16649,14 @@
           <w:lang w:val="en-US"/>
         </w:rPr>
       </w:pPr>
-      <w:bookmarkStart w:id="345" w:name="_Toc456106037"/>
-      <w:r>
-        <w:rPr>
-          <w:lang w:val="en-US"/>
-        </w:rPr>
-        <w:lastRenderedPageBreak/>
+      <w:bookmarkStart w:id="452" w:name="_Toc456106037"/>
+      <w:r>
+        <w:rPr>
+          <w:lang w:val="en-US"/>
+        </w:rPr>
         <w:t>LIMITATIONS</w:t>
       </w:r>
-      <w:bookmarkEnd w:id="345"/>
+      <w:bookmarkEnd w:id="452"/>
     </w:p>
     <w:p>
       <w:pPr>
@@ -15749,11 +16682,11 @@
       <w:pPr>
         <w:pStyle w:val="Titre2"/>
       </w:pPr>
-      <w:bookmarkStart w:id="346" w:name="_Toc456106038"/>
+      <w:bookmarkStart w:id="453" w:name="_Toc456106038"/>
       <w:r>
         <w:t>ARINC665-1</w:t>
       </w:r>
-      <w:bookmarkEnd w:id="346"/>
+      <w:bookmarkEnd w:id="453"/>
     </w:p>
     <w:p>
       <w:pPr>
@@ -15815,21 +16748,21 @@
       <w:pPr>
         <w:pStyle w:val="Titre2"/>
       </w:pPr>
-      <w:bookmarkStart w:id="347" w:name="_Toc456106039"/>
+      <w:bookmarkStart w:id="454" w:name="_Toc456106039"/>
       <w:r>
         <w:t>ARINC665-2</w:t>
       </w:r>
-      <w:bookmarkEnd w:id="347"/>
+      <w:bookmarkEnd w:id="454"/>
     </w:p>
     <w:p>
       <w:pPr>
         <w:pStyle w:val="Titre3"/>
       </w:pPr>
-      <w:bookmarkStart w:id="348" w:name="_Toc456106040"/>
+      <w:bookmarkStart w:id="455" w:name="_Toc456106040"/>
       <w:r>
         <w:t>General</w:t>
       </w:r>
-      <w:bookmarkEnd w:id="348"/>
+      <w:bookmarkEnd w:id="455"/>
     </w:p>
     <w:p>
       <w:pPr>
@@ -15887,14 +16820,14 @@
           <w:numId w:val="22"/>
         </w:numPr>
         <w:rPr>
-          <w:ins w:id="349" w:author="Pascal Heude" w:date="2026-08-03T17:45:00Z"/>
-          <w:lang w:val="en-US"/>
-        </w:rPr>
-        <w:pPrChange w:id="350" w:author="Pascal Heude" w:date="2026-08-03T17:46:00Z">
+          <w:ins w:id="456" w:author="Pascal Heude" w:date="2026-08-03T17:45:00Z"/>
+          <w:lang w:val="en-US"/>
+        </w:rPr>
+        <w:pPrChange w:id="457" w:author="Pascal Heude" w:date="2026-08-03T17:46:00Z">
           <w:pPr/>
         </w:pPrChange>
       </w:pPr>
-      <w:ins w:id="351" w:author="Pascal Heude" w:date="2026-08-03T17:45:00Z">
+      <w:ins w:id="458" w:author="Pascal Heude" w:date="2026-08-03T17:45:00Z">
         <w:r>
           <w:rPr>
             <w:lang w:val="en-US"/>
@@ -15914,11 +16847,16 @@
       <w:pPr>
         <w:pStyle w:val="Titre3"/>
       </w:pPr>
-      <w:bookmarkStart w:id="352" w:name="_Toc456106041"/>
-      <w:r>
-        <w:t>Data files</w:t>
-      </w:r>
-      <w:bookmarkEnd w:id="352"/>
+      <w:bookmarkStart w:id="459" w:name="_Toc456106041"/>
+      <w:r>
+        <w:t xml:space="preserve">Data </w:t>
+      </w:r>
+      <w:proofErr w:type="spellStart"/>
+      <w:r>
+        <w:t>files</w:t>
+      </w:r>
+      <w:bookmarkEnd w:id="459"/>
+      <w:proofErr w:type="spellEnd"/>
     </w:p>
     <w:p>
       <w:pPr>
@@ -15956,14 +16894,27 @@
       <w:pPr>
         <w:pStyle w:val="Titre3"/>
       </w:pPr>
-      <w:bookmarkStart w:id="353" w:name="_Toc456106042"/>
+      <w:bookmarkStart w:id="460" w:name="_Toc456106042"/>
       <w:r>
         <w:t>List</w:t>
       </w:r>
       <w:r>
-        <w:t>-of-Files file</w:t>
-      </w:r>
-      <w:bookmarkEnd w:id="353"/>
+        <w:t>-</w:t>
+      </w:r>
+      <w:proofErr w:type="spellStart"/>
+      <w:r>
+        <w:t>of</w:t>
+      </w:r>
+      <w:proofErr w:type="spellEnd"/>
+      <w:r>
+        <w:t xml:space="preserve">-Files </w:t>
+      </w:r>
+      <w:proofErr w:type="spellStart"/>
+      <w:r>
+        <w:t>file</w:t>
+      </w:r>
+      <w:bookmarkEnd w:id="460"/>
+      <w:proofErr w:type="spellEnd"/>
     </w:p>
     <w:p>
       <w:pPr>
@@ -16042,11 +16993,25 @@
       <w:pPr>
         <w:pStyle w:val="Titre3"/>
       </w:pPr>
-      <w:bookmarkStart w:id="354" w:name="_Toc456106043"/>
-      <w:r>
-        <w:t>List-of-Loads file</w:t>
-      </w:r>
-      <w:bookmarkEnd w:id="354"/>
+      <w:bookmarkStart w:id="461" w:name="_Toc456106043"/>
+      <w:r>
+        <w:lastRenderedPageBreak/>
+        <w:t>List-</w:t>
+      </w:r>
+      <w:proofErr w:type="spellStart"/>
+      <w:r>
+        <w:t>of</w:t>
+      </w:r>
+      <w:proofErr w:type="spellEnd"/>
+      <w:r>
+        <w:t xml:space="preserve">-Loads </w:t>
+      </w:r>
+      <w:proofErr w:type="spellStart"/>
+      <w:r>
+        <w:t>file</w:t>
+      </w:r>
+      <w:bookmarkEnd w:id="461"/>
+      <w:proofErr w:type="spellEnd"/>
     </w:p>
     <w:p>
       <w:pPr>
@@ -16137,11 +17102,24 @@
       <w:pPr>
         <w:pStyle w:val="Titre3"/>
       </w:pPr>
-      <w:bookmarkStart w:id="355" w:name="_Toc456106044"/>
-      <w:r>
-        <w:t>List-of-Batch file</w:t>
-      </w:r>
-      <w:bookmarkEnd w:id="355"/>
+      <w:bookmarkStart w:id="462" w:name="_Toc456106044"/>
+      <w:r>
+        <w:t>List-</w:t>
+      </w:r>
+      <w:proofErr w:type="spellStart"/>
+      <w:r>
+        <w:t>of</w:t>
+      </w:r>
+      <w:proofErr w:type="spellEnd"/>
+      <w:r>
+        <w:t xml:space="preserve">-Batch </w:t>
+      </w:r>
+      <w:proofErr w:type="spellStart"/>
+      <w:r>
+        <w:t>file</w:t>
+      </w:r>
+      <w:bookmarkEnd w:id="462"/>
+      <w:proofErr w:type="spellEnd"/>
     </w:p>
     <w:p>
       <w:pPr>
@@ -16310,11 +17288,16 @@
       <w:pPr>
         <w:pStyle w:val="Titre3"/>
       </w:pPr>
-      <w:bookmarkStart w:id="356" w:name="_Toc456106045"/>
-      <w:r>
-        <w:t>Batch file</w:t>
-      </w:r>
-      <w:bookmarkEnd w:id="356"/>
+      <w:bookmarkStart w:id="463" w:name="_Toc456106045"/>
+      <w:r>
+        <w:t xml:space="preserve">Batch </w:t>
+      </w:r>
+      <w:proofErr w:type="spellStart"/>
+      <w:r>
+        <w:t>file</w:t>
+      </w:r>
+      <w:bookmarkEnd w:id="463"/>
+      <w:proofErr w:type="spellEnd"/>
     </w:p>
     <w:p>
       <w:pPr>
@@ -16355,21 +17338,26 @@
       <w:pPr>
         <w:pStyle w:val="Titre2"/>
       </w:pPr>
-      <w:bookmarkStart w:id="357" w:name="_Toc456106046"/>
+      <w:bookmarkStart w:id="464" w:name="_Toc456106046"/>
       <w:r>
         <w:t>ARINC665-3</w:t>
       </w:r>
-      <w:bookmarkEnd w:id="357"/>
+      <w:bookmarkEnd w:id="464"/>
+      <w:ins w:id="465" w:author="Pascal Heude" w:date="2026-08-30T15:30:00Z">
+        <w:r>
+          <w:t xml:space="preserve"> / ARINC665-4 / ARINC665-5</w:t>
+        </w:r>
+      </w:ins>
     </w:p>
     <w:p>
       <w:pPr>
         <w:pStyle w:val="Titre3"/>
       </w:pPr>
-      <w:bookmarkStart w:id="358" w:name="_Toc456106047"/>
+      <w:bookmarkStart w:id="466" w:name="_Toc456106047"/>
       <w:r>
         <w:t>General</w:t>
       </w:r>
-      <w:bookmarkEnd w:id="358"/>
+      <w:bookmarkEnd w:id="466"/>
     </w:p>
     <w:p>
       <w:pPr>
@@ -16410,7 +17398,6 @@
         <w:rPr>
           <w:lang w:val="en-US"/>
         </w:rPr>
-        <w:lastRenderedPageBreak/>
         <w:t>It’s not possible to have several integrity checks in case of several support files.</w:t>
       </w:r>
       <w:r>
@@ -16431,11 +17418,16 @@
       <w:pPr>
         <w:pStyle w:val="Titre3"/>
       </w:pPr>
-      <w:bookmarkStart w:id="359" w:name="_Toc456106048"/>
-      <w:r>
-        <w:t>Header file</w:t>
-      </w:r>
-      <w:bookmarkEnd w:id="359"/>
+      <w:bookmarkStart w:id="467" w:name="_Toc456106048"/>
+      <w:r>
+        <w:t xml:space="preserve">Header </w:t>
+      </w:r>
+      <w:proofErr w:type="spellStart"/>
+      <w:r>
+        <w:t>file</w:t>
+      </w:r>
+      <w:bookmarkEnd w:id="467"/>
+      <w:proofErr w:type="spellEnd"/>
     </w:p>
     <w:p>
       <w:pPr>
@@ -16544,11 +17536,16 @@
       <w:pPr>
         <w:pStyle w:val="Titre3"/>
       </w:pPr>
-      <w:bookmarkStart w:id="360" w:name="_Toc456106049"/>
-      <w:r>
-        <w:t>Data files</w:t>
-      </w:r>
-      <w:bookmarkEnd w:id="360"/>
+      <w:bookmarkStart w:id="468" w:name="_Toc456106049"/>
+      <w:r>
+        <w:t xml:space="preserve">Data </w:t>
+      </w:r>
+      <w:proofErr w:type="spellStart"/>
+      <w:r>
+        <w:t>files</w:t>
+      </w:r>
+      <w:bookmarkEnd w:id="468"/>
+      <w:proofErr w:type="spellEnd"/>
     </w:p>
     <w:p>
       <w:pPr>
@@ -16604,14 +17601,27 @@
       <w:pPr>
         <w:pStyle w:val="Titre3"/>
       </w:pPr>
-      <w:bookmarkStart w:id="361" w:name="_Toc456106050"/>
+      <w:bookmarkStart w:id="469" w:name="_Toc456106050"/>
       <w:r>
         <w:t>List</w:t>
       </w:r>
       <w:r>
-        <w:t>-of-Files file</w:t>
-      </w:r>
-      <w:bookmarkEnd w:id="361"/>
+        <w:t>-</w:t>
+      </w:r>
+      <w:proofErr w:type="spellStart"/>
+      <w:r>
+        <w:t>of</w:t>
+      </w:r>
+      <w:proofErr w:type="spellEnd"/>
+      <w:r>
+        <w:t xml:space="preserve">-Files </w:t>
+      </w:r>
+      <w:proofErr w:type="spellStart"/>
+      <w:r>
+        <w:t>file</w:t>
+      </w:r>
+      <w:bookmarkEnd w:id="469"/>
+      <w:proofErr w:type="spellEnd"/>
     </w:p>
     <w:p>
       <w:pPr>
@@ -16786,11 +17796,24 @@
       <w:pPr>
         <w:pStyle w:val="Titre3"/>
       </w:pPr>
-      <w:bookmarkStart w:id="362" w:name="_Toc456106051"/>
-      <w:r>
-        <w:t>List-of-Loads file</w:t>
-      </w:r>
-      <w:bookmarkEnd w:id="362"/>
+      <w:bookmarkStart w:id="470" w:name="_Toc456106051"/>
+      <w:r>
+        <w:t>List-</w:t>
+      </w:r>
+      <w:proofErr w:type="spellStart"/>
+      <w:r>
+        <w:t>of</w:t>
+      </w:r>
+      <w:proofErr w:type="spellEnd"/>
+      <w:r>
+        <w:t xml:space="preserve">-Loads </w:t>
+      </w:r>
+      <w:proofErr w:type="spellStart"/>
+      <w:r>
+        <w:t>file</w:t>
+      </w:r>
+      <w:bookmarkEnd w:id="470"/>
+      <w:proofErr w:type="spellEnd"/>
     </w:p>
     <w:p>
       <w:pPr>
@@ -16825,6 +17848,7 @@
         <w:rPr>
           <w:lang w:val="en-US"/>
         </w:rPr>
+        <w:lastRenderedPageBreak/>
         <w:t>User Defined Data fields (ref [3] §3.2.3.2.26) not supported</w:t>
       </w:r>
     </w:p>
@@ -16953,11 +17977,24 @@
       <w:pPr>
         <w:pStyle w:val="Titre3"/>
       </w:pPr>
-      <w:bookmarkStart w:id="363" w:name="_Toc456106052"/>
-      <w:r>
-        <w:t>List-of-Batch file</w:t>
-      </w:r>
-      <w:bookmarkEnd w:id="363"/>
+      <w:bookmarkStart w:id="471" w:name="_Toc456106052"/>
+      <w:r>
+        <w:t>List-</w:t>
+      </w:r>
+      <w:proofErr w:type="spellStart"/>
+      <w:r>
+        <w:t>of</w:t>
+      </w:r>
+      <w:proofErr w:type="spellEnd"/>
+      <w:r>
+        <w:t xml:space="preserve">-Batch </w:t>
+      </w:r>
+      <w:proofErr w:type="spellStart"/>
+      <w:r>
+        <w:t>file</w:t>
+      </w:r>
+      <w:bookmarkEnd w:id="471"/>
+      <w:proofErr w:type="spellEnd"/>
     </w:p>
     <w:p>
       <w:pPr>
@@ -17084,11 +18121,16 @@
       <w:pPr>
         <w:pStyle w:val="Titre3"/>
       </w:pPr>
-      <w:bookmarkStart w:id="364" w:name="_Toc456106053"/>
-      <w:r>
-        <w:t>Batch file</w:t>
-      </w:r>
-      <w:bookmarkEnd w:id="364"/>
+      <w:bookmarkStart w:id="472" w:name="_Toc456106053"/>
+      <w:r>
+        <w:t xml:space="preserve">Batch </w:t>
+      </w:r>
+      <w:proofErr w:type="spellStart"/>
+      <w:r>
+        <w:t>file</w:t>
+      </w:r>
+      <w:bookmarkEnd w:id="472"/>
+      <w:proofErr w:type="spellEnd"/>
     </w:p>
     <w:p>
       <w:pPr>
@@ -17148,14 +18190,14 @@
           <w:lang w:val="en-US"/>
         </w:rPr>
       </w:pPr>
-      <w:bookmarkStart w:id="365" w:name="_Toc456106054"/>
+      <w:bookmarkStart w:id="473" w:name="_Toc456106054"/>
       <w:r>
         <w:rPr>
           <w:lang w:val="en-US"/>
         </w:rPr>
         <w:t>LOAD STRUCTURE</w:t>
       </w:r>
-      <w:bookmarkEnd w:id="365"/>
+      <w:bookmarkEnd w:id="473"/>
     </w:p>
     <w:p>
       <w:pPr>
@@ -17187,7 +18229,7 @@
         </w:rPr>
         <w:t>FILES.LUM</w:t>
       </w:r>
-      <w:ins w:id="366" w:author="Pascal Heude" w:date="2026-08-03T17:42:00Z">
+      <w:ins w:id="474" w:author="Pascal Heude" w:date="2026-08-03T17:42:00Z">
         <w:r>
           <w:rPr>
             <w:lang w:val="en-US"/>
@@ -17202,7 +18244,7 @@
           <w:fldChar w:fldCharType="begin"/>
         </w:r>
       </w:ins>
-      <w:ins w:id="367" w:author="Pascal Heude" w:date="2026-08-03T17:43:00Z">
+      <w:ins w:id="475" w:author="Pascal Heude" w:date="2026-08-03T17:43:00Z">
         <w:r>
           <w:rPr>
             <w:rStyle w:val="Lienhypertexte"/>
@@ -17211,7 +18253,7 @@
           <w:instrText>HYPERLINK  \l "_Tag_MEDIA"</w:instrText>
         </w:r>
       </w:ins>
-      <w:ins w:id="368" w:author="Pascal Heude" w:date="2026-08-03T17:42:00Z">
+      <w:ins w:id="476" w:author="Pascal Heude" w:date="2026-08-03T17:42:00Z">
         <w:r>
           <w:rPr>
             <w:rStyle w:val="Lienhypertexte"/>
@@ -17220,7 +18262,7 @@
           <w:fldChar w:fldCharType="separate"/>
         </w:r>
       </w:ins>
-      <w:ins w:id="369" w:author="Pascal Heude" w:date="2026-08-03T17:43:00Z">
+      <w:ins w:id="477" w:author="Pascal Heude" w:date="2026-08-03T17:43:00Z">
         <w:r>
           <w:rPr>
             <w:rStyle w:val="Lienhypertexte"/>
@@ -17229,7 +18271,7 @@
           <w:t>MEDIA</w:t>
         </w:r>
       </w:ins>
-      <w:ins w:id="370" w:author="Pascal Heude" w:date="2026-08-03T17:42:00Z">
+      <w:ins w:id="478" w:author="Pascal Heude" w:date="2026-08-03T17:42:00Z">
         <w:r>
           <w:rPr>
             <w:rStyle w:val="Lienhypertexte"/>
@@ -17262,7 +18304,7 @@
         </w:rPr>
         <w:t>LOADS.LUM</w:t>
       </w:r>
-      <w:ins w:id="371" w:author="Pascal Heude" w:date="2026-08-03T17:44:00Z">
+      <w:ins w:id="479" w:author="Pascal Heude" w:date="2026-08-03T17:44:00Z">
         <w:r>
           <w:rPr>
             <w:lang w:val="en-US"/>
@@ -17342,7 +18384,7 @@
         </w:rPr>
         <w:fldChar w:fldCharType="begin"/>
       </w:r>
-      <w:ins w:id="372" w:author="Pascal Heude" w:date="2026-08-03T17:44:00Z">
+      <w:ins w:id="480" w:author="Pascal Heude" w:date="2026-08-03T17:44:00Z">
         <w:r>
           <w:rPr>
             <w:rStyle w:val="Lienhypertexte"/>
@@ -17351,7 +18393,7 @@
           <w:instrText>HYPERLINK  \l "_Tag_MEDIA"</w:instrText>
         </w:r>
       </w:ins>
-      <w:del w:id="373" w:author="Pascal Heude" w:date="2026-08-03T17:44:00Z">
+      <w:del w:id="481" w:author="Pascal Heude" w:date="2026-08-03T17:44:00Z">
         <w:r>
           <w:rPr>
             <w:rStyle w:val="Lienhypertexte"/>
@@ -17367,7 +18409,7 @@
         </w:rPr>
         <w:fldChar w:fldCharType="separate"/>
       </w:r>
-      <w:del w:id="374" w:author="Pascal Heude" w:date="2026-08-03T17:44:00Z">
+      <w:del w:id="482" w:author="Pascal Heude" w:date="2026-08-03T17:44:00Z">
         <w:r>
           <w:rPr>
             <w:rStyle w:val="Lienhypertexte"/>
@@ -17376,7 +18418,7 @@
           <w:delText>BATCH</w:delText>
         </w:r>
       </w:del>
-      <w:ins w:id="375" w:author="Pascal Heude" w:date="2026-08-03T17:44:00Z">
+      <w:ins w:id="483" w:author="Pascal Heude" w:date="2026-08-03T17:44:00Z">
         <w:r>
           <w:rPr>
             <w:rStyle w:val="Lienhypertexte"/>
@@ -17486,7 +18528,6 @@
         <w:rPr>
           <w:lang w:val="en-US"/>
         </w:rPr>
-        <w:lastRenderedPageBreak/>
         <w:t>Header file (.LUH)</w:t>
       </w:r>
     </w:p>
@@ -17519,7 +18560,7 @@
           <w:lang w:val="en-US"/>
         </w:rPr>
       </w:pPr>
-      <w:ins w:id="376" w:author="Pascal Heude" w:date="2026-07-30T23:07:00Z">
+      <w:ins w:id="484" w:author="Pascal Heude" w:date="2026-07-30T23:07:00Z">
         <w:r>
           <w:rPr>
             <w:lang w:val="en-US"/>
@@ -17531,11 +18572,11 @@
     <w:p>
       <w:pPr>
         <w:rPr>
-          <w:ins w:id="377" w:author="Pascal Heude" w:date="2026-08-05T22:48:00Z"/>
-          <w:lang w:val="en-US"/>
-        </w:rPr>
-      </w:pPr>
-      <w:ins w:id="378" w:author="Pascal Heude" w:date="2026-08-05T22:44:00Z">
+          <w:ins w:id="485" w:author="Pascal Heude" w:date="2026-08-05T22:48:00Z"/>
+          <w:lang w:val="en-US"/>
+        </w:rPr>
+      </w:pPr>
+      <w:ins w:id="486" w:author="Pascal Heude" w:date="2026-08-05T22:44:00Z">
         <w:r>
           <w:rPr>
             <w:lang w:val="en-US"/>
@@ -17555,21 +18596,26 @@
       <w:pPr>
         <w:pStyle w:val="Titre2"/>
       </w:pPr>
-      <w:bookmarkStart w:id="379" w:name="_Toc456106055"/>
+      <w:bookmarkStart w:id="487" w:name="_Toc456106055"/>
       <w:r>
         <w:t>Filenames</w:t>
       </w:r>
-      <w:bookmarkEnd w:id="379"/>
+      <w:bookmarkEnd w:id="487"/>
     </w:p>
     <w:p>
       <w:pPr>
         <w:pStyle w:val="Titre3"/>
       </w:pPr>
-      <w:bookmarkStart w:id="380" w:name="_Toc456106056"/>
-      <w:r>
-        <w:t>Header file</w:t>
-      </w:r>
-      <w:bookmarkEnd w:id="380"/>
+      <w:bookmarkStart w:id="488" w:name="_Toc456106056"/>
+      <w:r>
+        <w:t xml:space="preserve">Header </w:t>
+      </w:r>
+      <w:proofErr w:type="spellStart"/>
+      <w:r>
+        <w:t>file</w:t>
+      </w:r>
+      <w:bookmarkEnd w:id="488"/>
+      <w:proofErr w:type="spellEnd"/>
     </w:p>
     <w:p>
       <w:pPr>
@@ -17664,13 +18710,18 @@
       <w:pPr>
         <w:pStyle w:val="Titre3"/>
       </w:pPr>
-      <w:bookmarkStart w:id="381" w:name="_Toc456106057"/>
-      <w:bookmarkStart w:id="382" w:name="_Ref236259785"/>
-      <w:r>
-        <w:t>Data files</w:t>
-      </w:r>
-      <w:bookmarkEnd w:id="381"/>
-      <w:bookmarkEnd w:id="382"/>
+      <w:bookmarkStart w:id="489" w:name="_Toc456106057"/>
+      <w:bookmarkStart w:id="490" w:name="_Ref236259785"/>
+      <w:r>
+        <w:t xml:space="preserve">Data </w:t>
+      </w:r>
+      <w:proofErr w:type="spellStart"/>
+      <w:r>
+        <w:t>files</w:t>
+      </w:r>
+      <w:bookmarkEnd w:id="489"/>
+      <w:bookmarkEnd w:id="490"/>
+      <w:proofErr w:type="spellEnd"/>
     </w:p>
     <w:p>
       <w:pPr>
@@ -17760,11 +18811,16 @@
       <w:pPr>
         <w:pStyle w:val="Titre3"/>
       </w:pPr>
-      <w:bookmarkStart w:id="383" w:name="_Toc456106058"/>
-      <w:r>
-        <w:t>Batch file</w:t>
-      </w:r>
-      <w:bookmarkEnd w:id="383"/>
+      <w:bookmarkStart w:id="491" w:name="_Toc456106058"/>
+      <w:r>
+        <w:t xml:space="preserve">Batch </w:t>
+      </w:r>
+      <w:proofErr w:type="spellStart"/>
+      <w:r>
+        <w:t>file</w:t>
+      </w:r>
+      <w:bookmarkEnd w:id="491"/>
+      <w:proofErr w:type="spellEnd"/>
     </w:p>
     <w:p>
       <w:pPr>
@@ -17903,7 +18959,23 @@
         <w:sz w:val="14"/>
         <w:lang w:val="en-US"/>
       </w:rPr>
-      <w:t>This document is the property of Assistance Informatique Toulouse and must not be disclosed nor reproduced with</w:t>
+      <w:t xml:space="preserve">This document is the property of Assistance </w:t>
+    </w:r>
+    <w:proofErr w:type="spellStart"/>
+    <w:r>
+      <w:rPr>
+        <w:sz w:val="14"/>
+        <w:lang w:val="en-US"/>
+      </w:rPr>
+      <w:t>Informatique</w:t>
+    </w:r>
+    <w:proofErr w:type="spellEnd"/>
+    <w:r>
+      <w:rPr>
+        <w:sz w:val="14"/>
+        <w:lang w:val="en-US"/>
+      </w:rPr>
+      <w:t xml:space="preserve"> Toulouse and must not be disclosed nor reproduced with</w:t>
     </w:r>
     <w:r>
       <w:rPr>
@@ -17930,12 +19002,21 @@
         <w:lang w:val="en-US"/>
       </w:rPr>
     </w:pPr>
+    <w:proofErr w:type="gramStart"/>
     <w:r>
       <w:rPr>
         <w:sz w:val="14"/>
         <w:lang w:val="en-US"/>
       </w:rPr>
-      <w:t xml:space="preserve">mailto : </w:t>
+      <w:t>mailto :</w:t>
+    </w:r>
+    <w:proofErr w:type="gramEnd"/>
+    <w:r>
+      <w:rPr>
+        <w:sz w:val="14"/>
+        <w:lang w:val="en-US"/>
+      </w:rPr>
+      <w:t xml:space="preserve"> </w:t>
     </w:r>
     <w:hyperlink r:id="rId1" w:history="1">
       <w:r>
@@ -17969,7 +19050,7 @@
       <w:rPr>
         <w:noProof/>
       </w:rPr>
-      <w:t>13</w:t>
+      <w:t>18</w:t>
     </w:r>
     <w:r>
       <w:fldChar w:fldCharType="end"/>
@@ -22388,7 +23469,7 @@
 </file>
 
 <file path=customXml/itemProps1.xml><?xml version="1.0" encoding="utf-8"?>
-<ds:datastoreItem xmlns:ds="http://schemas.openxmlformats.org/officeDocument/2006/customXml" ds:itemID="{86B705BE-C259-4972-A801-444D3F351191}">
+<ds:datastoreItem xmlns:ds="http://schemas.openxmlformats.org/officeDocument/2006/customXml" ds:itemID="{B1130DB2-795F-499A-8DE7-42844676DA43}">
   <ds:schemaRefs>
     <ds:schemaRef ds:uri="http://schemas.openxmlformats.org/officeDocument/2006/bibliography"/>
   </ds:schemaRefs>
